--- a/DATN/BaoCaoDATN.docx
+++ b/DATN/BaoCaoDATN.docx
@@ -6476,7 +6476,21 @@
         <w:rPr>
           <w:lang w:val="fr-FR"/>
         </w:rPr>
-        <w:t>Phạm vi không gian: nghiên cứu được thực hiện trong môi trường phát triển phần mềm và website Bemori</w:t>
+        <w:t xml:space="preserve">Phạm vi không </w:t>
+      </w:r>
+      <w:proofErr w:type="gramStart"/>
+      <w:r>
+        <w:rPr>
+          <w:lang w:val="fr-FR"/>
+        </w:rPr>
+        <w:t>gian:</w:t>
+      </w:r>
+      <w:proofErr w:type="gramEnd"/>
+      <w:r>
+        <w:rPr>
+          <w:lang w:val="fr-FR"/>
+        </w:rPr>
+        <w:t xml:space="preserve"> nghiên cứu được thực hiện trong môi trường phát triển phần mềm và website Bemori</w:t>
       </w:r>
     </w:p>
     <w:p>
@@ -6494,7 +6508,21 @@
         <w:rPr>
           <w:lang w:val="fr-FR"/>
         </w:rPr>
-        <w:t xml:space="preserve">Phạm vi thời gian: từ </w:t>
+        <w:t xml:space="preserve">Phạm vi thời </w:t>
+      </w:r>
+      <w:proofErr w:type="gramStart"/>
+      <w:r>
+        <w:rPr>
+          <w:lang w:val="fr-FR"/>
+        </w:rPr>
+        <w:t>gian:</w:t>
+      </w:r>
+      <w:proofErr w:type="gramEnd"/>
+      <w:r>
+        <w:rPr>
+          <w:lang w:val="fr-FR"/>
+        </w:rPr>
+        <w:t xml:space="preserve"> từ </w:t>
       </w:r>
       <w:r>
         <w:rPr>
@@ -6578,8 +6606,16 @@
         <w:rPr>
           <w:lang w:val="fr-FR"/>
         </w:rPr>
-        <w:t>Ý nghĩa khoa học và thực tiễn của đề tài:</w:t>
-      </w:r>
+        <w:t xml:space="preserve">Ý nghĩa khoa học và thực tiễn của đề </w:t>
+      </w:r>
+      <w:proofErr w:type="gramStart"/>
+      <w:r>
+        <w:rPr>
+          <w:lang w:val="fr-FR"/>
+        </w:rPr>
+        <w:t>tài:</w:t>
+      </w:r>
+      <w:proofErr w:type="gramEnd"/>
     </w:p>
     <w:p>
       <w:pPr>
@@ -6603,7 +6639,21 @@
         <w:rPr>
           <w:lang w:val="fr-FR"/>
         </w:rPr>
-        <w:t xml:space="preserve">nghĩa khoa học: </w:t>
+        <w:t xml:space="preserve">nghĩa khoa </w:t>
+      </w:r>
+      <w:proofErr w:type="gramStart"/>
+      <w:r>
+        <w:rPr>
+          <w:lang w:val="fr-FR"/>
+        </w:rPr>
+        <w:t>học:</w:t>
+      </w:r>
+      <w:proofErr w:type="gramEnd"/>
+      <w:r>
+        <w:rPr>
+          <w:lang w:val="fr-FR"/>
+        </w:rPr>
+        <w:t xml:space="preserve"> </w:t>
       </w:r>
       <w:r>
         <w:rPr>
@@ -6627,7 +6677,21 @@
         <w:rPr>
           <w:lang w:val="fr-FR"/>
         </w:rPr>
-        <w:t>Ý nghĩa thực tiễn: Đề tài hướng đến việc xây dựng một framework kiểm thử tự động cụ thể, có tính ứng dụng cao. Framework giúp tự động hóa các kịch bản kiểm thử lặp đi lặp lại, giảm thiểu thời gian và công sức kiểm thử thủ công, đồng thời nâng cao độ chính xác và phạm vi kiểm thử. Qua đó, góp phần phát hiện sớm các lỗi tiềm ẩn, đảm bảo tính ổn định của website và cải thiện trải nghiệm người dùng.</w:t>
+        <w:t xml:space="preserve">Ý nghĩa thực </w:t>
+      </w:r>
+      <w:proofErr w:type="gramStart"/>
+      <w:r>
+        <w:rPr>
+          <w:lang w:val="fr-FR"/>
+        </w:rPr>
+        <w:t>tiễn:</w:t>
+      </w:r>
+      <w:proofErr w:type="gramEnd"/>
+      <w:r>
+        <w:rPr>
+          <w:lang w:val="fr-FR"/>
+        </w:rPr>
+        <w:t xml:space="preserve"> Đề tài hướng đến việc xây dựng một framework kiểm thử tự động cụ thể, có tính ứng dụng cao. Framework giúp tự động hóa các kịch bản kiểm thử lặp đi lặp lại, giảm thiểu thời gian và công sức kiểm thử thủ công, đồng thời nâng cao độ chính xác và phạm vi kiểm thử. Qua đó, góp phần phát hiện sớm các lỗi tiềm ẩn, đảm bảo tính ổn định của website và cải thiện trải nghiệm người dùng.</w:t>
       </w:r>
     </w:p>
     <w:p>
@@ -8605,7 +8669,7 @@
         </w:rPr>
         <w:lastRenderedPageBreak/>
         <w:drawing>
-          <wp:inline distT="0" distB="0" distL="0" distR="0" wp14:anchorId="749D0F98" wp14:editId="47A3A3BA">
+          <wp:inline distT="0" distB="0" distL="0" distR="0" wp14:anchorId="749D0F98" wp14:editId="2EA8F78F">
             <wp:extent cx="5580380" cy="2936875"/>
             <wp:effectExtent l="0" t="0" r="1270" b="0"/>
             <wp:docPr id="1787974316" name="Picture 5" descr="Bounce Rate là gì? 77"/>
@@ -17951,6 +18015,7 @@
               </w:rPr>
               <w:t>. </w:t>
             </w:r>
+            <w:proofErr w:type="gramStart"/>
             <w:r>
               <w:rPr>
                 <w:rFonts w:eastAsia="Times New Roman" w:cs="Times New Roman"/>
@@ -17966,8 +18031,27 @@
                 <w:szCs w:val="26"/>
                 <w:lang w:val="vi-VN"/>
               </w:rPr>
-              <w:t xml:space="preserve"> Thực thi kiểm thử tự động và tạo thư mục chứa báo cáo kết quả kiểm thử .</w:t>
-            </w:r>
+              <w:t xml:space="preserve"> Thực</w:t>
+            </w:r>
+            <w:proofErr w:type="gramEnd"/>
+            <w:r>
+              <w:rPr>
+                <w:rFonts w:eastAsia="Times New Roman" w:cs="Times New Roman"/>
+                <w:szCs w:val="26"/>
+                <w:lang w:val="vi-VN"/>
+              </w:rPr>
+              <w:t xml:space="preserve"> thi kiểm thử tự động và tạo thư mục chứa báo cáo kết quả kiểm </w:t>
+            </w:r>
+            <w:proofErr w:type="gramStart"/>
+            <w:r>
+              <w:rPr>
+                <w:rFonts w:eastAsia="Times New Roman" w:cs="Times New Roman"/>
+                <w:szCs w:val="26"/>
+                <w:lang w:val="vi-VN"/>
+              </w:rPr>
+              <w:t>thử .</w:t>
+            </w:r>
+            <w:proofErr w:type="gramEnd"/>
           </w:p>
           <w:p>
             <w:pPr>
@@ -18644,6 +18728,7 @@
               </w:rPr>
               <w:t>. </w:t>
             </w:r>
+            <w:proofErr w:type="gramStart"/>
             <w:r>
               <w:rPr>
                 <w:rFonts w:eastAsia="Times New Roman" w:cs="Times New Roman"/>
@@ -18659,8 +18744,27 @@
                 <w:szCs w:val="26"/>
                 <w:lang w:val="vi-VN"/>
               </w:rPr>
-              <w:t xml:space="preserve"> Thực thi kiểm thử tự động và tạo thư mục chứa báo cáo kết quả kiểm thử .</w:t>
-            </w:r>
+              <w:t xml:space="preserve"> Thực</w:t>
+            </w:r>
+            <w:proofErr w:type="gramEnd"/>
+            <w:r>
+              <w:rPr>
+                <w:rFonts w:eastAsia="Times New Roman" w:cs="Times New Roman"/>
+                <w:szCs w:val="26"/>
+                <w:lang w:val="vi-VN"/>
+              </w:rPr>
+              <w:t xml:space="preserve"> thi kiểm thử tự động và tạo thư mục chứa báo cáo kết quả kiểm </w:t>
+            </w:r>
+            <w:proofErr w:type="gramStart"/>
+            <w:r>
+              <w:rPr>
+                <w:rFonts w:eastAsia="Times New Roman" w:cs="Times New Roman"/>
+                <w:szCs w:val="26"/>
+                <w:lang w:val="vi-VN"/>
+              </w:rPr>
+              <w:t>thử .</w:t>
+            </w:r>
+            <w:proofErr w:type="gramEnd"/>
           </w:p>
           <w:p>
             <w:pPr>
@@ -18804,8 +18908,18 @@
                 <w:szCs w:val="26"/>
                 <w:lang w:val="vi-VN"/>
               </w:rPr>
-              <w:t>Sửa lại test case bên trong file đó và thực thi lại..</w:t>
-            </w:r>
+              <w:t xml:space="preserve">Sửa lại test case bên trong file đó và thực thi </w:t>
+            </w:r>
+            <w:proofErr w:type="gramStart"/>
+            <w:r>
+              <w:rPr>
+                <w:rFonts w:eastAsia="Times New Roman" w:cs="Times New Roman"/>
+                <w:szCs w:val="26"/>
+                <w:lang w:val="vi-VN"/>
+              </w:rPr>
+              <w:t>lại..</w:t>
+            </w:r>
+            <w:proofErr w:type="gramEnd"/>
           </w:p>
         </w:tc>
       </w:tr>
@@ -18906,10 +19020,7 @@
         </w:numPr>
       </w:pPr>
       <w:r>
-        <w:t>Th</w:t>
-      </w:r>
-      <w:r>
-        <w:t>êm dữ liệu kiểm thử trong file</w:t>
+        <w:t>Thêm dữ liệu kiểm thử trong file</w:t>
       </w:r>
     </w:p>
     <w:tbl>
@@ -19421,6 +19532,7 @@
               </w:rPr>
               <w:t>. </w:t>
             </w:r>
+            <w:proofErr w:type="gramStart"/>
             <w:r>
               <w:rPr>
                 <w:rFonts w:eastAsia="Times New Roman" w:cs="Times New Roman"/>
@@ -19443,7 +19555,15 @@
                 <w:rFonts w:eastAsia="Times New Roman" w:cs="Times New Roman"/>
                 <w:szCs w:val="26"/>
               </w:rPr>
-              <w:t>Lưu nội dung trong file</w:t>
+              <w:t>Lưu</w:t>
+            </w:r>
+            <w:proofErr w:type="gramEnd"/>
+            <w:r>
+              <w:rPr>
+                <w:rFonts w:eastAsia="Times New Roman" w:cs="Times New Roman"/>
+                <w:szCs w:val="26"/>
+              </w:rPr>
+              <w:t xml:space="preserve"> nội dung trong file</w:t>
             </w:r>
           </w:p>
           <w:p>
@@ -19611,10 +19731,7 @@
         </w:numPr>
       </w:pPr>
       <w:r>
-        <w:t>Sửa</w:t>
-      </w:r>
-      <w:r>
-        <w:t xml:space="preserve"> dữ liệu kiểm thử trong file</w:t>
+        <w:t>Sửa dữ liệu kiểm thử trong file</w:t>
       </w:r>
     </w:p>
     <w:tbl>
@@ -19891,31 +20008,7 @@
                 <w:noProof/>
                 <w:szCs w:val="26"/>
               </w:rPr>
-              <w:t>Sửa</w:t>
-            </w:r>
-            <w:r>
-              <w:rPr>
-                <w:rFonts w:eastAsia="Times New Roman" w:cs="Times New Roman"/>
-                <w:noProof/>
-                <w:szCs w:val="26"/>
-              </w:rPr>
-              <w:t xml:space="preserve"> dữ liệu kiểm thử </w:t>
-            </w:r>
-            <w:r>
-              <w:rPr>
-                <w:rFonts w:eastAsia="Times New Roman" w:cs="Times New Roman"/>
-                <w:noProof/>
-                <w:szCs w:val="26"/>
-              </w:rPr>
-              <w:t>trong</w:t>
-            </w:r>
-            <w:r>
-              <w:rPr>
-                <w:rFonts w:eastAsia="Times New Roman" w:cs="Times New Roman"/>
-                <w:noProof/>
-                <w:szCs w:val="26"/>
-              </w:rPr>
-              <w:t xml:space="preserve"> file thành công</w:t>
+              <w:t>Sửa dữ liệu kiểm thử trong file thành công</w:t>
             </w:r>
           </w:p>
         </w:tc>
@@ -20013,14 +20106,7 @@
                 <w:rFonts w:eastAsia="Times New Roman" w:cs="Times New Roman"/>
                 <w:szCs w:val="26"/>
               </w:rPr>
-              <w:t xml:space="preserve">Trong thư mực resources/data, mở file </w:t>
-            </w:r>
-            <w:r>
-              <w:rPr>
-                <w:rFonts w:eastAsia="Times New Roman" w:cs="Times New Roman"/>
-                <w:szCs w:val="26"/>
-              </w:rPr>
-              <w:t>chứa dữ liệu kiểm thử cần sửa</w:t>
+              <w:t>Trong thư mực resources/data, mở file chứa dữ liệu kiểm thử cần sửa</w:t>
             </w:r>
           </w:p>
         </w:tc>
@@ -20119,14 +20205,7 @@
                 <w:rFonts w:eastAsia="Times New Roman" w:cs="Times New Roman"/>
                 <w:szCs w:val="26"/>
               </w:rPr>
-              <w:t xml:space="preserve">Thực hiện </w:t>
-            </w:r>
-            <w:r>
-              <w:rPr>
-                <w:rFonts w:eastAsia="Times New Roman" w:cs="Times New Roman"/>
-                <w:szCs w:val="26"/>
-              </w:rPr>
-              <w:t>sửa dữ liệu kiểm thử</w:t>
+              <w:t>Thực hiện sửa dữ liệu kiểm thử</w:t>
             </w:r>
           </w:p>
           <w:p>
@@ -20155,6 +20234,7 @@
               </w:rPr>
               <w:t>. </w:t>
             </w:r>
+            <w:proofErr w:type="gramStart"/>
             <w:r>
               <w:rPr>
                 <w:rFonts w:eastAsia="Times New Roman" w:cs="Times New Roman"/>
@@ -20177,7 +20257,15 @@
                 <w:rFonts w:eastAsia="Times New Roman" w:cs="Times New Roman"/>
                 <w:szCs w:val="26"/>
               </w:rPr>
-              <w:t>Lưu nội dung trong file</w:t>
+              <w:t>Lưu</w:t>
+            </w:r>
+            <w:proofErr w:type="gramEnd"/>
+            <w:r>
+              <w:rPr>
+                <w:rFonts w:eastAsia="Times New Roman" w:cs="Times New Roman"/>
+                <w:szCs w:val="26"/>
+              </w:rPr>
+              <w:t xml:space="preserve"> nội dung trong file</w:t>
             </w:r>
           </w:p>
           <w:p>
@@ -20359,10 +20447,7 @@
         </w:numPr>
       </w:pPr>
       <w:r>
-        <w:t>Xoá</w:t>
-      </w:r>
-      <w:r>
-        <w:t xml:space="preserve"> dữ liệu kiểm thử trong file</w:t>
+        <w:t>Xoá dữ liệu kiểm thử trong file</w:t>
       </w:r>
     </w:p>
     <w:tbl>
@@ -20640,31 +20725,7 @@
                 <w:noProof/>
                 <w:szCs w:val="26"/>
               </w:rPr>
-              <w:t>Xoá</w:t>
-            </w:r>
-            <w:r>
-              <w:rPr>
-                <w:rFonts w:eastAsia="Times New Roman" w:cs="Times New Roman"/>
-                <w:noProof/>
-                <w:szCs w:val="26"/>
-              </w:rPr>
-              <w:t xml:space="preserve"> dữ liệu kiểm thử </w:t>
-            </w:r>
-            <w:r>
-              <w:rPr>
-                <w:rFonts w:eastAsia="Times New Roman" w:cs="Times New Roman"/>
-                <w:noProof/>
-                <w:szCs w:val="26"/>
-              </w:rPr>
-              <w:t>trong</w:t>
-            </w:r>
-            <w:r>
-              <w:rPr>
-                <w:rFonts w:eastAsia="Times New Roman" w:cs="Times New Roman"/>
-                <w:noProof/>
-                <w:szCs w:val="26"/>
-              </w:rPr>
-              <w:t xml:space="preserve"> file thành công</w:t>
+              <w:t>Xoá dữ liệu kiểm thử trong file thành công</w:t>
             </w:r>
           </w:p>
         </w:tc>
@@ -20762,14 +20823,7 @@
                 <w:rFonts w:eastAsia="Times New Roman" w:cs="Times New Roman"/>
                 <w:szCs w:val="26"/>
               </w:rPr>
-              <w:t xml:space="preserve">Trong thư mực resources/data, mở file </w:t>
-            </w:r>
-            <w:r>
-              <w:rPr>
-                <w:rFonts w:eastAsia="Times New Roman" w:cs="Times New Roman"/>
-                <w:szCs w:val="26"/>
-              </w:rPr>
-              <w:t>cố chứa dữ liệu kiểm thử cần xoá</w:t>
+              <w:t>Trong thư mực resources/data, mở file cố chứa dữ liệu kiểm thử cần xoá</w:t>
             </w:r>
           </w:p>
         </w:tc>
@@ -20868,14 +20922,7 @@
                 <w:rFonts w:eastAsia="Times New Roman" w:cs="Times New Roman"/>
                 <w:szCs w:val="26"/>
               </w:rPr>
-              <w:t>T</w:t>
-            </w:r>
-            <w:r>
-              <w:rPr>
-                <w:rFonts w:eastAsia="Times New Roman" w:cs="Times New Roman"/>
-                <w:szCs w:val="26"/>
-              </w:rPr>
-              <w:t>ìm đến dữ liệu cần xoá và thực hiện xoá dữ liệu kiểm thử đó ra khỏi file</w:t>
+              <w:t>Tìm đến dữ liệu cần xoá và thực hiện xoá dữ liệu kiểm thử đó ra khỏi file</w:t>
             </w:r>
           </w:p>
           <w:p>
@@ -20904,6 +20951,7 @@
               </w:rPr>
               <w:t>. </w:t>
             </w:r>
+            <w:proofErr w:type="gramStart"/>
             <w:r>
               <w:rPr>
                 <w:rFonts w:eastAsia="Times New Roman" w:cs="Times New Roman"/>
@@ -20926,7 +20974,15 @@
                 <w:rFonts w:eastAsia="Times New Roman" w:cs="Times New Roman"/>
                 <w:szCs w:val="26"/>
               </w:rPr>
-              <w:t>Lưu nội dung trong file</w:t>
+              <w:t>Lưu</w:t>
+            </w:r>
+            <w:proofErr w:type="gramEnd"/>
+            <w:r>
+              <w:rPr>
+                <w:rFonts w:eastAsia="Times New Roman" w:cs="Times New Roman"/>
+                <w:szCs w:val="26"/>
+              </w:rPr>
+              <w:t xml:space="preserve"> nội dung trong file</w:t>
             </w:r>
           </w:p>
           <w:p>
@@ -21061,10 +21117,7 @@
         </w:numPr>
       </w:pPr>
       <w:r>
-        <w:t xml:space="preserve">Tạo </w:t>
-      </w:r>
-      <w:r>
-        <w:t>mới file dữ liệu kiểm thử</w:t>
+        <w:t>Tạo mới file dữ liệu kiểm thử</w:t>
       </w:r>
     </w:p>
     <w:tbl>
@@ -21447,15 +21500,16 @@
                 <w:szCs w:val="26"/>
                 <w:lang w:val="vi-VN"/>
               </w:rPr>
-              <w:t xml:space="preserve"> </w:t>
-            </w:r>
-            <w:r>
-              <w:rPr>
-                <w:rFonts w:eastAsia="Times New Roman" w:cs="Times New Roman"/>
-                <w:szCs w:val="26"/>
-                <w:lang w:val="vi-VN"/>
-              </w:rPr>
-              <w:t>và chọn tạo file</w:t>
+              <w:t xml:space="preserve"> và chọn tạo </w:t>
+            </w:r>
+            <w:proofErr w:type="gramStart"/>
+            <w:r>
+              <w:rPr>
+                <w:rFonts w:eastAsia="Times New Roman" w:cs="Times New Roman"/>
+                <w:szCs w:val="26"/>
+                <w:lang w:val="vi-VN"/>
+              </w:rPr>
+              <w:t>file</w:t>
             </w:r>
             <w:r>
               <w:rPr>
@@ -21469,7 +21523,15 @@
                 <w:rFonts w:eastAsia="Times New Roman" w:cs="Times New Roman"/>
                 <w:szCs w:val="26"/>
               </w:rPr>
-              <w:t>&lt;định dạng&gt;</w:t>
+              <w:t>&lt;</w:t>
+            </w:r>
+            <w:proofErr w:type="gramEnd"/>
+            <w:r>
+              <w:rPr>
+                <w:rFonts w:eastAsia="Times New Roman" w:cs="Times New Roman"/>
+                <w:szCs w:val="26"/>
+              </w:rPr>
+              <w:t>định dạng&gt;</w:t>
             </w:r>
             <w:r>
               <w:rPr>
@@ -21626,7 +21688,16 @@
                 <w:szCs w:val="26"/>
                 <w:lang w:val="vi-VN"/>
               </w:rPr>
-              <w:t>Tạo file</w:t>
+              <w:t xml:space="preserve">Tạo </w:t>
+            </w:r>
+            <w:proofErr w:type="gramStart"/>
+            <w:r>
+              <w:rPr>
+                <w:rFonts w:eastAsia="Times New Roman" w:cs="Times New Roman"/>
+                <w:szCs w:val="26"/>
+                <w:lang w:val="vi-VN"/>
+              </w:rPr>
+              <w:t>file</w:t>
             </w:r>
             <w:r>
               <w:rPr>
@@ -21640,7 +21711,15 @@
                 <w:rFonts w:eastAsia="Times New Roman" w:cs="Times New Roman"/>
                 <w:szCs w:val="26"/>
               </w:rPr>
-              <w:t>&lt;định dạng&gt;</w:t>
+              <w:t>&lt;</w:t>
+            </w:r>
+            <w:proofErr w:type="gramEnd"/>
+            <w:r>
+              <w:rPr>
+                <w:rFonts w:eastAsia="Times New Roman" w:cs="Times New Roman"/>
+                <w:szCs w:val="26"/>
+              </w:rPr>
+              <w:t>định dạng&gt;</w:t>
             </w:r>
             <w:r>
               <w:rPr>
@@ -22080,10 +22159,7 @@
         </w:numPr>
       </w:pPr>
       <w:r>
-        <w:t xml:space="preserve">Xoá </w:t>
-      </w:r>
-      <w:r>
-        <w:t>file dữ liệu kiểm thử</w:t>
+        <w:t>Xoá file dữ liệu kiểm thử</w:t>
       </w:r>
     </w:p>
     <w:tbl>
@@ -23395,6 +23471,7 @@
               </w:rPr>
               <w:t>. </w:t>
             </w:r>
+            <w:proofErr w:type="gramStart"/>
             <w:r>
               <w:rPr>
                 <w:rFonts w:eastAsia="Times New Roman" w:cs="Times New Roman"/>
@@ -23410,7 +23487,16 @@
                 <w:szCs w:val="26"/>
                 <w:lang w:val="vi-VN"/>
               </w:rPr>
-              <w:t xml:space="preserve"> Thực thi kiểm thử tự động và tạo thư mục chứa báo cáo kết quả sau khi kiểm thử với tên thư mục là thời gian thực thi. </w:t>
+              <w:t xml:space="preserve"> Thực</w:t>
+            </w:r>
+            <w:proofErr w:type="gramEnd"/>
+            <w:r>
+              <w:rPr>
+                <w:rFonts w:eastAsia="Times New Roman" w:cs="Times New Roman"/>
+                <w:szCs w:val="26"/>
+                <w:lang w:val="vi-VN"/>
+              </w:rPr>
+              <w:t xml:space="preserve"> thi kiểm thử tự động và tạo thư mục chứa báo cáo kết quả sau khi kiểm thử với tên thư mục là thời gian thực thi. </w:t>
             </w:r>
             <w:r>
               <w:rPr>
@@ -24171,6 +24257,7 @@
               </w:rPr>
               <w:t>. </w:t>
             </w:r>
+            <w:proofErr w:type="gramStart"/>
             <w:r>
               <w:rPr>
                 <w:rFonts w:eastAsia="Times New Roman" w:cs="Times New Roman"/>
@@ -24186,7 +24273,16 @@
                 <w:szCs w:val="26"/>
                 <w:lang w:val="vi-VN"/>
               </w:rPr>
-              <w:t xml:space="preserve"> Hiển thị file báo cáo đã chọn trên trình duyệt đó.</w:t>
+              <w:t xml:space="preserve"> Hiển</w:t>
+            </w:r>
+            <w:proofErr w:type="gramEnd"/>
+            <w:r>
+              <w:rPr>
+                <w:rFonts w:eastAsia="Times New Roman" w:cs="Times New Roman"/>
+                <w:szCs w:val="26"/>
+                <w:lang w:val="vi-VN"/>
+              </w:rPr>
+              <w:t xml:space="preserve"> thị file báo cáo đã chọn trên trình duyệt đó.</w:t>
             </w:r>
           </w:p>
           <w:p>
@@ -25442,7 +25538,16 @@
                 <w:szCs w:val="26"/>
                 <w:lang w:val="vi-VN"/>
               </w:rPr>
-              <w:t xml:space="preserve"> Tại thư mục locators tạo một file</w:t>
+              <w:t xml:space="preserve"> Tại thư mục locators tạo một </w:t>
+            </w:r>
+            <w:proofErr w:type="gramStart"/>
+            <w:r>
+              <w:rPr>
+                <w:rFonts w:eastAsia="Times New Roman" w:cs="Times New Roman"/>
+                <w:szCs w:val="26"/>
+                <w:lang w:val="vi-VN"/>
+              </w:rPr>
+              <w:t>file</w:t>
             </w:r>
             <w:r>
               <w:rPr>
@@ -25458,6 +25563,7 @@
               </w:rPr>
               <w:t>yaml</w:t>
             </w:r>
+            <w:proofErr w:type="gramEnd"/>
             <w:r>
               <w:rPr>
                 <w:rFonts w:eastAsia="Times New Roman" w:cs="Times New Roman"/>
@@ -26268,7 +26374,16 @@
                 <w:szCs w:val="26"/>
                 <w:lang w:val="vi-VN"/>
               </w:rPr>
-              <w:t xml:space="preserve"> Tại thư mục locators mở file</w:t>
+              <w:t xml:space="preserve"> Tại thư mục locators mở </w:t>
+            </w:r>
+            <w:proofErr w:type="gramStart"/>
+            <w:r>
+              <w:rPr>
+                <w:rFonts w:eastAsia="Times New Roman" w:cs="Times New Roman"/>
+                <w:szCs w:val="26"/>
+                <w:lang w:val="vi-VN"/>
+              </w:rPr>
+              <w:t>file</w:t>
             </w:r>
             <w:r>
               <w:rPr>
@@ -26284,6 +26399,7 @@
               </w:rPr>
               <w:t>yaml</w:t>
             </w:r>
+            <w:proofErr w:type="gramEnd"/>
             <w:r>
               <w:rPr>
                 <w:rFonts w:eastAsia="Times New Roman" w:cs="Times New Roman"/>
@@ -26439,8 +26555,18 @@
                 <w:szCs w:val="26"/>
                 <w:lang w:val="vi-VN"/>
               </w:rPr>
-              <w:t xml:space="preserve"> Lưu thông tin được chỉnh sửa trong file..</w:t>
-            </w:r>
+              <w:t xml:space="preserve"> Lưu thông tin được chỉnh sửa trong </w:t>
+            </w:r>
+            <w:proofErr w:type="gramStart"/>
+            <w:r>
+              <w:rPr>
+                <w:rFonts w:eastAsia="Times New Roman" w:cs="Times New Roman"/>
+                <w:szCs w:val="26"/>
+                <w:lang w:val="vi-VN"/>
+              </w:rPr>
+              <w:t>file..</w:t>
+            </w:r>
+            <w:proofErr w:type="gramEnd"/>
           </w:p>
         </w:tc>
       </w:tr>
@@ -26826,7 +26952,16 @@
                 <w:szCs w:val="26"/>
                 <w:lang w:val="vi-VN"/>
               </w:rPr>
-              <w:t xml:space="preserve"> Tại thư mục locators mở file</w:t>
+              <w:t xml:space="preserve"> Tại thư mục locators mở </w:t>
+            </w:r>
+            <w:proofErr w:type="gramStart"/>
+            <w:r>
+              <w:rPr>
+                <w:rFonts w:eastAsia="Times New Roman" w:cs="Times New Roman"/>
+                <w:szCs w:val="26"/>
+                <w:lang w:val="vi-VN"/>
+              </w:rPr>
+              <w:t>file</w:t>
             </w:r>
             <w:r>
               <w:rPr>
@@ -26842,6 +26977,7 @@
               </w:rPr>
               <w:t>yaml</w:t>
             </w:r>
+            <w:proofErr w:type="gramEnd"/>
             <w:r>
               <w:rPr>
                 <w:rFonts w:eastAsia="Times New Roman" w:cs="Times New Roman"/>
@@ -27290,330 +27426,8602 @@
         <w:pStyle w:val="Tiumc"/>
       </w:pPr>
       <w:r>
+        <w:lastRenderedPageBreak/>
         <w:t>Quản lý cấu hình thiết bị</w:t>
       </w:r>
     </w:p>
     <w:p>
       <w:pPr>
         <w:pStyle w:val="Nidung"/>
+        <w:keepNext/>
         <w:ind w:firstLine="0"/>
-      </w:pPr>
+        <w:jc w:val="center"/>
+      </w:pPr>
+      <w:r>
+        <w:rPr>
+          <w:noProof/>
+        </w:rPr>
+        <w:drawing>
+          <wp:inline distT="0" distB="0" distL="0" distR="0" wp14:anchorId="19E225DB" wp14:editId="53B915E6">
+            <wp:extent cx="5580380" cy="3367405"/>
+            <wp:effectExtent l="0" t="0" r="1270" b="4445"/>
+            <wp:docPr id="1460902950" name="Picture 1"/>
+            <wp:cNvGraphicFramePr>
+              <a:graphicFrameLocks xmlns:a="http://schemas.openxmlformats.org/drawingml/2006/main" noChangeAspect="1"/>
+            </wp:cNvGraphicFramePr>
+            <a:graphic xmlns:a="http://schemas.openxmlformats.org/drawingml/2006/main">
+              <a:graphicData uri="http://schemas.openxmlformats.org/drawingml/2006/picture">
+                <pic:pic xmlns:pic="http://schemas.openxmlformats.org/drawingml/2006/picture">
+                  <pic:nvPicPr>
+                    <pic:cNvPr id="1460902950" name=""/>
+                    <pic:cNvPicPr/>
+                  </pic:nvPicPr>
+                  <pic:blipFill>
+                    <a:blip r:embed="rId31"/>
+                    <a:stretch>
+                      <a:fillRect/>
+                    </a:stretch>
+                  </pic:blipFill>
+                  <pic:spPr>
+                    <a:xfrm>
+                      <a:off x="0" y="0"/>
+                      <a:ext cx="5580380" cy="3367405"/>
+                    </a:xfrm>
+                    <a:prstGeom prst="rect">
+                      <a:avLst/>
+                    </a:prstGeom>
+                  </pic:spPr>
+                </pic:pic>
+              </a:graphicData>
+            </a:graphic>
+          </wp:inline>
+        </w:drawing>
+      </w:r>
     </w:p>
     <w:p>
       <w:pPr>
-        <w:pStyle w:val="Mcln"/>
-      </w:pPr>
-      <w:bookmarkStart w:id="50" w:name="_Toc226039680"/>
-      <w:r>
-        <w:t>Các yêu cầu phi chức năng</w:t>
+        <w:pStyle w:val="Caption"/>
+      </w:pPr>
+      <w:r>
+        <w:t xml:space="preserve">Hình </w:t>
+      </w:r>
+      <w:fldSimple w:instr=" STYLEREF 1 \s ">
+        <w:r>
+          <w:rPr>
+            <w:noProof/>
+          </w:rPr>
+          <w:t>3</w:t>
+        </w:r>
+      </w:fldSimple>
+      <w:r>
+        <w:noBreakHyphen/>
+      </w:r>
+      <w:fldSimple w:instr=" SEQ Hình \* ARABIC \s 1 ">
+        <w:r>
+          <w:rPr>
+            <w:noProof/>
+          </w:rPr>
+          <w:t>7</w:t>
+        </w:r>
+      </w:fldSimple>
+      <w:r>
+        <w:t>: Use case quản lý cấu hình thiết bị</w:t>
+      </w:r>
+    </w:p>
+    <w:p>
+      <w:pPr>
+        <w:pStyle w:val="ListParagraph"/>
+        <w:numPr>
+          <w:ilvl w:val="0"/>
+          <w:numId w:val="63"/>
+        </w:numPr>
+      </w:pPr>
+      <w:r>
+        <w:t>Thêm thông tin cấu hình</w:t>
+      </w:r>
+    </w:p>
+    <w:tbl>
+      <w:tblPr>
+        <w:tblW w:w="8789" w:type="dxa"/>
+        <w:tblLayout w:type="fixed"/>
+        <w:tblCellMar>
+          <w:left w:w="0" w:type="dxa"/>
+          <w:right w:w="0" w:type="dxa"/>
+        </w:tblCellMar>
+        <w:tblLook w:val="04A0" w:firstRow="1" w:lastRow="0" w:firstColumn="1" w:lastColumn="0" w:noHBand="0" w:noVBand="1"/>
+      </w:tblPr>
+      <w:tblGrid>
+        <w:gridCol w:w="2960"/>
+        <w:gridCol w:w="5829"/>
+      </w:tblGrid>
+      <w:tr>
+        <w:tc>
+          <w:tcPr>
+            <w:tcW w:w="2960" w:type="dxa"/>
+            <w:shd w:val="clear" w:color="auto" w:fill="DBE5F1"/>
+          </w:tcPr>
+          <w:p>
+            <w:pPr>
+              <w:ind w:firstLine="0"/>
+              <w:rPr>
+                <w:rFonts w:eastAsia="Calibri" w:cs="Times New Roman"/>
+                <w:b/>
+                <w:szCs w:val="26"/>
+              </w:rPr>
+            </w:pPr>
+            <w:r>
+              <w:rPr>
+                <w:rFonts w:eastAsia="Calibri" w:cs="Times New Roman"/>
+                <w:b/>
+                <w:szCs w:val="26"/>
+              </w:rPr>
+              <w:t>Primary Actors</w:t>
+            </w:r>
+          </w:p>
+        </w:tc>
+        <w:tc>
+          <w:tcPr>
+            <w:tcW w:w="5829" w:type="dxa"/>
+            <w:shd w:val="clear" w:color="auto" w:fill="DBE5F1"/>
+          </w:tcPr>
+          <w:p>
+            <w:pPr>
+              <w:ind w:firstLine="0"/>
+              <w:rPr>
+                <w:rFonts w:eastAsia="Calibri" w:cs="Times New Roman"/>
+                <w:szCs w:val="26"/>
+                <w:lang w:val="vi-VN"/>
+              </w:rPr>
+            </w:pPr>
+            <w:r>
+              <w:rPr>
+                <w:rFonts w:eastAsia="Calibri" w:cs="Times New Roman"/>
+                <w:noProof/>
+                <w:szCs w:val="26"/>
+              </w:rPr>
+              <w:drawing>
+                <wp:inline distT="0" distB="0" distL="0" distR="0" wp14:anchorId="139FE1D1" wp14:editId="77A6CB3D">
+                  <wp:extent cx="169545" cy="169545"/>
+                  <wp:effectExtent l="0" t="0" r="1905" b="1905"/>
+                  <wp:docPr id="388662426" name="Picture 38"/>
+                  <wp:cNvGraphicFramePr>
+                    <a:graphicFrameLocks xmlns:a="http://schemas.openxmlformats.org/drawingml/2006/main" noChangeAspect="1"/>
+                  </wp:cNvGraphicFramePr>
+                  <a:graphic xmlns:a="http://schemas.openxmlformats.org/drawingml/2006/main">
+                    <a:graphicData uri="http://schemas.openxmlformats.org/drawingml/2006/picture">
+                      <pic:pic xmlns:pic="http://schemas.openxmlformats.org/drawingml/2006/picture">
+                        <pic:nvPicPr>
+                          <pic:cNvPr id="0" name="Image1.png"/>
+                          <pic:cNvPicPr>
+                            <a:picLocks noChangeAspect="1" noChangeArrowheads="1"/>
+                          </pic:cNvPicPr>
+                        </pic:nvPicPr>
+                        <pic:blipFill>
+                          <a:blip r:embed="rId26">
+                            <a:extLst>
+                              <a:ext uri="{28A0092B-C50C-407E-A947-70E740481C1C}">
+                                <a14:useLocalDpi xmlns:a14="http://schemas.microsoft.com/office/drawing/2010/main" val="0"/>
+                              </a:ext>
+                            </a:extLst>
+                          </a:blip>
+                          <a:srcRect t="-4762" b="4762"/>
+                          <a:stretch>
+                            <a:fillRect/>
+                          </a:stretch>
+                        </pic:blipFill>
+                        <pic:spPr bwMode="auto">
+                          <a:xfrm>
+                            <a:off x="0" y="0"/>
+                            <a:ext cx="169545" cy="169545"/>
+                          </a:xfrm>
+                          <a:prstGeom prst="rect">
+                            <a:avLst/>
+                          </a:prstGeom>
+                          <a:noFill/>
+                          <a:ln>
+                            <a:noFill/>
+                          </a:ln>
+                        </pic:spPr>
+                      </pic:pic>
+                    </a:graphicData>
+                  </a:graphic>
+                </wp:inline>
+              </w:drawing>
+            </w:r>
+            <w:r>
+              <w:rPr>
+                <w:rFonts w:eastAsia="Calibri" w:cs="Times New Roman"/>
+                <w:szCs w:val="26"/>
+              </w:rPr>
+              <w:t> Tester</w:t>
+            </w:r>
+          </w:p>
+        </w:tc>
+      </w:tr>
+      <w:tr>
+        <w:tc>
+          <w:tcPr>
+            <w:tcW w:w="2960" w:type="dxa"/>
+          </w:tcPr>
+          <w:p>
+            <w:pPr>
+              <w:ind w:firstLine="0"/>
+              <w:rPr>
+                <w:rFonts w:eastAsia="Calibri" w:cs="Times New Roman"/>
+                <w:b/>
+                <w:szCs w:val="26"/>
+              </w:rPr>
+            </w:pPr>
+            <w:r>
+              <w:rPr>
+                <w:rFonts w:eastAsia="Calibri" w:cs="Times New Roman"/>
+                <w:b/>
+                <w:szCs w:val="26"/>
+              </w:rPr>
+              <w:t>Preconditions</w:t>
+            </w:r>
+          </w:p>
+        </w:tc>
+        <w:tc>
+          <w:tcPr>
+            <w:tcW w:w="5829" w:type="dxa"/>
+          </w:tcPr>
+          <w:p>
+            <w:pPr>
+              <w:ind w:firstLine="0"/>
+              <w:rPr>
+                <w:rFonts w:eastAsia="Calibri" w:cs="Times New Roman"/>
+                <w:noProof/>
+                <w:szCs w:val="26"/>
+                <w:lang w:val="vi-VN"/>
+              </w:rPr>
+            </w:pPr>
+            <w:r>
+              <w:rPr>
+                <w:rFonts w:eastAsia="Calibri" w:cs="Times New Roman"/>
+                <w:noProof/>
+                <w:szCs w:val="26"/>
+              </w:rPr>
+              <w:t>Tester</w:t>
+            </w:r>
+            <w:r>
+              <w:rPr>
+                <w:rFonts w:eastAsia="Calibri" w:cs="Times New Roman"/>
+                <w:noProof/>
+                <w:szCs w:val="26"/>
+                <w:lang w:val="vi-VN"/>
+              </w:rPr>
+              <w:t xml:space="preserve"> thực hiện mở framework.</w:t>
+            </w:r>
+          </w:p>
+        </w:tc>
+      </w:tr>
+      <w:tr>
+        <w:tc>
+          <w:tcPr>
+            <w:tcW w:w="2960" w:type="dxa"/>
+            <w:shd w:val="clear" w:color="auto" w:fill="DBE5F1"/>
+          </w:tcPr>
+          <w:p>
+            <w:pPr>
+              <w:ind w:firstLine="0"/>
+              <w:rPr>
+                <w:rFonts w:eastAsia="Calibri" w:cs="Times New Roman"/>
+                <w:b/>
+                <w:szCs w:val="26"/>
+                <w:lang w:val="vi-VN"/>
+              </w:rPr>
+            </w:pPr>
+            <w:r>
+              <w:rPr>
+                <w:rFonts w:eastAsia="Calibri" w:cs="Times New Roman"/>
+                <w:b/>
+                <w:szCs w:val="26"/>
+              </w:rPr>
+              <w:t>Post</w:t>
+            </w:r>
+            <w:r>
+              <w:rPr>
+                <w:rFonts w:eastAsia="Calibri" w:cs="Times New Roman"/>
+                <w:b/>
+                <w:szCs w:val="26"/>
+                <w:lang w:val="vi-VN"/>
+              </w:rPr>
+              <w:t>-conditions</w:t>
+            </w:r>
+          </w:p>
+        </w:tc>
+        <w:tc>
+          <w:tcPr>
+            <w:tcW w:w="5829" w:type="dxa"/>
+            <w:shd w:val="clear" w:color="auto" w:fill="DBE5F1"/>
+          </w:tcPr>
+          <w:p>
+            <w:pPr>
+              <w:ind w:firstLine="0"/>
+              <w:rPr>
+                <w:rFonts w:eastAsia="Calibri" w:cs="Times New Roman"/>
+                <w:noProof/>
+                <w:szCs w:val="26"/>
+                <w:lang w:val="vi-VN"/>
+              </w:rPr>
+            </w:pPr>
+            <w:r>
+              <w:rPr>
+                <w:rFonts w:eastAsia="Calibri" w:cs="Times New Roman"/>
+                <w:noProof/>
+                <w:szCs w:val="26"/>
+                <w:lang w:val="vi-VN"/>
+              </w:rPr>
+              <w:t>Thêm các thông tin cấu hình thành công.</w:t>
+            </w:r>
+          </w:p>
+        </w:tc>
+      </w:tr>
+    </w:tbl>
+    <w:p>
+      <w:pPr>
+        <w:ind w:firstLine="0"/>
+        <w:rPr>
+          <w:rFonts w:eastAsia="Times New Roman" w:cs="Times New Roman"/>
+          <w:b/>
+          <w:bCs/>
+          <w:szCs w:val="26"/>
+          <w:lang w:val="x-none" w:eastAsia="x-none"/>
+        </w:rPr>
+      </w:pPr>
+      <w:bookmarkStart w:id="50" w:name="_Toc217918316"/>
+      <w:bookmarkStart w:id="51" w:name="_Hlk217915577"/>
+      <w:r>
+        <w:rPr>
+          <w:rFonts w:eastAsia="Times New Roman" w:cs="Times New Roman"/>
+          <w:b/>
+          <w:bCs/>
+          <w:szCs w:val="26"/>
+          <w:lang w:val="x-none" w:eastAsia="x-none"/>
+        </w:rPr>
+        <w:t>Scenario</w:t>
       </w:r>
       <w:bookmarkEnd w:id="50"/>
     </w:p>
+    <w:tbl>
+      <w:tblPr>
+        <w:tblW w:w="8784" w:type="dxa"/>
+        <w:tblBorders>
+          <w:top w:val="single" w:sz="4" w:space="0" w:color="BFBFBF"/>
+          <w:left w:val="single" w:sz="4" w:space="0" w:color="BFBFBF"/>
+          <w:bottom w:val="single" w:sz="4" w:space="0" w:color="BFBFBF"/>
+          <w:right w:val="single" w:sz="4" w:space="0" w:color="BFBFBF"/>
+        </w:tblBorders>
+        <w:tblLayout w:type="fixed"/>
+        <w:tblCellMar>
+          <w:left w:w="0" w:type="dxa"/>
+          <w:right w:w="0" w:type="dxa"/>
+        </w:tblCellMar>
+        <w:tblLook w:val="04A0" w:firstRow="1" w:lastRow="0" w:firstColumn="1" w:lastColumn="0" w:noHBand="0" w:noVBand="1"/>
+      </w:tblPr>
+      <w:tblGrid>
+        <w:gridCol w:w="8784"/>
+      </w:tblGrid>
+      <w:tr>
+        <w:tc>
+          <w:tcPr>
+            <w:tcW w:w="8784" w:type="dxa"/>
+          </w:tcPr>
+          <w:p>
+            <w:pPr>
+              <w:spacing w:before="80" w:after="200" w:line="276" w:lineRule="auto"/>
+              <w:ind w:left="137" w:right="144" w:firstLine="0"/>
+              <w:jc w:val="left"/>
+              <w:rPr>
+                <w:rFonts w:eastAsia="Times New Roman" w:cs="Times New Roman"/>
+                <w:szCs w:val="26"/>
+                <w:lang w:val="vi-VN"/>
+              </w:rPr>
+            </w:pPr>
+            <w:bookmarkStart w:id="52" w:name="_Hlk217979358"/>
+            <w:r>
+              <w:rPr>
+                <w:rFonts w:eastAsia="Times New Roman" w:cs="Times New Roman"/>
+                <w:color w:val="848284"/>
+                <w:szCs w:val="26"/>
+              </w:rPr>
+              <w:t>1</w:t>
+            </w:r>
+            <w:r>
+              <w:rPr>
+                <w:rFonts w:eastAsia="Times New Roman" w:cs="Times New Roman"/>
+                <w:color w:val="848284"/>
+                <w:szCs w:val="26"/>
+                <w:lang w:val="vi-VN"/>
+              </w:rPr>
+              <w:t>. </w:t>
+            </w:r>
+            <w:r>
+              <w:rPr>
+                <w:szCs w:val="26"/>
+              </w:rPr>
+              <w:t>TESTER</w:t>
+            </w:r>
+            <w:r>
+              <w:rPr>
+                <w:szCs w:val="26"/>
+                <w:lang w:val="vi-VN"/>
+              </w:rPr>
+              <w:t xml:space="preserve"> Tại thư mục </w:t>
+            </w:r>
+            <w:r>
+              <w:rPr>
+                <w:szCs w:val="26"/>
+              </w:rPr>
+              <w:t>c</w:t>
+            </w:r>
+            <w:r>
+              <w:rPr>
+                <w:szCs w:val="26"/>
+              </w:rPr>
+              <w:t>ore</w:t>
+            </w:r>
+            <w:r>
+              <w:rPr>
+                <w:szCs w:val="26"/>
+                <w:lang w:val="vi-VN"/>
+              </w:rPr>
+              <w:t xml:space="preserve"> tạo một </w:t>
+            </w:r>
+            <w:proofErr w:type="gramStart"/>
+            <w:r>
+              <w:rPr>
+                <w:szCs w:val="26"/>
+                <w:lang w:val="vi-VN"/>
+              </w:rPr>
+              <w:t>file</w:t>
+            </w:r>
+            <w:r>
+              <w:rPr>
+                <w:szCs w:val="26"/>
+              </w:rPr>
+              <w:t>.yaml</w:t>
+            </w:r>
+            <w:proofErr w:type="gramEnd"/>
+            <w:r>
+              <w:rPr>
+                <w:szCs w:val="26"/>
+                <w:lang w:val="vi-VN"/>
+              </w:rPr>
+              <w:t xml:space="preserve"> để lưu trữ thông tin cấu hình</w:t>
+            </w:r>
+            <w:r>
+              <w:rPr>
+                <w:szCs w:val="26"/>
+                <w:lang w:val="vi-VN"/>
+              </w:rPr>
+              <w:t>.</w:t>
+            </w:r>
+          </w:p>
+        </w:tc>
+      </w:tr>
+      <w:tr>
+        <w:tc>
+          <w:tcPr>
+            <w:tcW w:w="8784" w:type="dxa"/>
+          </w:tcPr>
+          <w:p>
+            <w:pPr>
+              <w:spacing w:before="80" w:after="200" w:line="276" w:lineRule="auto"/>
+              <w:ind w:left="137" w:right="144" w:firstLine="0"/>
+              <w:jc w:val="left"/>
+              <w:rPr>
+                <w:rFonts w:eastAsia="Times New Roman" w:cs="Times New Roman"/>
+                <w:szCs w:val="26"/>
+              </w:rPr>
+            </w:pPr>
+            <w:r>
+              <w:rPr>
+                <w:rFonts w:eastAsia="Times New Roman" w:cs="Times New Roman"/>
+                <w:color w:val="808080"/>
+                <w:szCs w:val="26"/>
+              </w:rPr>
+              <w:t>2</w:t>
+            </w:r>
+            <w:r>
+              <w:rPr>
+                <w:rFonts w:eastAsia="Times New Roman" w:cs="Times New Roman"/>
+                <w:color w:val="808080"/>
+                <w:szCs w:val="26"/>
+                <w:lang w:val="vi-VN"/>
+              </w:rPr>
+              <w:t>. </w:t>
+            </w:r>
+            <w:r>
+              <w:rPr>
+                <w:color w:val="CA6400"/>
+                <w:szCs w:val="26"/>
+                <w:lang w:val="vi-VN"/>
+              </w:rPr>
+              <w:t>SYSTEM </w:t>
+            </w:r>
+            <w:r>
+              <w:rPr>
+                <w:szCs w:val="26"/>
+                <w:lang w:val="vi-VN"/>
+              </w:rPr>
+              <w:t xml:space="preserve">Hiển thị </w:t>
+            </w:r>
+            <w:r>
+              <w:rPr>
+                <w:szCs w:val="26"/>
+                <w:lang w:val="vi-VN"/>
+              </w:rPr>
+              <w:t>giao diện cho phép nhập tên file</w:t>
+            </w:r>
+            <w:r>
+              <w:rPr>
+                <w:szCs w:val="26"/>
+                <w:lang w:val="vi-VN"/>
+              </w:rPr>
+              <w:t>.</w:t>
+            </w:r>
+          </w:p>
+        </w:tc>
+      </w:tr>
+      <w:tr>
+        <w:tc>
+          <w:tcPr>
+            <w:tcW w:w="8784" w:type="dxa"/>
+          </w:tcPr>
+          <w:p>
+            <w:pPr>
+              <w:spacing w:before="80" w:after="200" w:line="276" w:lineRule="auto"/>
+              <w:ind w:left="137" w:right="144" w:firstLine="0"/>
+              <w:jc w:val="left"/>
+              <w:rPr>
+                <w:rFonts w:eastAsia="Times New Roman" w:cs="Times New Roman"/>
+                <w:szCs w:val="26"/>
+              </w:rPr>
+            </w:pPr>
+            <w:r>
+              <w:rPr>
+                <w:rFonts w:eastAsia="Times New Roman" w:cs="Times New Roman"/>
+                <w:color w:val="808080"/>
+                <w:szCs w:val="26"/>
+              </w:rPr>
+              <w:t>3</w:t>
+            </w:r>
+            <w:r>
+              <w:rPr>
+                <w:rFonts w:eastAsia="Times New Roman" w:cs="Times New Roman"/>
+                <w:color w:val="848284"/>
+                <w:szCs w:val="26"/>
+                <w:lang w:val="vi-VN"/>
+              </w:rPr>
+              <w:t>. </w:t>
+            </w:r>
+            <w:r>
+              <w:rPr>
+                <w:rFonts w:eastAsia="Times New Roman" w:cs="Times New Roman"/>
+                <w:szCs w:val="26"/>
+              </w:rPr>
+              <w:t>TESTER Nhập tên file và nhấn OK.</w:t>
+            </w:r>
+          </w:p>
+          <w:p>
+            <w:pPr>
+              <w:spacing w:before="80" w:after="200" w:line="276" w:lineRule="auto"/>
+              <w:ind w:left="137" w:right="144" w:firstLine="0"/>
+              <w:jc w:val="left"/>
+              <w:rPr>
+                <w:rFonts w:eastAsia="Times New Roman" w:cs="Times New Roman"/>
+                <w:szCs w:val="26"/>
+              </w:rPr>
+            </w:pPr>
+            <w:r>
+              <w:rPr>
+                <w:rFonts w:eastAsia="Times New Roman" w:cs="Times New Roman"/>
+                <w:color w:val="808080"/>
+                <w:szCs w:val="26"/>
+              </w:rPr>
+              <w:t>4</w:t>
+            </w:r>
+            <w:r>
+              <w:rPr>
+                <w:rFonts w:eastAsia="Times New Roman" w:cs="Times New Roman"/>
+                <w:color w:val="808080"/>
+                <w:szCs w:val="26"/>
+                <w:lang w:val="vi-VN"/>
+              </w:rPr>
+              <w:t>. </w:t>
+            </w:r>
+            <w:r>
+              <w:rPr>
+                <w:rFonts w:eastAsia="Times New Roman" w:cs="Times New Roman"/>
+                <w:color w:val="CA6400"/>
+                <w:szCs w:val="26"/>
+                <w:lang w:val="vi-VN"/>
+              </w:rPr>
+              <w:t>SYSTEM</w:t>
+            </w:r>
+            <w:r>
+              <w:rPr>
+                <w:rFonts w:eastAsia="Times New Roman" w:cs="Times New Roman"/>
+                <w:szCs w:val="26"/>
+                <w:lang w:val="vi-VN"/>
+              </w:rPr>
+              <w:t xml:space="preserve"> </w:t>
+            </w:r>
+            <w:r>
+              <w:rPr>
+                <w:szCs w:val="26"/>
+                <w:lang w:val="vi-VN"/>
+              </w:rPr>
+              <w:t xml:space="preserve">Tạo </w:t>
+            </w:r>
+            <w:proofErr w:type="gramStart"/>
+            <w:r>
+              <w:rPr>
+                <w:szCs w:val="26"/>
+                <w:lang w:val="vi-VN"/>
+              </w:rPr>
+              <w:t>file</w:t>
+            </w:r>
+            <w:r>
+              <w:rPr>
+                <w:szCs w:val="26"/>
+              </w:rPr>
+              <w:t>.yaml</w:t>
+            </w:r>
+            <w:proofErr w:type="gramEnd"/>
+            <w:r>
+              <w:rPr>
+                <w:szCs w:val="26"/>
+                <w:lang w:val="vi-VN"/>
+              </w:rPr>
+              <w:t xml:space="preserve"> mới </w:t>
+            </w:r>
+            <w:r>
+              <w:rPr>
+                <w:szCs w:val="26"/>
+                <w:lang w:val="vi-VN"/>
+              </w:rPr>
+              <w:t xml:space="preserve">tại thư mục </w:t>
+            </w:r>
+            <w:r>
+              <w:rPr>
+                <w:szCs w:val="26"/>
+              </w:rPr>
+              <w:t>core</w:t>
+            </w:r>
+            <w:r>
+              <w:rPr>
+                <w:szCs w:val="26"/>
+                <w:lang w:val="vi-VN"/>
+              </w:rPr>
+              <w:t>.</w:t>
+            </w:r>
+          </w:p>
+          <w:p>
+            <w:pPr>
+              <w:spacing w:before="80" w:after="200" w:line="276" w:lineRule="auto"/>
+              <w:ind w:left="137" w:right="144" w:firstLine="0"/>
+              <w:jc w:val="left"/>
+              <w:rPr>
+                <w:rFonts w:eastAsia="Times New Roman" w:cs="Times New Roman"/>
+                <w:color w:val="808080"/>
+                <w:szCs w:val="26"/>
+              </w:rPr>
+            </w:pPr>
+            <w:r>
+              <w:rPr>
+                <w:rFonts w:eastAsia="Times New Roman" w:cs="Times New Roman"/>
+                <w:color w:val="808080"/>
+                <w:szCs w:val="26"/>
+              </w:rPr>
+              <w:t>5</w:t>
+            </w:r>
+            <w:r>
+              <w:rPr>
+                <w:rFonts w:eastAsia="Times New Roman" w:cs="Times New Roman"/>
+                <w:color w:val="848284"/>
+                <w:szCs w:val="26"/>
+                <w:lang w:val="vi-VN"/>
+              </w:rPr>
+              <w:t>. </w:t>
+            </w:r>
+            <w:r>
+              <w:rPr>
+                <w:rFonts w:eastAsia="Times New Roman" w:cs="Times New Roman"/>
+                <w:szCs w:val="26"/>
+              </w:rPr>
+              <w:t xml:space="preserve">TESTER </w:t>
+            </w:r>
+            <w:r>
+              <w:rPr>
+                <w:szCs w:val="26"/>
+                <w:lang w:val="vi-VN"/>
+              </w:rPr>
+              <w:t xml:space="preserve">Tại </w:t>
+            </w:r>
+            <w:r>
+              <w:rPr>
+                <w:szCs w:val="26"/>
+              </w:rPr>
+              <w:t>file vừa tạo thêm các cấu hình để kiểm thử</w:t>
+            </w:r>
+            <w:r>
+              <w:rPr>
+                <w:rFonts w:eastAsia="Times New Roman" w:cs="Times New Roman"/>
+                <w:color w:val="808080"/>
+                <w:szCs w:val="26"/>
+              </w:rPr>
+              <w:t xml:space="preserve"> </w:t>
+            </w:r>
+          </w:p>
+          <w:p>
+            <w:pPr>
+              <w:spacing w:before="80" w:after="200" w:line="276" w:lineRule="auto"/>
+              <w:ind w:left="137" w:right="144" w:firstLine="0"/>
+              <w:jc w:val="left"/>
+              <w:rPr>
+                <w:rFonts w:eastAsia="Times New Roman" w:cs="Times New Roman"/>
+                <w:szCs w:val="26"/>
+              </w:rPr>
+            </w:pPr>
+            <w:r>
+              <w:rPr>
+                <w:rFonts w:eastAsia="Times New Roman" w:cs="Times New Roman"/>
+                <w:color w:val="808080"/>
+                <w:szCs w:val="26"/>
+              </w:rPr>
+              <w:t>6</w:t>
+            </w:r>
+            <w:r>
+              <w:rPr>
+                <w:rFonts w:eastAsia="Times New Roman" w:cs="Times New Roman"/>
+                <w:color w:val="808080"/>
+                <w:szCs w:val="26"/>
+                <w:lang w:val="vi-VN"/>
+              </w:rPr>
+              <w:t>. </w:t>
+            </w:r>
+            <w:r>
+              <w:rPr>
+                <w:rFonts w:eastAsia="Times New Roman" w:cs="Times New Roman"/>
+                <w:color w:val="CA6400"/>
+                <w:szCs w:val="26"/>
+                <w:lang w:val="vi-VN"/>
+              </w:rPr>
+              <w:t>SYSTEM</w:t>
+            </w:r>
+            <w:r>
+              <w:rPr>
+                <w:rFonts w:eastAsia="Times New Roman" w:cs="Times New Roman"/>
+                <w:szCs w:val="26"/>
+                <w:lang w:val="vi-VN"/>
+              </w:rPr>
+              <w:t xml:space="preserve"> </w:t>
+            </w:r>
+            <w:r>
+              <w:rPr>
+                <w:szCs w:val="26"/>
+                <w:lang w:val="vi-VN"/>
+              </w:rPr>
+              <w:t>Lưu nội dung thay đổi trong file.</w:t>
+            </w:r>
+          </w:p>
+          <w:p>
+            <w:pPr>
+              <w:spacing w:before="80" w:after="200" w:line="276" w:lineRule="auto"/>
+              <w:ind w:left="137" w:right="144" w:firstLine="0"/>
+              <w:jc w:val="left"/>
+              <w:rPr>
+                <w:rFonts w:eastAsia="Times New Roman" w:cs="Times New Roman"/>
+                <w:szCs w:val="26"/>
+                <w:lang w:val="vi-VN"/>
+              </w:rPr>
+            </w:pPr>
+            <w:r>
+              <w:rPr>
+                <w:rFonts w:eastAsia="Times New Roman" w:cs="Times New Roman"/>
+                <w:szCs w:val="26"/>
+                <w:lang w:val="vi-VN"/>
+              </w:rPr>
+              <w:lastRenderedPageBreak/>
+              <w:t>Extenstion:</w:t>
+            </w:r>
+          </w:p>
+          <w:p>
+            <w:pPr>
+              <w:spacing w:before="80" w:after="200" w:line="276" w:lineRule="auto"/>
+              <w:ind w:left="137" w:right="144" w:firstLine="0"/>
+              <w:jc w:val="left"/>
+              <w:rPr>
+                <w:rFonts w:eastAsia="Times New Roman" w:cs="Times New Roman"/>
+                <w:szCs w:val="26"/>
+                <w:lang w:val="vi-VN"/>
+              </w:rPr>
+            </w:pPr>
+            <w:r>
+              <w:rPr>
+                <w:rFonts w:eastAsia="Times New Roman" w:cs="Times New Roman"/>
+                <w:szCs w:val="26"/>
+              </w:rPr>
+              <w:t>  </w:t>
+            </w:r>
+            <w:r>
+              <w:rPr>
+                <w:rFonts w:eastAsia="Times New Roman" w:cs="Times New Roman"/>
+                <w:color w:val="848284"/>
+                <w:szCs w:val="26"/>
+              </w:rPr>
+              <w:t>3.a. </w:t>
+            </w:r>
+            <w:r>
+              <w:rPr>
+                <w:szCs w:val="26"/>
+                <w:lang w:val="vi-VN"/>
+              </w:rPr>
+              <w:t>Tên file đã tồn tại.</w:t>
+            </w:r>
+          </w:p>
+          <w:p>
+            <w:pPr>
+              <w:spacing w:before="80" w:after="200" w:line="276" w:lineRule="auto"/>
+              <w:ind w:left="572" w:right="144" w:firstLine="0"/>
+              <w:jc w:val="left"/>
+              <w:rPr>
+                <w:rFonts w:eastAsia="Times New Roman" w:cs="Times New Roman"/>
+                <w:szCs w:val="26"/>
+                <w:lang w:val="vi-VN"/>
+              </w:rPr>
+            </w:pPr>
+            <w:r>
+              <w:rPr>
+                <w:rFonts w:eastAsia="Times New Roman" w:cs="Times New Roman"/>
+                <w:szCs w:val="26"/>
+              </w:rPr>
+              <w:t> </w:t>
+            </w:r>
+            <w:r>
+              <w:rPr>
+                <w:rFonts w:eastAsia="Times New Roman" w:cs="Times New Roman"/>
+                <w:color w:val="848284"/>
+                <w:szCs w:val="26"/>
+              </w:rPr>
+              <w:t>1. </w:t>
+            </w:r>
+            <w:r>
+              <w:rPr>
+                <w:rFonts w:eastAsia="Times New Roman" w:cs="Times New Roman"/>
+                <w:color w:val="CA6400"/>
+                <w:szCs w:val="26"/>
+              </w:rPr>
+              <w:t>SYSTEM </w:t>
+            </w:r>
+            <w:r>
+              <w:rPr>
+                <w:szCs w:val="26"/>
+                <w:lang w:val="vi-VN"/>
+              </w:rPr>
+              <w:t>Thông báo tên file đã tồn tại.</w:t>
+            </w:r>
+          </w:p>
+          <w:p>
+            <w:pPr>
+              <w:spacing w:before="80" w:after="200" w:line="276" w:lineRule="auto"/>
+              <w:ind w:left="572" w:right="144" w:firstLine="0"/>
+              <w:jc w:val="left"/>
+              <w:rPr>
+                <w:rFonts w:eastAsia="Times New Roman" w:cs="Times New Roman"/>
+                <w:szCs w:val="26"/>
+              </w:rPr>
+            </w:pPr>
+            <w:r>
+              <w:rPr>
+                <w:rFonts w:eastAsia="Times New Roman" w:cs="Times New Roman"/>
+                <w:szCs w:val="26"/>
+              </w:rPr>
+              <w:t> </w:t>
+            </w:r>
+            <w:r>
+              <w:rPr>
+                <w:rFonts w:eastAsia="Times New Roman" w:cs="Times New Roman"/>
+                <w:color w:val="848284"/>
+                <w:szCs w:val="26"/>
+              </w:rPr>
+              <w:t>2. </w:t>
+            </w:r>
+            <w:r>
+              <w:rPr>
+                <w:rFonts w:eastAsia="Times New Roman" w:cs="Times New Roman"/>
+                <w:szCs w:val="26"/>
+              </w:rPr>
+              <w:t>TESTER</w:t>
+            </w:r>
+            <w:r>
+              <w:rPr>
+                <w:rFonts w:eastAsia="Times New Roman" w:cs="Times New Roman"/>
+                <w:color w:val="CA6400"/>
+                <w:szCs w:val="26"/>
+              </w:rPr>
+              <w:t> </w:t>
+            </w:r>
+            <w:r>
+              <w:rPr>
+                <w:szCs w:val="26"/>
+                <w:lang w:val="vi-VN"/>
+              </w:rPr>
+              <w:t>Có thể chọn ghi</w:t>
+            </w:r>
+            <w:r>
+              <w:rPr>
+                <w:szCs w:val="26"/>
+                <w:lang w:val="vi-VN"/>
+              </w:rPr>
+              <w:t xml:space="preserve"> đè, đổi tên hoặc hủy thao tác.</w:t>
+            </w:r>
+          </w:p>
+        </w:tc>
+      </w:tr>
+      <w:bookmarkEnd w:id="51"/>
+      <w:bookmarkEnd w:id="52"/>
+    </w:tbl>
     <w:p>
       <w:pPr>
-        <w:pStyle w:val="Nidung"/>
-      </w:pPr>
-      <w:r>
-        <w:t xml:space="preserve">&lt; </w:t>
-      </w:r>
-      <w:r>
-        <w:rPr>
-          <w:i/>
-        </w:rPr>
-        <w:t xml:space="preserve">Phần này trình bày các yêu cầu phi chức năng của hệ thống </w:t>
-      </w:r>
-      <w:r>
-        <w:t>&gt;</w:t>
-      </w:r>
+        <w:ind w:firstLine="0"/>
+      </w:pPr>
     </w:p>
     <w:p>
       <w:pPr>
+        <w:pStyle w:val="ListParagraph"/>
+        <w:numPr>
+          <w:ilvl w:val="0"/>
+          <w:numId w:val="63"/>
+        </w:numPr>
+      </w:pPr>
+      <w:r>
+        <w:t>Chỉnh sửa thông tin cấu hình</w:t>
+      </w:r>
+    </w:p>
+    <w:tbl>
+      <w:tblPr>
+        <w:tblW w:w="8789" w:type="dxa"/>
+        <w:tblLayout w:type="fixed"/>
+        <w:tblCellMar>
+          <w:left w:w="0" w:type="dxa"/>
+          <w:right w:w="0" w:type="dxa"/>
+        </w:tblCellMar>
+        <w:tblLook w:val="04A0" w:firstRow="1" w:lastRow="0" w:firstColumn="1" w:lastColumn="0" w:noHBand="0" w:noVBand="1"/>
+      </w:tblPr>
+      <w:tblGrid>
+        <w:gridCol w:w="2960"/>
+        <w:gridCol w:w="5829"/>
+      </w:tblGrid>
+      <w:tr>
+        <w:tc>
+          <w:tcPr>
+            <w:tcW w:w="2960" w:type="dxa"/>
+            <w:shd w:val="clear" w:color="auto" w:fill="DBE5F1"/>
+          </w:tcPr>
+          <w:p>
+            <w:pPr>
+              <w:ind w:firstLine="0"/>
+              <w:rPr>
+                <w:rFonts w:eastAsia="Calibri" w:cs="Times New Roman"/>
+                <w:b/>
+                <w:szCs w:val="26"/>
+              </w:rPr>
+            </w:pPr>
+            <w:bookmarkStart w:id="53" w:name="_Hlk217979485"/>
+            <w:r>
+              <w:rPr>
+                <w:rFonts w:eastAsia="Calibri" w:cs="Times New Roman"/>
+                <w:b/>
+                <w:szCs w:val="26"/>
+              </w:rPr>
+              <w:t>Primary Actors</w:t>
+            </w:r>
+          </w:p>
+        </w:tc>
+        <w:tc>
+          <w:tcPr>
+            <w:tcW w:w="5829" w:type="dxa"/>
+            <w:shd w:val="clear" w:color="auto" w:fill="DBE5F1"/>
+          </w:tcPr>
+          <w:p>
+            <w:pPr>
+              <w:ind w:firstLine="0"/>
+              <w:rPr>
+                <w:rFonts w:eastAsia="Calibri" w:cs="Times New Roman"/>
+                <w:szCs w:val="26"/>
+                <w:lang w:val="vi-VN"/>
+              </w:rPr>
+            </w:pPr>
+            <w:r>
+              <w:rPr>
+                <w:rFonts w:eastAsia="Calibri" w:cs="Times New Roman"/>
+                <w:noProof/>
+                <w:szCs w:val="26"/>
+              </w:rPr>
+              <w:drawing>
+                <wp:inline distT="0" distB="0" distL="0" distR="0" wp14:anchorId="54CFEBD4" wp14:editId="479709D8">
+                  <wp:extent cx="169545" cy="169545"/>
+                  <wp:effectExtent l="0" t="0" r="1905" b="1905"/>
+                  <wp:docPr id="1982351017" name="Picture 39"/>
+                  <wp:cNvGraphicFramePr>
+                    <a:graphicFrameLocks xmlns:a="http://schemas.openxmlformats.org/drawingml/2006/main" noChangeAspect="1"/>
+                  </wp:cNvGraphicFramePr>
+                  <a:graphic xmlns:a="http://schemas.openxmlformats.org/drawingml/2006/main">
+                    <a:graphicData uri="http://schemas.openxmlformats.org/drawingml/2006/picture">
+                      <pic:pic xmlns:pic="http://schemas.openxmlformats.org/drawingml/2006/picture">
+                        <pic:nvPicPr>
+                          <pic:cNvPr id="0" name="Picture 91"/>
+                          <pic:cNvPicPr>
+                            <a:picLocks noChangeAspect="1" noChangeArrowheads="1"/>
+                          </pic:cNvPicPr>
+                        </pic:nvPicPr>
+                        <pic:blipFill>
+                          <a:blip r:embed="rId26">
+                            <a:extLst>
+                              <a:ext uri="{28A0092B-C50C-407E-A947-70E740481C1C}">
+                                <a14:useLocalDpi xmlns:a14="http://schemas.microsoft.com/office/drawing/2010/main" val="0"/>
+                              </a:ext>
+                            </a:extLst>
+                          </a:blip>
+                          <a:srcRect t="-4762" b="4762"/>
+                          <a:stretch>
+                            <a:fillRect/>
+                          </a:stretch>
+                        </pic:blipFill>
+                        <pic:spPr bwMode="auto">
+                          <a:xfrm>
+                            <a:off x="0" y="0"/>
+                            <a:ext cx="169545" cy="169545"/>
+                          </a:xfrm>
+                          <a:prstGeom prst="rect">
+                            <a:avLst/>
+                          </a:prstGeom>
+                          <a:noFill/>
+                          <a:ln>
+                            <a:noFill/>
+                          </a:ln>
+                        </pic:spPr>
+                      </pic:pic>
+                    </a:graphicData>
+                  </a:graphic>
+                </wp:inline>
+              </w:drawing>
+            </w:r>
+            <w:r>
+              <w:rPr>
+                <w:rFonts w:eastAsia="Calibri" w:cs="Times New Roman"/>
+                <w:szCs w:val="26"/>
+              </w:rPr>
+              <w:t> Tester</w:t>
+            </w:r>
+          </w:p>
+        </w:tc>
+      </w:tr>
+      <w:tr>
+        <w:tc>
+          <w:tcPr>
+            <w:tcW w:w="2960" w:type="dxa"/>
+          </w:tcPr>
+          <w:p>
+            <w:pPr>
+              <w:ind w:firstLine="0"/>
+              <w:rPr>
+                <w:rFonts w:eastAsia="Calibri" w:cs="Times New Roman"/>
+                <w:b/>
+                <w:szCs w:val="26"/>
+              </w:rPr>
+            </w:pPr>
+            <w:r>
+              <w:rPr>
+                <w:rFonts w:eastAsia="Calibri" w:cs="Times New Roman"/>
+                <w:b/>
+                <w:szCs w:val="26"/>
+              </w:rPr>
+              <w:t>Preconditions</w:t>
+            </w:r>
+          </w:p>
+        </w:tc>
+        <w:tc>
+          <w:tcPr>
+            <w:tcW w:w="5829" w:type="dxa"/>
+          </w:tcPr>
+          <w:p>
+            <w:pPr>
+              <w:ind w:firstLine="0"/>
+              <w:rPr>
+                <w:rFonts w:eastAsia="Calibri" w:cs="Times New Roman"/>
+                <w:noProof/>
+                <w:szCs w:val="26"/>
+                <w:lang w:val="vi-VN"/>
+              </w:rPr>
+            </w:pPr>
+            <w:r>
+              <w:rPr>
+                <w:rFonts w:eastAsia="Calibri" w:cs="Times New Roman"/>
+                <w:noProof/>
+                <w:szCs w:val="26"/>
+              </w:rPr>
+              <w:t>Tester</w:t>
+            </w:r>
+            <w:r>
+              <w:rPr>
+                <w:rFonts w:eastAsia="Calibri" w:cs="Times New Roman"/>
+                <w:noProof/>
+                <w:szCs w:val="26"/>
+                <w:lang w:val="vi-VN"/>
+              </w:rPr>
+              <w:t xml:space="preserve"> thực hiện mở framework.</w:t>
+            </w:r>
+          </w:p>
+          <w:p>
+            <w:pPr>
+              <w:ind w:firstLine="0"/>
+              <w:rPr>
+                <w:rFonts w:eastAsia="Calibri" w:cs="Times New Roman"/>
+                <w:noProof/>
+                <w:szCs w:val="26"/>
+                <w:lang w:val="vi-VN"/>
+              </w:rPr>
+            </w:pPr>
+            <w:r>
+              <w:rPr>
+                <w:rFonts w:eastAsia="Calibri" w:cs="Times New Roman"/>
+                <w:noProof/>
+                <w:szCs w:val="26"/>
+              </w:rPr>
+              <w:t>Có ít nhất 1 file thông tin cấu hình trong thư mục core</w:t>
+            </w:r>
+          </w:p>
+        </w:tc>
+      </w:tr>
+      <w:tr>
+        <w:tc>
+          <w:tcPr>
+            <w:tcW w:w="2960" w:type="dxa"/>
+            <w:shd w:val="clear" w:color="auto" w:fill="DBE5F1"/>
+          </w:tcPr>
+          <w:p>
+            <w:pPr>
+              <w:ind w:firstLine="0"/>
+              <w:rPr>
+                <w:rFonts w:eastAsia="Calibri" w:cs="Times New Roman"/>
+                <w:b/>
+                <w:szCs w:val="26"/>
+                <w:lang w:val="vi-VN"/>
+              </w:rPr>
+            </w:pPr>
+            <w:r>
+              <w:rPr>
+                <w:rFonts w:eastAsia="Calibri" w:cs="Times New Roman"/>
+                <w:b/>
+                <w:szCs w:val="26"/>
+              </w:rPr>
+              <w:t>Post</w:t>
+            </w:r>
+            <w:r>
+              <w:rPr>
+                <w:rFonts w:eastAsia="Calibri" w:cs="Times New Roman"/>
+                <w:b/>
+                <w:szCs w:val="26"/>
+                <w:lang w:val="vi-VN"/>
+              </w:rPr>
+              <w:t>-conditions</w:t>
+            </w:r>
+          </w:p>
+        </w:tc>
+        <w:tc>
+          <w:tcPr>
+            <w:tcW w:w="5829" w:type="dxa"/>
+            <w:shd w:val="clear" w:color="auto" w:fill="DBE5F1"/>
+          </w:tcPr>
+          <w:p>
+            <w:pPr>
+              <w:ind w:firstLine="0"/>
+              <w:rPr>
+                <w:rFonts w:eastAsia="Calibri" w:cs="Times New Roman"/>
+                <w:noProof/>
+                <w:szCs w:val="26"/>
+                <w:lang w:val="vi-VN"/>
+              </w:rPr>
+            </w:pPr>
+            <w:r>
+              <w:rPr>
+                <w:rFonts w:eastAsia="Calibri" w:cs="Times New Roman"/>
+                <w:noProof/>
+                <w:szCs w:val="26"/>
+                <w:lang w:val="vi-VN"/>
+              </w:rPr>
+              <w:t>Chỉnh sửa thành công thông tin cấu hình.</w:t>
+            </w:r>
+          </w:p>
+        </w:tc>
+      </w:tr>
+    </w:tbl>
+    <w:p>
+      <w:pPr>
+        <w:ind w:firstLine="0"/>
+        <w:rPr>
+          <w:rFonts w:eastAsia="Times New Roman" w:cs="Times New Roman"/>
+          <w:b/>
+          <w:bCs/>
+          <w:szCs w:val="26"/>
+          <w:lang w:val="x-none" w:eastAsia="x-none"/>
+        </w:rPr>
+      </w:pPr>
+      <w:bookmarkStart w:id="54" w:name="_Toc217918317"/>
+      <w:bookmarkStart w:id="55" w:name="_Hlk217979566"/>
+      <w:bookmarkEnd w:id="53"/>
+      <w:r>
+        <w:rPr>
+          <w:rFonts w:eastAsia="Times New Roman" w:cs="Times New Roman"/>
+          <w:b/>
+          <w:bCs/>
+          <w:szCs w:val="26"/>
+          <w:lang w:val="x-none" w:eastAsia="x-none"/>
+        </w:rPr>
+        <w:t>Scenario</w:t>
+      </w:r>
+      <w:bookmarkEnd w:id="54"/>
+    </w:p>
+    <w:tbl>
+      <w:tblPr>
+        <w:tblW w:w="8784" w:type="dxa"/>
+        <w:tblBorders>
+          <w:top w:val="single" w:sz="4" w:space="0" w:color="BFBFBF"/>
+          <w:left w:val="single" w:sz="4" w:space="0" w:color="BFBFBF"/>
+          <w:bottom w:val="single" w:sz="4" w:space="0" w:color="BFBFBF"/>
+          <w:right w:val="single" w:sz="4" w:space="0" w:color="BFBFBF"/>
+        </w:tblBorders>
+        <w:tblLayout w:type="fixed"/>
+        <w:tblCellMar>
+          <w:left w:w="0" w:type="dxa"/>
+          <w:right w:w="0" w:type="dxa"/>
+        </w:tblCellMar>
+        <w:tblLook w:val="04A0" w:firstRow="1" w:lastRow="0" w:firstColumn="1" w:lastColumn="0" w:noHBand="0" w:noVBand="1"/>
+      </w:tblPr>
+      <w:tblGrid>
+        <w:gridCol w:w="8784"/>
+      </w:tblGrid>
+      <w:tr>
+        <w:tc>
+          <w:tcPr>
+            <w:tcW w:w="8784" w:type="dxa"/>
+          </w:tcPr>
+          <w:p>
+            <w:pPr>
+              <w:spacing w:before="80" w:after="200" w:line="276" w:lineRule="auto"/>
+              <w:ind w:left="137" w:right="144" w:firstLine="0"/>
+              <w:jc w:val="left"/>
+              <w:rPr>
+                <w:rFonts w:eastAsia="Times New Roman" w:cs="Times New Roman"/>
+                <w:szCs w:val="26"/>
+                <w:lang w:val="vi-VN"/>
+              </w:rPr>
+            </w:pPr>
+            <w:r>
+              <w:rPr>
+                <w:rFonts w:eastAsia="Times New Roman" w:cs="Times New Roman"/>
+                <w:color w:val="848284"/>
+                <w:szCs w:val="26"/>
+              </w:rPr>
+              <w:t>1</w:t>
+            </w:r>
+            <w:r>
+              <w:rPr>
+                <w:rFonts w:eastAsia="Times New Roman" w:cs="Times New Roman"/>
+                <w:color w:val="848284"/>
+                <w:szCs w:val="26"/>
+                <w:lang w:val="vi-VN"/>
+              </w:rPr>
+              <w:t>. </w:t>
+            </w:r>
+            <w:r>
+              <w:rPr>
+                <w:szCs w:val="26"/>
+              </w:rPr>
+              <w:t>TESTER</w:t>
+            </w:r>
+            <w:r>
+              <w:rPr>
+                <w:szCs w:val="26"/>
+                <w:lang w:val="vi-VN"/>
+              </w:rPr>
+              <w:t xml:space="preserve"> Tại thư mục </w:t>
+            </w:r>
+            <w:r>
+              <w:rPr>
+                <w:szCs w:val="26"/>
+              </w:rPr>
+              <w:t>co</w:t>
+            </w:r>
+            <w:r>
+              <w:rPr>
+                <w:szCs w:val="26"/>
+              </w:rPr>
+              <w:t>re</w:t>
+            </w:r>
+            <w:r>
+              <w:rPr>
+                <w:szCs w:val="26"/>
+                <w:lang w:val="vi-VN"/>
+              </w:rPr>
+              <w:t xml:space="preserve"> mở </w:t>
+            </w:r>
+            <w:proofErr w:type="gramStart"/>
+            <w:r>
+              <w:rPr>
+                <w:szCs w:val="26"/>
+                <w:lang w:val="vi-VN"/>
+              </w:rPr>
+              <w:t>file</w:t>
+            </w:r>
+            <w:r>
+              <w:rPr>
+                <w:szCs w:val="26"/>
+              </w:rPr>
+              <w:t>.yaml</w:t>
+            </w:r>
+            <w:proofErr w:type="gramEnd"/>
+            <w:r>
+              <w:rPr>
+                <w:szCs w:val="26"/>
+                <w:lang w:val="vi-VN"/>
+              </w:rPr>
+              <w:t xml:space="preserve"> chứa thông tin cấu hình cần chỉnh sửa</w:t>
+            </w:r>
+            <w:r>
+              <w:rPr>
+                <w:szCs w:val="26"/>
+                <w:lang w:val="vi-VN"/>
+              </w:rPr>
+              <w:t>.</w:t>
+            </w:r>
+          </w:p>
+        </w:tc>
+      </w:tr>
+      <w:tr>
+        <w:tc>
+          <w:tcPr>
+            <w:tcW w:w="8784" w:type="dxa"/>
+          </w:tcPr>
+          <w:p>
+            <w:pPr>
+              <w:spacing w:before="80" w:after="200" w:line="276" w:lineRule="auto"/>
+              <w:ind w:left="137" w:right="144" w:firstLine="0"/>
+              <w:jc w:val="left"/>
+              <w:rPr>
+                <w:rFonts w:eastAsia="Times New Roman" w:cs="Times New Roman"/>
+                <w:szCs w:val="26"/>
+              </w:rPr>
+            </w:pPr>
+            <w:r>
+              <w:rPr>
+                <w:rFonts w:eastAsia="Times New Roman" w:cs="Times New Roman"/>
+                <w:color w:val="808080"/>
+                <w:szCs w:val="26"/>
+              </w:rPr>
+              <w:t>2</w:t>
+            </w:r>
+            <w:r>
+              <w:rPr>
+                <w:rFonts w:eastAsia="Times New Roman" w:cs="Times New Roman"/>
+                <w:color w:val="808080"/>
+                <w:szCs w:val="26"/>
+                <w:lang w:val="vi-VN"/>
+              </w:rPr>
+              <w:t>. </w:t>
+            </w:r>
+            <w:r>
+              <w:rPr>
+                <w:color w:val="CA6400"/>
+                <w:szCs w:val="26"/>
+                <w:lang w:val="vi-VN"/>
+              </w:rPr>
+              <w:t>SYSTEM </w:t>
+            </w:r>
+            <w:r>
+              <w:rPr>
+                <w:szCs w:val="26"/>
+                <w:lang w:val="vi-VN"/>
+              </w:rPr>
+              <w:t xml:space="preserve">Hiển thị </w:t>
+            </w:r>
+            <w:r>
+              <w:rPr>
+                <w:szCs w:val="26"/>
+                <w:lang w:val="vi-VN"/>
+              </w:rPr>
+              <w:t>toàn bộ các thông tin cấu hình được lưu trữ dưới dạng biến theo cú pháp trong file đó</w:t>
+            </w:r>
+            <w:r>
+              <w:rPr>
+                <w:szCs w:val="26"/>
+                <w:lang w:val="vi-VN"/>
+              </w:rPr>
+              <w:t>.</w:t>
+            </w:r>
+          </w:p>
+        </w:tc>
+      </w:tr>
+      <w:tr>
+        <w:tc>
+          <w:tcPr>
+            <w:tcW w:w="8784" w:type="dxa"/>
+          </w:tcPr>
+          <w:p>
+            <w:pPr>
+              <w:spacing w:before="80" w:after="200" w:line="276" w:lineRule="auto"/>
+              <w:ind w:left="137" w:right="144" w:firstLine="0"/>
+              <w:jc w:val="left"/>
+              <w:rPr>
+                <w:rFonts w:eastAsia="Times New Roman" w:cs="Times New Roman"/>
+                <w:szCs w:val="26"/>
+              </w:rPr>
+            </w:pPr>
+            <w:r>
+              <w:rPr>
+                <w:rFonts w:eastAsia="Times New Roman" w:cs="Times New Roman"/>
+                <w:color w:val="808080"/>
+                <w:szCs w:val="26"/>
+              </w:rPr>
+              <w:t>3</w:t>
+            </w:r>
+            <w:r>
+              <w:rPr>
+                <w:rFonts w:eastAsia="Times New Roman" w:cs="Times New Roman"/>
+                <w:color w:val="848284"/>
+                <w:szCs w:val="26"/>
+                <w:lang w:val="vi-VN"/>
+              </w:rPr>
+              <w:t>. </w:t>
+            </w:r>
+            <w:r>
+              <w:rPr>
+                <w:rFonts w:eastAsia="Times New Roman" w:cs="Times New Roman"/>
+                <w:szCs w:val="26"/>
+              </w:rPr>
+              <w:t xml:space="preserve">TESTER </w:t>
+            </w:r>
+            <w:r>
+              <w:rPr>
+                <w:szCs w:val="26"/>
+              </w:rPr>
+              <w:t>Thực</w:t>
+            </w:r>
+            <w:r>
+              <w:rPr>
+                <w:szCs w:val="26"/>
+                <w:lang w:val="vi-VN"/>
+              </w:rPr>
+              <w:t xml:space="preserve"> hiện thay đổi và chỉnh sửa các thông tin cấu hình</w:t>
+            </w:r>
+            <w:r>
+              <w:rPr>
+                <w:szCs w:val="26"/>
+                <w:lang w:val="vi-VN"/>
+              </w:rPr>
+              <w:t>.</w:t>
+            </w:r>
+          </w:p>
+          <w:p>
+            <w:pPr>
+              <w:spacing w:before="80" w:after="200" w:line="276" w:lineRule="auto"/>
+              <w:ind w:left="137" w:right="144" w:firstLine="0"/>
+              <w:jc w:val="left"/>
+              <w:rPr>
+                <w:rFonts w:eastAsia="Times New Roman" w:cs="Times New Roman"/>
+                <w:szCs w:val="26"/>
+              </w:rPr>
+            </w:pPr>
+            <w:r>
+              <w:rPr>
+                <w:rFonts w:eastAsia="Times New Roman" w:cs="Times New Roman"/>
+                <w:color w:val="808080"/>
+                <w:szCs w:val="26"/>
+              </w:rPr>
+              <w:t>4</w:t>
+            </w:r>
+            <w:r>
+              <w:rPr>
+                <w:rFonts w:eastAsia="Times New Roman" w:cs="Times New Roman"/>
+                <w:color w:val="808080"/>
+                <w:szCs w:val="26"/>
+                <w:lang w:val="vi-VN"/>
+              </w:rPr>
+              <w:t>. </w:t>
+            </w:r>
+            <w:r>
+              <w:rPr>
+                <w:rFonts w:eastAsia="Times New Roman" w:cs="Times New Roman"/>
+                <w:color w:val="CA6400"/>
+                <w:szCs w:val="26"/>
+                <w:lang w:val="vi-VN"/>
+              </w:rPr>
+              <w:t>SYSTEM</w:t>
+            </w:r>
+            <w:r>
+              <w:rPr>
+                <w:rFonts w:eastAsia="Times New Roman" w:cs="Times New Roman"/>
+                <w:szCs w:val="26"/>
+                <w:lang w:val="vi-VN"/>
+              </w:rPr>
+              <w:t xml:space="preserve"> </w:t>
+            </w:r>
+            <w:r>
+              <w:rPr>
+                <w:szCs w:val="26"/>
+                <w:lang w:val="vi-VN"/>
+              </w:rPr>
+              <w:t>Lưu thông tin được chỉnh sửa trong file.</w:t>
+            </w:r>
+          </w:p>
+        </w:tc>
+      </w:tr>
+      <w:bookmarkEnd w:id="55"/>
+    </w:tbl>
+    <w:p>
+      <w:pPr>
+        <w:ind w:firstLine="0"/>
+      </w:pPr>
+    </w:p>
+    <w:p>
+      <w:pPr>
+        <w:pStyle w:val="ListParagraph"/>
+        <w:numPr>
+          <w:ilvl w:val="0"/>
+          <w:numId w:val="63"/>
+        </w:numPr>
+      </w:pPr>
+      <w:r>
+        <w:t>Xoá thông tin cấu hình</w:t>
+      </w:r>
+    </w:p>
+    <w:tbl>
+      <w:tblPr>
+        <w:tblW w:w="8789" w:type="dxa"/>
+        <w:tblLayout w:type="fixed"/>
+        <w:tblCellMar>
+          <w:left w:w="0" w:type="dxa"/>
+          <w:right w:w="0" w:type="dxa"/>
+        </w:tblCellMar>
+        <w:tblLook w:val="04A0" w:firstRow="1" w:lastRow="0" w:firstColumn="1" w:lastColumn="0" w:noHBand="0" w:noVBand="1"/>
+      </w:tblPr>
+      <w:tblGrid>
+        <w:gridCol w:w="2960"/>
+        <w:gridCol w:w="5829"/>
+      </w:tblGrid>
+      <w:tr>
+        <w:tc>
+          <w:tcPr>
+            <w:tcW w:w="2960" w:type="dxa"/>
+            <w:shd w:val="clear" w:color="auto" w:fill="DBE5F1"/>
+          </w:tcPr>
+          <w:p>
+            <w:pPr>
+              <w:ind w:firstLine="0"/>
+              <w:rPr>
+                <w:rFonts w:eastAsia="Calibri" w:cs="Times New Roman"/>
+                <w:b/>
+                <w:szCs w:val="26"/>
+              </w:rPr>
+            </w:pPr>
+            <w:bookmarkStart w:id="56" w:name="_Hlk217979669"/>
+            <w:r>
+              <w:rPr>
+                <w:rFonts w:eastAsia="Calibri" w:cs="Times New Roman"/>
+                <w:b/>
+                <w:szCs w:val="26"/>
+              </w:rPr>
+              <w:t>Primary Actors</w:t>
+            </w:r>
+          </w:p>
+        </w:tc>
+        <w:tc>
+          <w:tcPr>
+            <w:tcW w:w="5829" w:type="dxa"/>
+            <w:shd w:val="clear" w:color="auto" w:fill="DBE5F1"/>
+          </w:tcPr>
+          <w:p>
+            <w:pPr>
+              <w:ind w:firstLine="0"/>
+              <w:rPr>
+                <w:rFonts w:eastAsia="Calibri" w:cs="Times New Roman"/>
+                <w:szCs w:val="26"/>
+                <w:lang w:val="vi-VN"/>
+              </w:rPr>
+            </w:pPr>
+            <w:r>
+              <w:rPr>
+                <w:rFonts w:eastAsia="Calibri" w:cs="Times New Roman"/>
+                <w:noProof/>
+                <w:szCs w:val="26"/>
+              </w:rPr>
+              <w:drawing>
+                <wp:inline distT="0" distB="0" distL="0" distR="0" wp14:anchorId="0861778B" wp14:editId="1E33BB55">
+                  <wp:extent cx="169545" cy="169545"/>
+                  <wp:effectExtent l="0" t="0" r="1905" b="1905"/>
+                  <wp:docPr id="1911004631" name="Picture 40"/>
+                  <wp:cNvGraphicFramePr>
+                    <a:graphicFrameLocks xmlns:a="http://schemas.openxmlformats.org/drawingml/2006/main" noChangeAspect="1"/>
+                  </wp:cNvGraphicFramePr>
+                  <a:graphic xmlns:a="http://schemas.openxmlformats.org/drawingml/2006/main">
+                    <a:graphicData uri="http://schemas.openxmlformats.org/drawingml/2006/picture">
+                      <pic:pic xmlns:pic="http://schemas.openxmlformats.org/drawingml/2006/picture">
+                        <pic:nvPicPr>
+                          <pic:cNvPr id="0" name="Picture 93"/>
+                          <pic:cNvPicPr>
+                            <a:picLocks noChangeAspect="1" noChangeArrowheads="1"/>
+                          </pic:cNvPicPr>
+                        </pic:nvPicPr>
+                        <pic:blipFill>
+                          <a:blip r:embed="rId26">
+                            <a:extLst>
+                              <a:ext uri="{28A0092B-C50C-407E-A947-70E740481C1C}">
+                                <a14:useLocalDpi xmlns:a14="http://schemas.microsoft.com/office/drawing/2010/main" val="0"/>
+                              </a:ext>
+                            </a:extLst>
+                          </a:blip>
+                          <a:srcRect t="-4762" b="4762"/>
+                          <a:stretch>
+                            <a:fillRect/>
+                          </a:stretch>
+                        </pic:blipFill>
+                        <pic:spPr bwMode="auto">
+                          <a:xfrm>
+                            <a:off x="0" y="0"/>
+                            <a:ext cx="169545" cy="169545"/>
+                          </a:xfrm>
+                          <a:prstGeom prst="rect">
+                            <a:avLst/>
+                          </a:prstGeom>
+                          <a:noFill/>
+                          <a:ln>
+                            <a:noFill/>
+                          </a:ln>
+                        </pic:spPr>
+                      </pic:pic>
+                    </a:graphicData>
+                  </a:graphic>
+                </wp:inline>
+              </w:drawing>
+            </w:r>
+            <w:r>
+              <w:rPr>
+                <w:rFonts w:eastAsia="Calibri" w:cs="Times New Roman"/>
+                <w:szCs w:val="26"/>
+              </w:rPr>
+              <w:t> Tester</w:t>
+            </w:r>
+          </w:p>
+        </w:tc>
+      </w:tr>
+      <w:tr>
+        <w:tc>
+          <w:tcPr>
+            <w:tcW w:w="2960" w:type="dxa"/>
+          </w:tcPr>
+          <w:p>
+            <w:pPr>
+              <w:ind w:firstLine="0"/>
+              <w:rPr>
+                <w:rFonts w:eastAsia="Calibri" w:cs="Times New Roman"/>
+                <w:b/>
+                <w:szCs w:val="26"/>
+              </w:rPr>
+            </w:pPr>
+            <w:r>
+              <w:rPr>
+                <w:rFonts w:eastAsia="Calibri" w:cs="Times New Roman"/>
+                <w:b/>
+                <w:szCs w:val="26"/>
+              </w:rPr>
+              <w:t>Preconditions</w:t>
+            </w:r>
+          </w:p>
+        </w:tc>
+        <w:tc>
+          <w:tcPr>
+            <w:tcW w:w="5829" w:type="dxa"/>
+          </w:tcPr>
+          <w:p>
+            <w:pPr>
+              <w:ind w:firstLine="0"/>
+              <w:rPr>
+                <w:rFonts w:eastAsia="Calibri" w:cs="Times New Roman"/>
+                <w:noProof/>
+                <w:szCs w:val="26"/>
+                <w:lang w:val="vi-VN"/>
+              </w:rPr>
+            </w:pPr>
+            <w:r>
+              <w:rPr>
+                <w:rFonts w:eastAsia="Calibri" w:cs="Times New Roman"/>
+                <w:noProof/>
+                <w:szCs w:val="26"/>
+              </w:rPr>
+              <w:t>Tester</w:t>
+            </w:r>
+            <w:r>
+              <w:rPr>
+                <w:rFonts w:eastAsia="Calibri" w:cs="Times New Roman"/>
+                <w:noProof/>
+                <w:szCs w:val="26"/>
+                <w:lang w:val="vi-VN"/>
+              </w:rPr>
+              <w:t xml:space="preserve"> thực hiện mở framework.</w:t>
+            </w:r>
+          </w:p>
+          <w:p>
+            <w:pPr>
+              <w:ind w:firstLine="0"/>
+              <w:rPr>
+                <w:rFonts w:eastAsia="Calibri" w:cs="Times New Roman"/>
+                <w:noProof/>
+                <w:szCs w:val="26"/>
+              </w:rPr>
+            </w:pPr>
+            <w:r>
+              <w:rPr>
+                <w:rFonts w:eastAsia="Calibri" w:cs="Times New Roman"/>
+                <w:noProof/>
+                <w:szCs w:val="26"/>
+              </w:rPr>
+              <w:t>Có ít nhất 1 file thông tin cấu hình trong thư mục core</w:t>
+            </w:r>
+          </w:p>
+        </w:tc>
+      </w:tr>
+      <w:tr>
+        <w:tc>
+          <w:tcPr>
+            <w:tcW w:w="2960" w:type="dxa"/>
+            <w:shd w:val="clear" w:color="auto" w:fill="DBE5F1"/>
+          </w:tcPr>
+          <w:p>
+            <w:pPr>
+              <w:ind w:firstLine="0"/>
+              <w:rPr>
+                <w:rFonts w:eastAsia="Calibri" w:cs="Times New Roman"/>
+                <w:b/>
+                <w:szCs w:val="26"/>
+                <w:lang w:val="vi-VN"/>
+              </w:rPr>
+            </w:pPr>
+            <w:r>
+              <w:rPr>
+                <w:rFonts w:eastAsia="Calibri" w:cs="Times New Roman"/>
+                <w:b/>
+                <w:szCs w:val="26"/>
+              </w:rPr>
+              <w:t>Post</w:t>
+            </w:r>
+            <w:r>
+              <w:rPr>
+                <w:rFonts w:eastAsia="Calibri" w:cs="Times New Roman"/>
+                <w:b/>
+                <w:szCs w:val="26"/>
+                <w:lang w:val="vi-VN"/>
+              </w:rPr>
+              <w:t>-conditions</w:t>
+            </w:r>
+          </w:p>
+        </w:tc>
+        <w:tc>
+          <w:tcPr>
+            <w:tcW w:w="5829" w:type="dxa"/>
+            <w:shd w:val="clear" w:color="auto" w:fill="DBE5F1"/>
+          </w:tcPr>
+          <w:p>
+            <w:pPr>
+              <w:ind w:firstLine="0"/>
+              <w:rPr>
+                <w:rFonts w:eastAsia="Calibri" w:cs="Times New Roman"/>
+                <w:noProof/>
+                <w:szCs w:val="26"/>
+                <w:lang w:val="vi-VN"/>
+              </w:rPr>
+            </w:pPr>
+            <w:r>
+              <w:rPr>
+                <w:rFonts w:eastAsia="Calibri" w:cs="Times New Roman"/>
+                <w:noProof/>
+                <w:szCs w:val="26"/>
+                <w:lang w:val="vi-VN"/>
+              </w:rPr>
+              <w:t>Xóa thông tin cấu hình thành công.</w:t>
+            </w:r>
+          </w:p>
+        </w:tc>
+      </w:tr>
+    </w:tbl>
+    <w:p>
+      <w:pPr>
+        <w:ind w:firstLine="0"/>
+        <w:rPr>
+          <w:rFonts w:eastAsia="Times New Roman" w:cs="Times New Roman"/>
+          <w:b/>
+          <w:bCs/>
+          <w:szCs w:val="26"/>
+          <w:lang w:val="x-none" w:eastAsia="x-none"/>
+        </w:rPr>
+      </w:pPr>
+      <w:bookmarkStart w:id="57" w:name="_Toc217918318"/>
+      <w:bookmarkStart w:id="58" w:name="_Hlk217979273"/>
+      <w:bookmarkEnd w:id="56"/>
+      <w:r>
+        <w:rPr>
+          <w:rFonts w:eastAsia="Times New Roman" w:cs="Times New Roman"/>
+          <w:b/>
+          <w:bCs/>
+          <w:szCs w:val="26"/>
+          <w:lang w:val="x-none" w:eastAsia="x-none"/>
+        </w:rPr>
+        <w:t>Scenario</w:t>
+      </w:r>
+      <w:bookmarkEnd w:id="57"/>
+    </w:p>
+    <w:tbl>
+      <w:tblPr>
+        <w:tblW w:w="8784" w:type="dxa"/>
+        <w:tblBorders>
+          <w:top w:val="single" w:sz="4" w:space="0" w:color="BFBFBF"/>
+          <w:left w:val="single" w:sz="4" w:space="0" w:color="BFBFBF"/>
+          <w:bottom w:val="single" w:sz="4" w:space="0" w:color="BFBFBF"/>
+          <w:right w:val="single" w:sz="4" w:space="0" w:color="BFBFBF"/>
+        </w:tblBorders>
+        <w:tblLayout w:type="fixed"/>
+        <w:tblCellMar>
+          <w:left w:w="0" w:type="dxa"/>
+          <w:right w:w="0" w:type="dxa"/>
+        </w:tblCellMar>
+        <w:tblLook w:val="04A0" w:firstRow="1" w:lastRow="0" w:firstColumn="1" w:lastColumn="0" w:noHBand="0" w:noVBand="1"/>
+      </w:tblPr>
+      <w:tblGrid>
+        <w:gridCol w:w="8784"/>
+      </w:tblGrid>
+      <w:tr>
+        <w:tc>
+          <w:tcPr>
+            <w:tcW w:w="8784" w:type="dxa"/>
+          </w:tcPr>
+          <w:p>
+            <w:pPr>
+              <w:spacing w:before="80" w:after="200" w:line="276" w:lineRule="auto"/>
+              <w:ind w:left="137" w:right="144" w:firstLine="0"/>
+              <w:jc w:val="left"/>
+              <w:rPr>
+                <w:rFonts w:eastAsia="Times New Roman" w:cs="Times New Roman"/>
+                <w:szCs w:val="26"/>
+              </w:rPr>
+            </w:pPr>
+            <w:r>
+              <w:rPr>
+                <w:rFonts w:eastAsia="Times New Roman" w:cs="Times New Roman"/>
+                <w:color w:val="848284"/>
+                <w:szCs w:val="26"/>
+              </w:rPr>
+              <w:lastRenderedPageBreak/>
+              <w:t>1</w:t>
+            </w:r>
+            <w:r>
+              <w:rPr>
+                <w:rFonts w:eastAsia="Times New Roman" w:cs="Times New Roman"/>
+                <w:color w:val="848284"/>
+                <w:szCs w:val="26"/>
+                <w:lang w:val="vi-VN"/>
+              </w:rPr>
+              <w:t>. </w:t>
+            </w:r>
+            <w:r>
+              <w:rPr>
+                <w:szCs w:val="26"/>
+              </w:rPr>
+              <w:t>TESTER</w:t>
+            </w:r>
+            <w:r>
+              <w:rPr>
+                <w:szCs w:val="26"/>
+                <w:lang w:val="vi-VN"/>
+              </w:rPr>
+              <w:t xml:space="preserve"> Tại thư mục </w:t>
+            </w:r>
+            <w:r>
+              <w:rPr>
+                <w:szCs w:val="26"/>
+              </w:rPr>
+              <w:t>co</w:t>
+            </w:r>
+            <w:r>
+              <w:rPr>
+                <w:szCs w:val="26"/>
+              </w:rPr>
+              <w:t>re</w:t>
+            </w:r>
+            <w:r>
+              <w:rPr>
+                <w:szCs w:val="26"/>
+                <w:lang w:val="vi-VN"/>
+              </w:rPr>
+              <w:t xml:space="preserve"> mở </w:t>
+            </w:r>
+            <w:proofErr w:type="gramStart"/>
+            <w:r>
+              <w:rPr>
+                <w:szCs w:val="26"/>
+                <w:lang w:val="vi-VN"/>
+              </w:rPr>
+              <w:t>file</w:t>
+            </w:r>
+            <w:r>
+              <w:rPr>
+                <w:szCs w:val="26"/>
+              </w:rPr>
+              <w:t>.yaml</w:t>
+            </w:r>
+            <w:proofErr w:type="gramEnd"/>
+            <w:r>
+              <w:rPr>
+                <w:szCs w:val="26"/>
+                <w:lang w:val="vi-VN"/>
+              </w:rPr>
+              <w:t xml:space="preserve"> chứa thông tin cấu hình cần </w:t>
+            </w:r>
+            <w:r>
+              <w:rPr>
+                <w:szCs w:val="26"/>
+              </w:rPr>
+              <w:t>xoá</w:t>
+            </w:r>
+          </w:p>
+        </w:tc>
+      </w:tr>
+      <w:tr>
+        <w:tc>
+          <w:tcPr>
+            <w:tcW w:w="8784" w:type="dxa"/>
+          </w:tcPr>
+          <w:p>
+            <w:pPr>
+              <w:spacing w:before="80" w:after="200" w:line="276" w:lineRule="auto"/>
+              <w:ind w:left="137" w:right="144" w:firstLine="0"/>
+              <w:jc w:val="left"/>
+              <w:rPr>
+                <w:rFonts w:eastAsia="Times New Roman" w:cs="Times New Roman"/>
+                <w:szCs w:val="26"/>
+              </w:rPr>
+            </w:pPr>
+            <w:r>
+              <w:rPr>
+                <w:rFonts w:eastAsia="Times New Roman" w:cs="Times New Roman"/>
+                <w:color w:val="808080"/>
+                <w:szCs w:val="26"/>
+              </w:rPr>
+              <w:t>2</w:t>
+            </w:r>
+            <w:r>
+              <w:rPr>
+                <w:rFonts w:eastAsia="Times New Roman" w:cs="Times New Roman"/>
+                <w:color w:val="808080"/>
+                <w:szCs w:val="26"/>
+                <w:lang w:val="vi-VN"/>
+              </w:rPr>
+              <w:t>. </w:t>
+            </w:r>
+            <w:r>
+              <w:rPr>
+                <w:color w:val="CA6400"/>
+                <w:szCs w:val="26"/>
+                <w:lang w:val="vi-VN"/>
+              </w:rPr>
+              <w:t>SYSTEM </w:t>
+            </w:r>
+            <w:r>
+              <w:rPr>
+                <w:szCs w:val="26"/>
+                <w:lang w:val="vi-VN"/>
+              </w:rPr>
+              <w:t xml:space="preserve">Hiển thị </w:t>
+            </w:r>
+            <w:r>
+              <w:rPr>
+                <w:szCs w:val="26"/>
+                <w:lang w:val="vi-VN"/>
+              </w:rPr>
+              <w:t>toàn bộ các thông tin cấu hình được lưu trữ trong file đó</w:t>
+            </w:r>
+            <w:r>
+              <w:rPr>
+                <w:szCs w:val="26"/>
+                <w:lang w:val="vi-VN"/>
+              </w:rPr>
+              <w:t>.</w:t>
+            </w:r>
+          </w:p>
+        </w:tc>
+      </w:tr>
+      <w:tr>
+        <w:tc>
+          <w:tcPr>
+            <w:tcW w:w="8784" w:type="dxa"/>
+          </w:tcPr>
+          <w:p>
+            <w:pPr>
+              <w:spacing w:before="80" w:after="200" w:line="276" w:lineRule="auto"/>
+              <w:ind w:left="137" w:right="144" w:firstLine="0"/>
+              <w:jc w:val="left"/>
+              <w:rPr>
+                <w:rFonts w:eastAsia="Times New Roman" w:cs="Times New Roman"/>
+                <w:szCs w:val="26"/>
+              </w:rPr>
+            </w:pPr>
+            <w:r>
+              <w:rPr>
+                <w:rFonts w:eastAsia="Times New Roman" w:cs="Times New Roman"/>
+                <w:color w:val="808080"/>
+                <w:szCs w:val="26"/>
+              </w:rPr>
+              <w:t>3</w:t>
+            </w:r>
+            <w:r>
+              <w:rPr>
+                <w:rFonts w:eastAsia="Times New Roman" w:cs="Times New Roman"/>
+                <w:color w:val="848284"/>
+                <w:szCs w:val="26"/>
+                <w:lang w:val="vi-VN"/>
+              </w:rPr>
+              <w:t>. </w:t>
+            </w:r>
+            <w:r>
+              <w:rPr>
+                <w:rFonts w:eastAsia="Times New Roman" w:cs="Times New Roman"/>
+                <w:szCs w:val="26"/>
+              </w:rPr>
+              <w:t xml:space="preserve">TESTER </w:t>
+            </w:r>
+            <w:r>
+              <w:rPr>
+                <w:szCs w:val="26"/>
+              </w:rPr>
+              <w:t>Thực</w:t>
+            </w:r>
+            <w:r>
+              <w:rPr>
+                <w:szCs w:val="26"/>
+                <w:lang w:val="vi-VN"/>
+              </w:rPr>
+              <w:t xml:space="preserve"> hiện xóa thông tin cấu hình cần xóa</w:t>
+            </w:r>
+            <w:r>
+              <w:rPr>
+                <w:szCs w:val="26"/>
+                <w:lang w:val="vi-VN"/>
+              </w:rPr>
+              <w:t>.</w:t>
+            </w:r>
+          </w:p>
+          <w:p>
+            <w:pPr>
+              <w:spacing w:before="80" w:after="200" w:line="276" w:lineRule="auto"/>
+              <w:ind w:left="137" w:right="144" w:firstLine="0"/>
+              <w:jc w:val="left"/>
+              <w:rPr>
+                <w:rFonts w:eastAsia="Times New Roman" w:cs="Times New Roman"/>
+                <w:szCs w:val="26"/>
+              </w:rPr>
+            </w:pPr>
+            <w:r>
+              <w:rPr>
+                <w:rFonts w:eastAsia="Times New Roman" w:cs="Times New Roman"/>
+                <w:color w:val="808080"/>
+                <w:szCs w:val="26"/>
+              </w:rPr>
+              <w:t>4</w:t>
+            </w:r>
+            <w:r>
+              <w:rPr>
+                <w:rFonts w:eastAsia="Times New Roman" w:cs="Times New Roman"/>
+                <w:color w:val="808080"/>
+                <w:szCs w:val="26"/>
+                <w:lang w:val="vi-VN"/>
+              </w:rPr>
+              <w:t>. </w:t>
+            </w:r>
+            <w:r>
+              <w:rPr>
+                <w:rFonts w:eastAsia="Times New Roman" w:cs="Times New Roman"/>
+                <w:color w:val="CA6400"/>
+                <w:szCs w:val="26"/>
+                <w:lang w:val="vi-VN"/>
+              </w:rPr>
+              <w:t>SYSTEM</w:t>
+            </w:r>
+            <w:r>
+              <w:rPr>
+                <w:rFonts w:eastAsia="Times New Roman" w:cs="Times New Roman"/>
+                <w:szCs w:val="26"/>
+                <w:lang w:val="vi-VN"/>
+              </w:rPr>
+              <w:t xml:space="preserve"> </w:t>
+            </w:r>
+            <w:r>
+              <w:rPr>
+                <w:szCs w:val="26"/>
+                <w:lang w:val="vi-VN"/>
+              </w:rPr>
+              <w:t>Lưu thông tin trong file.</w:t>
+            </w:r>
+          </w:p>
+          <w:p>
+            <w:pPr>
+              <w:spacing w:before="80" w:after="200" w:line="276" w:lineRule="auto"/>
+              <w:ind w:left="137" w:right="144" w:firstLine="0"/>
+              <w:jc w:val="left"/>
+              <w:rPr>
+                <w:rFonts w:eastAsia="Times New Roman" w:cs="Times New Roman"/>
+                <w:szCs w:val="26"/>
+                <w:lang w:val="vi-VN"/>
+              </w:rPr>
+            </w:pPr>
+            <w:r>
+              <w:rPr>
+                <w:rFonts w:eastAsia="Times New Roman" w:cs="Times New Roman"/>
+                <w:szCs w:val="26"/>
+                <w:lang w:val="vi-VN"/>
+              </w:rPr>
+              <w:t>Extenstion:</w:t>
+            </w:r>
+          </w:p>
+          <w:p>
+            <w:pPr>
+              <w:spacing w:before="80" w:after="200" w:line="276" w:lineRule="auto"/>
+              <w:ind w:left="137" w:right="144" w:firstLine="0"/>
+              <w:jc w:val="left"/>
+              <w:rPr>
+                <w:rFonts w:eastAsia="Times New Roman" w:cs="Times New Roman"/>
+                <w:szCs w:val="26"/>
+                <w:lang w:val="vi-VN"/>
+              </w:rPr>
+            </w:pPr>
+            <w:r>
+              <w:rPr>
+                <w:rFonts w:eastAsia="Times New Roman" w:cs="Times New Roman"/>
+                <w:szCs w:val="26"/>
+              </w:rPr>
+              <w:t>  </w:t>
+            </w:r>
+            <w:r>
+              <w:rPr>
+                <w:rFonts w:eastAsia="Times New Roman" w:cs="Times New Roman"/>
+                <w:color w:val="848284"/>
+                <w:szCs w:val="26"/>
+              </w:rPr>
+              <w:t>3.a. </w:t>
+            </w:r>
+            <w:r>
+              <w:rPr>
+                <w:szCs w:val="26"/>
+                <w:lang w:val="vi-VN"/>
+              </w:rPr>
+              <w:t>Thông tin cấu hình bị xóa đang được sử dụng</w:t>
+            </w:r>
+            <w:r>
+              <w:rPr>
+                <w:szCs w:val="26"/>
+                <w:lang w:val="vi-VN"/>
+              </w:rPr>
+              <w:t>.</w:t>
+            </w:r>
+          </w:p>
+          <w:p>
+            <w:pPr>
+              <w:spacing w:before="80" w:after="200" w:line="276" w:lineRule="auto"/>
+              <w:ind w:left="572" w:right="144" w:firstLine="0"/>
+              <w:jc w:val="left"/>
+              <w:rPr>
+                <w:rFonts w:eastAsia="Times New Roman" w:cs="Times New Roman"/>
+                <w:szCs w:val="26"/>
+                <w:lang w:val="vi-VN"/>
+              </w:rPr>
+            </w:pPr>
+            <w:r>
+              <w:rPr>
+                <w:rFonts w:eastAsia="Times New Roman" w:cs="Times New Roman"/>
+                <w:szCs w:val="26"/>
+              </w:rPr>
+              <w:t> </w:t>
+            </w:r>
+            <w:r>
+              <w:rPr>
+                <w:rFonts w:eastAsia="Times New Roman" w:cs="Times New Roman"/>
+                <w:color w:val="848284"/>
+                <w:szCs w:val="26"/>
+              </w:rPr>
+              <w:t>1. </w:t>
+            </w:r>
+            <w:r>
+              <w:rPr>
+                <w:rFonts w:eastAsia="Times New Roman" w:cs="Times New Roman"/>
+                <w:color w:val="CA6400"/>
+                <w:szCs w:val="26"/>
+              </w:rPr>
+              <w:t>SYSTEM </w:t>
+            </w:r>
+            <w:r>
+              <w:rPr>
+                <w:szCs w:val="26"/>
+                <w:lang w:val="vi-VN"/>
+              </w:rPr>
+              <w:t>Highlight phần thông tin cấu hình được sử dụng</w:t>
+            </w:r>
+            <w:r>
+              <w:rPr>
+                <w:szCs w:val="26"/>
+                <w:lang w:val="vi-VN"/>
+              </w:rPr>
+              <w:t>.</w:t>
+            </w:r>
+          </w:p>
+          <w:p>
+            <w:pPr>
+              <w:spacing w:before="80" w:after="200" w:line="276" w:lineRule="auto"/>
+              <w:ind w:left="572" w:right="144" w:firstLine="0"/>
+              <w:jc w:val="left"/>
+              <w:rPr>
+                <w:szCs w:val="26"/>
+              </w:rPr>
+            </w:pPr>
+            <w:r>
+              <w:rPr>
+                <w:rFonts w:eastAsia="Times New Roman" w:cs="Times New Roman"/>
+                <w:szCs w:val="26"/>
+              </w:rPr>
+              <w:t> </w:t>
+            </w:r>
+            <w:r>
+              <w:rPr>
+                <w:rFonts w:eastAsia="Times New Roman" w:cs="Times New Roman"/>
+                <w:color w:val="848284"/>
+                <w:szCs w:val="26"/>
+              </w:rPr>
+              <w:t>2. </w:t>
+            </w:r>
+            <w:r>
+              <w:rPr>
+                <w:rFonts w:eastAsia="Times New Roman" w:cs="Times New Roman"/>
+                <w:szCs w:val="26"/>
+              </w:rPr>
+              <w:t>TESTER</w:t>
+            </w:r>
+            <w:r>
+              <w:rPr>
+                <w:rFonts w:eastAsia="Times New Roman" w:cs="Times New Roman"/>
+                <w:color w:val="CA6400"/>
+                <w:szCs w:val="26"/>
+              </w:rPr>
+              <w:t> </w:t>
+            </w:r>
+            <w:r>
+              <w:rPr>
+                <w:szCs w:val="26"/>
+                <w:lang w:val="vi-VN"/>
+              </w:rPr>
+              <w:t>Xóa phần thông tin cấu hình đó tại tại vị trí đang được sử dụng.</w:t>
+            </w:r>
+          </w:p>
+          <w:p>
+            <w:pPr>
+              <w:spacing w:before="80" w:after="200" w:line="276" w:lineRule="auto"/>
+              <w:ind w:left="137" w:right="144" w:firstLine="0"/>
+              <w:jc w:val="left"/>
+              <w:rPr>
+                <w:rFonts w:eastAsia="Times New Roman" w:cs="Times New Roman"/>
+                <w:szCs w:val="26"/>
+                <w:lang w:val="vi-VN"/>
+              </w:rPr>
+            </w:pPr>
+            <w:r>
+              <w:rPr>
+                <w:rFonts w:eastAsia="Times New Roman" w:cs="Times New Roman"/>
+                <w:color w:val="848284"/>
+                <w:szCs w:val="26"/>
+              </w:rPr>
+              <w:t xml:space="preserve">  </w:t>
+            </w:r>
+            <w:r>
+              <w:rPr>
+                <w:rFonts w:eastAsia="Times New Roman" w:cs="Times New Roman"/>
+                <w:color w:val="848284"/>
+                <w:szCs w:val="26"/>
+              </w:rPr>
+              <w:t>3.</w:t>
+            </w:r>
+            <w:r>
+              <w:rPr>
+                <w:rFonts w:eastAsia="Times New Roman" w:cs="Times New Roman"/>
+                <w:color w:val="848284"/>
+                <w:szCs w:val="26"/>
+              </w:rPr>
+              <w:t>b</w:t>
+            </w:r>
+            <w:r>
+              <w:rPr>
+                <w:rFonts w:eastAsia="Times New Roman" w:cs="Times New Roman"/>
+                <w:color w:val="848284"/>
+                <w:szCs w:val="26"/>
+              </w:rPr>
+              <w:t>. </w:t>
+            </w:r>
+            <w:r>
+              <w:rPr>
+                <w:szCs w:val="26"/>
+                <w:lang w:val="vi-VN"/>
+              </w:rPr>
+              <w:t>Xóa nhầm thông tin cấu hình.</w:t>
+            </w:r>
+          </w:p>
+          <w:p>
+            <w:pPr>
+              <w:spacing w:before="80" w:after="200" w:line="276" w:lineRule="auto"/>
+              <w:ind w:left="572" w:right="144" w:firstLine="0"/>
+              <w:jc w:val="left"/>
+              <w:rPr>
+                <w:rFonts w:eastAsia="Times New Roman" w:cs="Times New Roman"/>
+                <w:szCs w:val="26"/>
+              </w:rPr>
+            </w:pPr>
+            <w:r>
+              <w:rPr>
+                <w:rFonts w:eastAsia="Times New Roman" w:cs="Times New Roman"/>
+                <w:szCs w:val="26"/>
+              </w:rPr>
+              <w:t> </w:t>
+            </w:r>
+            <w:r>
+              <w:rPr>
+                <w:rFonts w:eastAsia="Times New Roman" w:cs="Times New Roman"/>
+                <w:color w:val="848284"/>
+                <w:szCs w:val="26"/>
+              </w:rPr>
+              <w:t>1. </w:t>
+            </w:r>
+            <w:r>
+              <w:rPr>
+                <w:rFonts w:eastAsia="Times New Roman" w:cs="Times New Roman"/>
+                <w:szCs w:val="26"/>
+              </w:rPr>
+              <w:t>TESTER</w:t>
+            </w:r>
+            <w:r>
+              <w:rPr>
+                <w:rFonts w:eastAsia="Times New Roman" w:cs="Times New Roman"/>
+                <w:color w:val="CA6400"/>
+                <w:szCs w:val="26"/>
+              </w:rPr>
+              <w:t> </w:t>
+            </w:r>
+            <w:r>
+              <w:rPr>
+                <w:szCs w:val="26"/>
+                <w:lang w:val="vi-VN"/>
+              </w:rPr>
+              <w:t>Thực hiện thao tác undo.</w:t>
+            </w:r>
+          </w:p>
+          <w:p>
+            <w:pPr>
+              <w:spacing w:before="80" w:after="200" w:line="276" w:lineRule="auto"/>
+              <w:ind w:left="572" w:right="144" w:firstLine="0"/>
+              <w:jc w:val="left"/>
+              <w:rPr>
+                <w:rFonts w:eastAsia="Times New Roman" w:cs="Times New Roman"/>
+                <w:szCs w:val="26"/>
+                <w:lang w:val="vi-VN"/>
+              </w:rPr>
+            </w:pPr>
+            <w:r>
+              <w:rPr>
+                <w:rFonts w:eastAsia="Times New Roman" w:cs="Times New Roman"/>
+                <w:color w:val="848284"/>
+                <w:szCs w:val="26"/>
+              </w:rPr>
+              <w:t xml:space="preserve"> </w:t>
+            </w:r>
+            <w:r>
+              <w:rPr>
+                <w:rFonts w:eastAsia="Times New Roman" w:cs="Times New Roman"/>
+                <w:color w:val="848284"/>
+                <w:szCs w:val="26"/>
+              </w:rPr>
+              <w:t>2. </w:t>
+            </w:r>
+            <w:r>
+              <w:rPr>
+                <w:rFonts w:eastAsia="Times New Roman" w:cs="Times New Roman"/>
+                <w:color w:val="CA6400"/>
+                <w:szCs w:val="26"/>
+              </w:rPr>
+              <w:t>SYSTEM </w:t>
+            </w:r>
+            <w:r>
+              <w:rPr>
+                <w:szCs w:val="26"/>
+                <w:lang w:val="vi-VN"/>
+              </w:rPr>
+              <w:t>Khôi phục lại thông tin cấu hình vừa bị xóa.</w:t>
+            </w:r>
+          </w:p>
+        </w:tc>
+      </w:tr>
+      <w:bookmarkEnd w:id="58"/>
+    </w:tbl>
+    <w:p>
+      <w:pPr>
+        <w:pStyle w:val="Nidung"/>
+        <w:ind w:firstLine="0"/>
+      </w:pPr>
+    </w:p>
+    <w:p>
+      <w:pPr>
+        <w:pStyle w:val="Tiumc"/>
+      </w:pPr>
+      <w:r>
+        <w:t>Sinh test case tự động bằng AI</w:t>
+      </w:r>
+    </w:p>
+    <w:p>
+      <w:pPr>
+        <w:pStyle w:val="Nidung"/>
+        <w:keepNext/>
+        <w:ind w:firstLine="0"/>
+        <w:jc w:val="center"/>
+      </w:pPr>
+      <w:r>
+        <w:rPr>
+          <w:noProof/>
+        </w:rPr>
+        <w:drawing>
+          <wp:inline distT="0" distB="0" distL="0" distR="0" wp14:anchorId="61C7DA00" wp14:editId="59FD91A2">
+            <wp:extent cx="5580380" cy="3150235"/>
+            <wp:effectExtent l="0" t="0" r="1270" b="0"/>
+            <wp:docPr id="1346471400" name="Picture 1"/>
+            <wp:cNvGraphicFramePr>
+              <a:graphicFrameLocks xmlns:a="http://schemas.openxmlformats.org/drawingml/2006/main" noChangeAspect="1"/>
+            </wp:cNvGraphicFramePr>
+            <a:graphic xmlns:a="http://schemas.openxmlformats.org/drawingml/2006/main">
+              <a:graphicData uri="http://schemas.openxmlformats.org/drawingml/2006/picture">
+                <pic:pic xmlns:pic="http://schemas.openxmlformats.org/drawingml/2006/picture">
+                  <pic:nvPicPr>
+                    <pic:cNvPr id="1346471400" name=""/>
+                    <pic:cNvPicPr/>
+                  </pic:nvPicPr>
+                  <pic:blipFill>
+                    <a:blip r:embed="rId32"/>
+                    <a:stretch>
+                      <a:fillRect/>
+                    </a:stretch>
+                  </pic:blipFill>
+                  <pic:spPr>
+                    <a:xfrm>
+                      <a:off x="0" y="0"/>
+                      <a:ext cx="5580380" cy="3150235"/>
+                    </a:xfrm>
+                    <a:prstGeom prst="rect">
+                      <a:avLst/>
+                    </a:prstGeom>
+                  </pic:spPr>
+                </pic:pic>
+              </a:graphicData>
+            </a:graphic>
+          </wp:inline>
+        </w:drawing>
+      </w:r>
+    </w:p>
+    <w:p>
+      <w:pPr>
+        <w:pStyle w:val="Caption"/>
+      </w:pPr>
+      <w:r>
+        <w:t xml:space="preserve">Hình </w:t>
+      </w:r>
+      <w:fldSimple w:instr=" STYLEREF 1 \s ">
+        <w:r>
+          <w:rPr>
+            <w:noProof/>
+          </w:rPr>
+          <w:t>3</w:t>
+        </w:r>
+      </w:fldSimple>
+      <w:r>
+        <w:noBreakHyphen/>
+      </w:r>
+      <w:fldSimple w:instr=" SEQ Hình \* ARABIC \s 1 ">
+        <w:r>
+          <w:rPr>
+            <w:noProof/>
+          </w:rPr>
+          <w:t>8</w:t>
+        </w:r>
+      </w:fldSimple>
+      <w:r>
+        <w:t>: Use case sinh test case tự động bằng AI</w:t>
+      </w:r>
+    </w:p>
+    <w:p>
+      <w:pPr>
+        <w:pStyle w:val="ListParagraph"/>
+        <w:numPr>
+          <w:ilvl w:val="0"/>
+          <w:numId w:val="63"/>
+        </w:numPr>
+      </w:pPr>
+      <w:r>
+        <w:lastRenderedPageBreak/>
+        <w:t xml:space="preserve">Thêm </w:t>
+      </w:r>
+      <w:r>
+        <w:t>use case cho AI sinh test case</w:t>
+      </w:r>
+    </w:p>
+    <w:tbl>
+      <w:tblPr>
+        <w:tblW w:w="8789" w:type="dxa"/>
+        <w:tblLayout w:type="fixed"/>
+        <w:tblCellMar>
+          <w:left w:w="0" w:type="dxa"/>
+          <w:right w:w="0" w:type="dxa"/>
+        </w:tblCellMar>
+        <w:tblLook w:val="04A0" w:firstRow="1" w:lastRow="0" w:firstColumn="1" w:lastColumn="0" w:noHBand="0" w:noVBand="1"/>
+      </w:tblPr>
+      <w:tblGrid>
+        <w:gridCol w:w="2960"/>
+        <w:gridCol w:w="5829"/>
+      </w:tblGrid>
+      <w:tr>
+        <w:tc>
+          <w:tcPr>
+            <w:tcW w:w="2960" w:type="dxa"/>
+            <w:shd w:val="clear" w:color="auto" w:fill="DBE5F1"/>
+          </w:tcPr>
+          <w:p>
+            <w:pPr>
+              <w:ind w:firstLine="0"/>
+              <w:rPr>
+                <w:rFonts w:eastAsia="Calibri" w:cs="Times New Roman"/>
+                <w:b/>
+                <w:szCs w:val="26"/>
+              </w:rPr>
+            </w:pPr>
+            <w:r>
+              <w:rPr>
+                <w:rFonts w:eastAsia="Calibri" w:cs="Times New Roman"/>
+                <w:b/>
+                <w:szCs w:val="26"/>
+              </w:rPr>
+              <w:t>Primary Actors</w:t>
+            </w:r>
+          </w:p>
+        </w:tc>
+        <w:tc>
+          <w:tcPr>
+            <w:tcW w:w="5829" w:type="dxa"/>
+            <w:shd w:val="clear" w:color="auto" w:fill="DBE5F1"/>
+          </w:tcPr>
+          <w:p>
+            <w:pPr>
+              <w:ind w:firstLine="0"/>
+              <w:rPr>
+                <w:rFonts w:eastAsia="Calibri" w:cs="Times New Roman"/>
+                <w:szCs w:val="26"/>
+                <w:lang w:val="vi-VN"/>
+              </w:rPr>
+            </w:pPr>
+            <w:r>
+              <w:rPr>
+                <w:rFonts w:eastAsia="Calibri" w:cs="Times New Roman"/>
+                <w:noProof/>
+                <w:szCs w:val="26"/>
+              </w:rPr>
+              <w:drawing>
+                <wp:inline distT="0" distB="0" distL="0" distR="0" wp14:anchorId="304378A7" wp14:editId="27785A76">
+                  <wp:extent cx="169545" cy="169545"/>
+                  <wp:effectExtent l="0" t="0" r="1905" b="1905"/>
+                  <wp:docPr id="759928361" name="Picture 38"/>
+                  <wp:cNvGraphicFramePr>
+                    <a:graphicFrameLocks xmlns:a="http://schemas.openxmlformats.org/drawingml/2006/main" noChangeAspect="1"/>
+                  </wp:cNvGraphicFramePr>
+                  <a:graphic xmlns:a="http://schemas.openxmlformats.org/drawingml/2006/main">
+                    <a:graphicData uri="http://schemas.openxmlformats.org/drawingml/2006/picture">
+                      <pic:pic xmlns:pic="http://schemas.openxmlformats.org/drawingml/2006/picture">
+                        <pic:nvPicPr>
+                          <pic:cNvPr id="0" name="Image1.png"/>
+                          <pic:cNvPicPr>
+                            <a:picLocks noChangeAspect="1" noChangeArrowheads="1"/>
+                          </pic:cNvPicPr>
+                        </pic:nvPicPr>
+                        <pic:blipFill>
+                          <a:blip r:embed="rId26">
+                            <a:extLst>
+                              <a:ext uri="{28A0092B-C50C-407E-A947-70E740481C1C}">
+                                <a14:useLocalDpi xmlns:a14="http://schemas.microsoft.com/office/drawing/2010/main" val="0"/>
+                              </a:ext>
+                            </a:extLst>
+                          </a:blip>
+                          <a:srcRect t="-4762" b="4762"/>
+                          <a:stretch>
+                            <a:fillRect/>
+                          </a:stretch>
+                        </pic:blipFill>
+                        <pic:spPr bwMode="auto">
+                          <a:xfrm>
+                            <a:off x="0" y="0"/>
+                            <a:ext cx="169545" cy="169545"/>
+                          </a:xfrm>
+                          <a:prstGeom prst="rect">
+                            <a:avLst/>
+                          </a:prstGeom>
+                          <a:noFill/>
+                          <a:ln>
+                            <a:noFill/>
+                          </a:ln>
+                        </pic:spPr>
+                      </pic:pic>
+                    </a:graphicData>
+                  </a:graphic>
+                </wp:inline>
+              </w:drawing>
+            </w:r>
+            <w:r>
+              <w:rPr>
+                <w:rFonts w:eastAsia="Calibri" w:cs="Times New Roman"/>
+                <w:szCs w:val="26"/>
+              </w:rPr>
+              <w:t> Tester</w:t>
+            </w:r>
+          </w:p>
+        </w:tc>
+      </w:tr>
+      <w:tr>
+        <w:tc>
+          <w:tcPr>
+            <w:tcW w:w="2960" w:type="dxa"/>
+          </w:tcPr>
+          <w:p>
+            <w:pPr>
+              <w:ind w:firstLine="0"/>
+              <w:rPr>
+                <w:rFonts w:eastAsia="Calibri" w:cs="Times New Roman"/>
+                <w:b/>
+                <w:szCs w:val="26"/>
+              </w:rPr>
+            </w:pPr>
+            <w:r>
+              <w:rPr>
+                <w:rFonts w:eastAsia="Calibri" w:cs="Times New Roman"/>
+                <w:b/>
+                <w:szCs w:val="26"/>
+              </w:rPr>
+              <w:t>Preconditions</w:t>
+            </w:r>
+          </w:p>
+        </w:tc>
+        <w:tc>
+          <w:tcPr>
+            <w:tcW w:w="5829" w:type="dxa"/>
+          </w:tcPr>
+          <w:p>
+            <w:pPr>
+              <w:ind w:firstLine="0"/>
+              <w:rPr>
+                <w:rFonts w:eastAsia="Calibri" w:cs="Times New Roman"/>
+                <w:noProof/>
+                <w:szCs w:val="26"/>
+                <w:lang w:val="vi-VN"/>
+              </w:rPr>
+            </w:pPr>
+            <w:r>
+              <w:rPr>
+                <w:rFonts w:eastAsia="Calibri" w:cs="Times New Roman"/>
+                <w:noProof/>
+                <w:szCs w:val="26"/>
+              </w:rPr>
+              <w:t>Tester</w:t>
+            </w:r>
+            <w:r>
+              <w:rPr>
+                <w:rFonts w:eastAsia="Calibri" w:cs="Times New Roman"/>
+                <w:noProof/>
+                <w:szCs w:val="26"/>
+                <w:lang w:val="vi-VN"/>
+              </w:rPr>
+              <w:t xml:space="preserve"> thực hiện mở framework.</w:t>
+            </w:r>
+          </w:p>
+        </w:tc>
+      </w:tr>
+      <w:tr>
+        <w:tc>
+          <w:tcPr>
+            <w:tcW w:w="2960" w:type="dxa"/>
+            <w:shd w:val="clear" w:color="auto" w:fill="DBE5F1"/>
+          </w:tcPr>
+          <w:p>
+            <w:pPr>
+              <w:ind w:firstLine="0"/>
+              <w:rPr>
+                <w:rFonts w:eastAsia="Calibri" w:cs="Times New Roman"/>
+                <w:b/>
+                <w:szCs w:val="26"/>
+                <w:lang w:val="vi-VN"/>
+              </w:rPr>
+            </w:pPr>
+            <w:r>
+              <w:rPr>
+                <w:rFonts w:eastAsia="Calibri" w:cs="Times New Roman"/>
+                <w:b/>
+                <w:szCs w:val="26"/>
+              </w:rPr>
+              <w:t>Post</w:t>
+            </w:r>
+            <w:r>
+              <w:rPr>
+                <w:rFonts w:eastAsia="Calibri" w:cs="Times New Roman"/>
+                <w:b/>
+                <w:szCs w:val="26"/>
+                <w:lang w:val="vi-VN"/>
+              </w:rPr>
+              <w:t>-conditions</w:t>
+            </w:r>
+          </w:p>
+        </w:tc>
+        <w:tc>
+          <w:tcPr>
+            <w:tcW w:w="5829" w:type="dxa"/>
+            <w:shd w:val="clear" w:color="auto" w:fill="DBE5F1"/>
+          </w:tcPr>
+          <w:p>
+            <w:pPr>
+              <w:ind w:firstLine="0"/>
+              <w:rPr>
+                <w:rFonts w:eastAsia="Calibri" w:cs="Times New Roman"/>
+                <w:noProof/>
+                <w:szCs w:val="26"/>
+                <w:lang w:val="vi-VN"/>
+              </w:rPr>
+            </w:pPr>
+            <w:r>
+              <w:rPr>
+                <w:rFonts w:eastAsia="Calibri" w:cs="Times New Roman"/>
+                <w:noProof/>
+                <w:szCs w:val="26"/>
+                <w:lang w:val="vi-VN"/>
+              </w:rPr>
+              <w:t xml:space="preserve">Thêm </w:t>
+            </w:r>
+            <w:r>
+              <w:rPr>
+                <w:rFonts w:eastAsia="Calibri" w:cs="Times New Roman"/>
+                <w:noProof/>
+                <w:szCs w:val="26"/>
+              </w:rPr>
+              <w:t>use case</w:t>
+            </w:r>
+            <w:r>
+              <w:rPr>
+                <w:rFonts w:eastAsia="Calibri" w:cs="Times New Roman"/>
+                <w:noProof/>
+                <w:szCs w:val="26"/>
+                <w:lang w:val="vi-VN"/>
+              </w:rPr>
+              <w:t xml:space="preserve"> thành công.</w:t>
+            </w:r>
+          </w:p>
+        </w:tc>
+      </w:tr>
+    </w:tbl>
+    <w:p>
+      <w:pPr>
+        <w:ind w:firstLine="0"/>
+        <w:rPr>
+          <w:rFonts w:eastAsia="Times New Roman" w:cs="Times New Roman"/>
+          <w:b/>
+          <w:bCs/>
+          <w:szCs w:val="26"/>
+          <w:lang w:val="x-none" w:eastAsia="x-none"/>
+        </w:rPr>
+      </w:pPr>
+      <w:r>
+        <w:rPr>
+          <w:rFonts w:eastAsia="Times New Roman" w:cs="Times New Roman"/>
+          <w:b/>
+          <w:bCs/>
+          <w:szCs w:val="26"/>
+          <w:lang w:val="x-none" w:eastAsia="x-none"/>
+        </w:rPr>
+        <w:t>Scenario</w:t>
+      </w:r>
+    </w:p>
+    <w:tbl>
+      <w:tblPr>
+        <w:tblW w:w="8784" w:type="dxa"/>
+        <w:tblBorders>
+          <w:top w:val="single" w:sz="4" w:space="0" w:color="BFBFBF"/>
+          <w:left w:val="single" w:sz="4" w:space="0" w:color="BFBFBF"/>
+          <w:bottom w:val="single" w:sz="4" w:space="0" w:color="BFBFBF"/>
+          <w:right w:val="single" w:sz="4" w:space="0" w:color="BFBFBF"/>
+        </w:tblBorders>
+        <w:tblLayout w:type="fixed"/>
+        <w:tblCellMar>
+          <w:left w:w="0" w:type="dxa"/>
+          <w:right w:w="0" w:type="dxa"/>
+        </w:tblCellMar>
+        <w:tblLook w:val="04A0" w:firstRow="1" w:lastRow="0" w:firstColumn="1" w:lastColumn="0" w:noHBand="0" w:noVBand="1"/>
+      </w:tblPr>
+      <w:tblGrid>
+        <w:gridCol w:w="8784"/>
+      </w:tblGrid>
+      <w:tr>
+        <w:tc>
+          <w:tcPr>
+            <w:tcW w:w="8784" w:type="dxa"/>
+          </w:tcPr>
+          <w:p>
+            <w:pPr>
+              <w:spacing w:before="80" w:after="200" w:line="276" w:lineRule="auto"/>
+              <w:ind w:left="137" w:right="144" w:firstLine="0"/>
+              <w:jc w:val="left"/>
+              <w:rPr>
+                <w:rFonts w:eastAsia="Times New Roman" w:cs="Times New Roman"/>
+                <w:szCs w:val="26"/>
+              </w:rPr>
+            </w:pPr>
+            <w:r>
+              <w:rPr>
+                <w:rFonts w:eastAsia="Times New Roman" w:cs="Times New Roman"/>
+                <w:color w:val="848284"/>
+                <w:szCs w:val="26"/>
+              </w:rPr>
+              <w:t>1</w:t>
+            </w:r>
+            <w:r>
+              <w:rPr>
+                <w:rFonts w:eastAsia="Times New Roman" w:cs="Times New Roman"/>
+                <w:color w:val="848284"/>
+                <w:szCs w:val="26"/>
+                <w:lang w:val="vi-VN"/>
+              </w:rPr>
+              <w:t>. </w:t>
+            </w:r>
+            <w:r>
+              <w:rPr>
+                <w:szCs w:val="26"/>
+              </w:rPr>
+              <w:t>TESTER</w:t>
+            </w:r>
+            <w:r>
+              <w:rPr>
+                <w:szCs w:val="26"/>
+                <w:lang w:val="vi-VN"/>
+              </w:rPr>
+              <w:t xml:space="preserve"> Tại thư mục </w:t>
+            </w:r>
+            <w:r>
+              <w:rPr>
+                <w:szCs w:val="26"/>
+              </w:rPr>
+              <w:t>AI/TestCase/UC</w:t>
+            </w:r>
+            <w:r>
+              <w:rPr>
+                <w:szCs w:val="26"/>
+                <w:lang w:val="vi-VN"/>
+              </w:rPr>
+              <w:t xml:space="preserve"> tạo một file</w:t>
+            </w:r>
+            <w:r>
+              <w:rPr>
+                <w:szCs w:val="26"/>
+              </w:rPr>
+              <w:t>.</w:t>
+            </w:r>
+            <w:r>
+              <w:rPr>
+                <w:szCs w:val="26"/>
+              </w:rPr>
+              <w:t>txt</w:t>
+            </w:r>
+            <w:r>
+              <w:rPr>
+                <w:szCs w:val="26"/>
+                <w:lang w:val="vi-VN"/>
+              </w:rPr>
+              <w:t xml:space="preserve"> để lưu trữ </w:t>
+            </w:r>
+            <w:r>
+              <w:rPr>
+                <w:szCs w:val="26"/>
+              </w:rPr>
+              <w:t>use case</w:t>
+            </w:r>
+          </w:p>
+        </w:tc>
+      </w:tr>
+      <w:tr>
+        <w:tc>
+          <w:tcPr>
+            <w:tcW w:w="8784" w:type="dxa"/>
+          </w:tcPr>
+          <w:p>
+            <w:pPr>
+              <w:spacing w:before="80" w:after="200" w:line="276" w:lineRule="auto"/>
+              <w:ind w:left="137" w:right="144" w:firstLine="0"/>
+              <w:jc w:val="left"/>
+              <w:rPr>
+                <w:rFonts w:eastAsia="Times New Roman" w:cs="Times New Roman"/>
+                <w:szCs w:val="26"/>
+              </w:rPr>
+            </w:pPr>
+            <w:r>
+              <w:rPr>
+                <w:rFonts w:eastAsia="Times New Roman" w:cs="Times New Roman"/>
+                <w:color w:val="808080"/>
+                <w:szCs w:val="26"/>
+              </w:rPr>
+              <w:t>2</w:t>
+            </w:r>
+            <w:r>
+              <w:rPr>
+                <w:rFonts w:eastAsia="Times New Roman" w:cs="Times New Roman"/>
+                <w:color w:val="808080"/>
+                <w:szCs w:val="26"/>
+                <w:lang w:val="vi-VN"/>
+              </w:rPr>
+              <w:t>. </w:t>
+            </w:r>
+            <w:r>
+              <w:rPr>
+                <w:color w:val="CA6400"/>
+                <w:szCs w:val="26"/>
+                <w:lang w:val="vi-VN"/>
+              </w:rPr>
+              <w:t>SYSTEM </w:t>
+            </w:r>
+            <w:r>
+              <w:rPr>
+                <w:szCs w:val="26"/>
+                <w:lang w:val="vi-VN"/>
+              </w:rPr>
+              <w:t xml:space="preserve">Hiển thị </w:t>
+            </w:r>
+            <w:r>
+              <w:rPr>
+                <w:szCs w:val="26"/>
+                <w:lang w:val="vi-VN"/>
+              </w:rPr>
+              <w:t>giao diện cho phép nhập tên file</w:t>
+            </w:r>
+            <w:r>
+              <w:rPr>
+                <w:szCs w:val="26"/>
+                <w:lang w:val="vi-VN"/>
+              </w:rPr>
+              <w:t>.</w:t>
+            </w:r>
+          </w:p>
+        </w:tc>
+      </w:tr>
+      <w:tr>
+        <w:tc>
+          <w:tcPr>
+            <w:tcW w:w="8784" w:type="dxa"/>
+          </w:tcPr>
+          <w:p>
+            <w:pPr>
+              <w:spacing w:before="80" w:after="200" w:line="276" w:lineRule="auto"/>
+              <w:ind w:left="137" w:right="144" w:firstLine="0"/>
+              <w:jc w:val="left"/>
+              <w:rPr>
+                <w:rFonts w:eastAsia="Times New Roman" w:cs="Times New Roman"/>
+                <w:szCs w:val="26"/>
+              </w:rPr>
+            </w:pPr>
+            <w:r>
+              <w:rPr>
+                <w:rFonts w:eastAsia="Times New Roman" w:cs="Times New Roman"/>
+                <w:color w:val="808080"/>
+                <w:szCs w:val="26"/>
+              </w:rPr>
+              <w:t>3</w:t>
+            </w:r>
+            <w:r>
+              <w:rPr>
+                <w:rFonts w:eastAsia="Times New Roman" w:cs="Times New Roman"/>
+                <w:color w:val="848284"/>
+                <w:szCs w:val="26"/>
+                <w:lang w:val="vi-VN"/>
+              </w:rPr>
+              <w:t>. </w:t>
+            </w:r>
+            <w:r>
+              <w:rPr>
+                <w:rFonts w:eastAsia="Times New Roman" w:cs="Times New Roman"/>
+                <w:szCs w:val="26"/>
+              </w:rPr>
+              <w:t>TESTER Nhập tên file và nhấn OK.</w:t>
+            </w:r>
+          </w:p>
+          <w:p>
+            <w:pPr>
+              <w:spacing w:before="80" w:after="200" w:line="276" w:lineRule="auto"/>
+              <w:ind w:left="137" w:right="144" w:firstLine="0"/>
+              <w:jc w:val="left"/>
+              <w:rPr>
+                <w:rFonts w:eastAsia="Times New Roman" w:cs="Times New Roman"/>
+                <w:szCs w:val="26"/>
+              </w:rPr>
+            </w:pPr>
+            <w:r>
+              <w:rPr>
+                <w:rFonts w:eastAsia="Times New Roman" w:cs="Times New Roman"/>
+                <w:color w:val="808080"/>
+                <w:szCs w:val="26"/>
+              </w:rPr>
+              <w:t>4</w:t>
+            </w:r>
+            <w:r>
+              <w:rPr>
+                <w:rFonts w:eastAsia="Times New Roman" w:cs="Times New Roman"/>
+                <w:color w:val="808080"/>
+                <w:szCs w:val="26"/>
+                <w:lang w:val="vi-VN"/>
+              </w:rPr>
+              <w:t>. </w:t>
+            </w:r>
+            <w:r>
+              <w:rPr>
+                <w:rFonts w:eastAsia="Times New Roman" w:cs="Times New Roman"/>
+                <w:color w:val="CA6400"/>
+                <w:szCs w:val="26"/>
+                <w:lang w:val="vi-VN"/>
+              </w:rPr>
+              <w:t>SYSTEM</w:t>
+            </w:r>
+            <w:r>
+              <w:rPr>
+                <w:rFonts w:eastAsia="Times New Roman" w:cs="Times New Roman"/>
+                <w:szCs w:val="26"/>
+                <w:lang w:val="vi-VN"/>
+              </w:rPr>
+              <w:t xml:space="preserve"> </w:t>
+            </w:r>
+            <w:r>
+              <w:rPr>
+                <w:szCs w:val="26"/>
+                <w:lang w:val="vi-VN"/>
+              </w:rPr>
+              <w:t>Tạo file</w:t>
+            </w:r>
+            <w:r>
+              <w:rPr>
+                <w:szCs w:val="26"/>
+              </w:rPr>
+              <w:t>.</w:t>
+            </w:r>
+            <w:r>
+              <w:rPr>
+                <w:szCs w:val="26"/>
+              </w:rPr>
+              <w:t>txt</w:t>
+            </w:r>
+            <w:r>
+              <w:rPr>
+                <w:szCs w:val="26"/>
+                <w:lang w:val="vi-VN"/>
+              </w:rPr>
+              <w:t xml:space="preserve"> mới </w:t>
+            </w:r>
+            <w:r>
+              <w:rPr>
+                <w:szCs w:val="26"/>
+                <w:lang w:val="vi-VN"/>
+              </w:rPr>
+              <w:t xml:space="preserve">tại thư mục </w:t>
+            </w:r>
+            <w:r>
+              <w:rPr>
+                <w:szCs w:val="26"/>
+              </w:rPr>
+              <w:t>AI/TestCase/UC</w:t>
+            </w:r>
+            <w:r>
+              <w:rPr>
+                <w:szCs w:val="26"/>
+                <w:lang w:val="vi-VN"/>
+              </w:rPr>
+              <w:t>.</w:t>
+            </w:r>
+          </w:p>
+          <w:p>
+            <w:pPr>
+              <w:spacing w:before="80" w:after="200" w:line="276" w:lineRule="auto"/>
+              <w:ind w:left="137" w:right="144" w:firstLine="0"/>
+              <w:jc w:val="left"/>
+              <w:rPr>
+                <w:rFonts w:eastAsia="Times New Roman" w:cs="Times New Roman"/>
+                <w:color w:val="808080"/>
+                <w:szCs w:val="26"/>
+              </w:rPr>
+            </w:pPr>
+            <w:r>
+              <w:rPr>
+                <w:rFonts w:eastAsia="Times New Roman" w:cs="Times New Roman"/>
+                <w:color w:val="808080"/>
+                <w:szCs w:val="26"/>
+              </w:rPr>
+              <w:t>5</w:t>
+            </w:r>
+            <w:r>
+              <w:rPr>
+                <w:rFonts w:eastAsia="Times New Roman" w:cs="Times New Roman"/>
+                <w:color w:val="848284"/>
+                <w:szCs w:val="26"/>
+                <w:lang w:val="vi-VN"/>
+              </w:rPr>
+              <w:t>. </w:t>
+            </w:r>
+            <w:r>
+              <w:rPr>
+                <w:rFonts w:eastAsia="Times New Roman" w:cs="Times New Roman"/>
+                <w:szCs w:val="26"/>
+              </w:rPr>
+              <w:t xml:space="preserve">TESTER </w:t>
+            </w:r>
+            <w:r>
+              <w:rPr>
+                <w:szCs w:val="26"/>
+                <w:lang w:val="vi-VN"/>
+              </w:rPr>
+              <w:t xml:space="preserve">Tại </w:t>
+            </w:r>
+            <w:r>
+              <w:rPr>
+                <w:szCs w:val="26"/>
+              </w:rPr>
+              <w:t xml:space="preserve">file vừa tạo thêm </w:t>
+            </w:r>
+            <w:r>
+              <w:rPr>
+                <w:szCs w:val="26"/>
+              </w:rPr>
+              <w:t>các thông tin use case</w:t>
+            </w:r>
+          </w:p>
+          <w:p>
+            <w:pPr>
+              <w:spacing w:before="80" w:after="200" w:line="276" w:lineRule="auto"/>
+              <w:ind w:left="137" w:right="144" w:firstLine="0"/>
+              <w:jc w:val="left"/>
+              <w:rPr>
+                <w:rFonts w:eastAsia="Times New Roman" w:cs="Times New Roman"/>
+                <w:szCs w:val="26"/>
+              </w:rPr>
+            </w:pPr>
+            <w:r>
+              <w:rPr>
+                <w:rFonts w:eastAsia="Times New Roman" w:cs="Times New Roman"/>
+                <w:color w:val="808080"/>
+                <w:szCs w:val="26"/>
+              </w:rPr>
+              <w:t>6</w:t>
+            </w:r>
+            <w:r>
+              <w:rPr>
+                <w:rFonts w:eastAsia="Times New Roman" w:cs="Times New Roman"/>
+                <w:color w:val="808080"/>
+                <w:szCs w:val="26"/>
+                <w:lang w:val="vi-VN"/>
+              </w:rPr>
+              <w:t>. </w:t>
+            </w:r>
+            <w:r>
+              <w:rPr>
+                <w:rFonts w:eastAsia="Times New Roman" w:cs="Times New Roman"/>
+                <w:color w:val="CA6400"/>
+                <w:szCs w:val="26"/>
+                <w:lang w:val="vi-VN"/>
+              </w:rPr>
+              <w:t>SYSTEM</w:t>
+            </w:r>
+            <w:r>
+              <w:rPr>
+                <w:rFonts w:eastAsia="Times New Roman" w:cs="Times New Roman"/>
+                <w:szCs w:val="26"/>
+                <w:lang w:val="vi-VN"/>
+              </w:rPr>
+              <w:t xml:space="preserve"> </w:t>
+            </w:r>
+            <w:r>
+              <w:rPr>
+                <w:szCs w:val="26"/>
+                <w:lang w:val="vi-VN"/>
+              </w:rPr>
+              <w:t>Lưu nội dung thay đổi trong file.</w:t>
+            </w:r>
+          </w:p>
+          <w:p>
+            <w:pPr>
+              <w:spacing w:before="80" w:after="200" w:line="276" w:lineRule="auto"/>
+              <w:ind w:left="137" w:right="144" w:firstLine="0"/>
+              <w:jc w:val="left"/>
+              <w:rPr>
+                <w:rFonts w:eastAsia="Times New Roman" w:cs="Times New Roman"/>
+                <w:szCs w:val="26"/>
+                <w:lang w:val="vi-VN"/>
+              </w:rPr>
+            </w:pPr>
+            <w:r>
+              <w:rPr>
+                <w:rFonts w:eastAsia="Times New Roman" w:cs="Times New Roman"/>
+                <w:szCs w:val="26"/>
+                <w:lang w:val="vi-VN"/>
+              </w:rPr>
+              <w:t>Extenstion:</w:t>
+            </w:r>
+          </w:p>
+          <w:p>
+            <w:pPr>
+              <w:spacing w:before="80" w:after="200" w:line="276" w:lineRule="auto"/>
+              <w:ind w:left="137" w:right="144" w:firstLine="0"/>
+              <w:jc w:val="left"/>
+              <w:rPr>
+                <w:rFonts w:eastAsia="Times New Roman" w:cs="Times New Roman"/>
+                <w:szCs w:val="26"/>
+                <w:lang w:val="vi-VN"/>
+              </w:rPr>
+            </w:pPr>
+            <w:r>
+              <w:rPr>
+                <w:rFonts w:eastAsia="Times New Roman" w:cs="Times New Roman"/>
+                <w:szCs w:val="26"/>
+              </w:rPr>
+              <w:t>  </w:t>
+            </w:r>
+            <w:r>
+              <w:rPr>
+                <w:rFonts w:eastAsia="Times New Roman" w:cs="Times New Roman"/>
+                <w:color w:val="848284"/>
+                <w:szCs w:val="26"/>
+              </w:rPr>
+              <w:t>3.a. </w:t>
+            </w:r>
+            <w:r>
+              <w:rPr>
+                <w:szCs w:val="26"/>
+                <w:lang w:val="vi-VN"/>
+              </w:rPr>
+              <w:t>Tên file đã tồn tại.</w:t>
+            </w:r>
+          </w:p>
+          <w:p>
+            <w:pPr>
+              <w:spacing w:before="80" w:after="200" w:line="276" w:lineRule="auto"/>
+              <w:ind w:left="572" w:right="144" w:firstLine="0"/>
+              <w:jc w:val="left"/>
+              <w:rPr>
+                <w:rFonts w:eastAsia="Times New Roman" w:cs="Times New Roman"/>
+                <w:szCs w:val="26"/>
+                <w:lang w:val="vi-VN"/>
+              </w:rPr>
+            </w:pPr>
+            <w:r>
+              <w:rPr>
+                <w:rFonts w:eastAsia="Times New Roman" w:cs="Times New Roman"/>
+                <w:szCs w:val="26"/>
+              </w:rPr>
+              <w:t> </w:t>
+            </w:r>
+            <w:r>
+              <w:rPr>
+                <w:rFonts w:eastAsia="Times New Roman" w:cs="Times New Roman"/>
+                <w:color w:val="848284"/>
+                <w:szCs w:val="26"/>
+              </w:rPr>
+              <w:t>1. </w:t>
+            </w:r>
+            <w:r>
+              <w:rPr>
+                <w:rFonts w:eastAsia="Times New Roman" w:cs="Times New Roman"/>
+                <w:color w:val="CA6400"/>
+                <w:szCs w:val="26"/>
+              </w:rPr>
+              <w:t>SYSTEM </w:t>
+            </w:r>
+            <w:r>
+              <w:rPr>
+                <w:szCs w:val="26"/>
+                <w:lang w:val="vi-VN"/>
+              </w:rPr>
+              <w:t>Thông báo tên file đã tồn tại.</w:t>
+            </w:r>
+          </w:p>
+          <w:p>
+            <w:pPr>
+              <w:spacing w:before="80" w:after="200" w:line="276" w:lineRule="auto"/>
+              <w:ind w:left="572" w:right="144" w:firstLine="0"/>
+              <w:jc w:val="left"/>
+              <w:rPr>
+                <w:rFonts w:eastAsia="Times New Roman" w:cs="Times New Roman"/>
+                <w:szCs w:val="26"/>
+              </w:rPr>
+            </w:pPr>
+            <w:r>
+              <w:rPr>
+                <w:rFonts w:eastAsia="Times New Roman" w:cs="Times New Roman"/>
+                <w:szCs w:val="26"/>
+              </w:rPr>
+              <w:t> </w:t>
+            </w:r>
+            <w:r>
+              <w:rPr>
+                <w:rFonts w:eastAsia="Times New Roman" w:cs="Times New Roman"/>
+                <w:color w:val="848284"/>
+                <w:szCs w:val="26"/>
+              </w:rPr>
+              <w:t>2. </w:t>
+            </w:r>
+            <w:r>
+              <w:rPr>
+                <w:rFonts w:eastAsia="Times New Roman" w:cs="Times New Roman"/>
+                <w:szCs w:val="26"/>
+              </w:rPr>
+              <w:t>TESTER</w:t>
+            </w:r>
+            <w:r>
+              <w:rPr>
+                <w:rFonts w:eastAsia="Times New Roman" w:cs="Times New Roman"/>
+                <w:color w:val="CA6400"/>
+                <w:szCs w:val="26"/>
+              </w:rPr>
+              <w:t> </w:t>
+            </w:r>
+            <w:r>
+              <w:rPr>
+                <w:szCs w:val="26"/>
+                <w:lang w:val="vi-VN"/>
+              </w:rPr>
+              <w:t>Có thể chọn ghi</w:t>
+            </w:r>
+            <w:r>
+              <w:rPr>
+                <w:szCs w:val="26"/>
+                <w:lang w:val="vi-VN"/>
+              </w:rPr>
+              <w:t xml:space="preserve"> đè, đổi tên hoặc hủy thao tác.</w:t>
+            </w:r>
+          </w:p>
+        </w:tc>
+      </w:tr>
+    </w:tbl>
+    <w:p>
+      <w:pPr>
+        <w:ind w:firstLine="0"/>
+      </w:pPr>
+    </w:p>
+    <w:p>
+      <w:pPr>
+        <w:pStyle w:val="ListParagraph"/>
+        <w:numPr>
+          <w:ilvl w:val="0"/>
+          <w:numId w:val="63"/>
+        </w:numPr>
+      </w:pPr>
+      <w:bookmarkStart w:id="59" w:name="_Toc226039680"/>
+      <w:r>
+        <w:t xml:space="preserve">Chỉnh sửa </w:t>
+      </w:r>
+      <w:r>
+        <w:t>use case cho AI sinh test case</w:t>
+      </w:r>
+    </w:p>
+    <w:tbl>
+      <w:tblPr>
+        <w:tblW w:w="8789" w:type="dxa"/>
+        <w:tblLayout w:type="fixed"/>
+        <w:tblCellMar>
+          <w:left w:w="0" w:type="dxa"/>
+          <w:right w:w="0" w:type="dxa"/>
+        </w:tblCellMar>
+        <w:tblLook w:val="04A0" w:firstRow="1" w:lastRow="0" w:firstColumn="1" w:lastColumn="0" w:noHBand="0" w:noVBand="1"/>
+      </w:tblPr>
+      <w:tblGrid>
+        <w:gridCol w:w="2960"/>
+        <w:gridCol w:w="5829"/>
+      </w:tblGrid>
+      <w:tr>
+        <w:tc>
+          <w:tcPr>
+            <w:tcW w:w="2960" w:type="dxa"/>
+            <w:shd w:val="clear" w:color="auto" w:fill="DBE5F1"/>
+          </w:tcPr>
+          <w:p>
+            <w:pPr>
+              <w:ind w:firstLine="0"/>
+              <w:rPr>
+                <w:rFonts w:eastAsia="Calibri" w:cs="Times New Roman"/>
+                <w:b/>
+                <w:szCs w:val="26"/>
+              </w:rPr>
+            </w:pPr>
+            <w:r>
+              <w:rPr>
+                <w:rFonts w:eastAsia="Calibri" w:cs="Times New Roman"/>
+                <w:b/>
+                <w:szCs w:val="26"/>
+              </w:rPr>
+              <w:t>Primary Actors</w:t>
+            </w:r>
+          </w:p>
+        </w:tc>
+        <w:tc>
+          <w:tcPr>
+            <w:tcW w:w="5829" w:type="dxa"/>
+            <w:shd w:val="clear" w:color="auto" w:fill="DBE5F1"/>
+          </w:tcPr>
+          <w:p>
+            <w:pPr>
+              <w:ind w:firstLine="0"/>
+              <w:rPr>
+                <w:rFonts w:eastAsia="Calibri" w:cs="Times New Roman"/>
+                <w:szCs w:val="26"/>
+                <w:lang w:val="vi-VN"/>
+              </w:rPr>
+            </w:pPr>
+            <w:r>
+              <w:rPr>
+                <w:rFonts w:eastAsia="Calibri" w:cs="Times New Roman"/>
+                <w:noProof/>
+                <w:szCs w:val="26"/>
+              </w:rPr>
+              <w:drawing>
+                <wp:inline distT="0" distB="0" distL="0" distR="0" wp14:anchorId="05FBF839" wp14:editId="2E6E47F3">
+                  <wp:extent cx="169545" cy="169545"/>
+                  <wp:effectExtent l="0" t="0" r="1905" b="1905"/>
+                  <wp:docPr id="163437488" name="Picture 39"/>
+                  <wp:cNvGraphicFramePr>
+                    <a:graphicFrameLocks xmlns:a="http://schemas.openxmlformats.org/drawingml/2006/main" noChangeAspect="1"/>
+                  </wp:cNvGraphicFramePr>
+                  <a:graphic xmlns:a="http://schemas.openxmlformats.org/drawingml/2006/main">
+                    <a:graphicData uri="http://schemas.openxmlformats.org/drawingml/2006/picture">
+                      <pic:pic xmlns:pic="http://schemas.openxmlformats.org/drawingml/2006/picture">
+                        <pic:nvPicPr>
+                          <pic:cNvPr id="0" name="Picture 91"/>
+                          <pic:cNvPicPr>
+                            <a:picLocks noChangeAspect="1" noChangeArrowheads="1"/>
+                          </pic:cNvPicPr>
+                        </pic:nvPicPr>
+                        <pic:blipFill>
+                          <a:blip r:embed="rId26">
+                            <a:extLst>
+                              <a:ext uri="{28A0092B-C50C-407E-A947-70E740481C1C}">
+                                <a14:useLocalDpi xmlns:a14="http://schemas.microsoft.com/office/drawing/2010/main" val="0"/>
+                              </a:ext>
+                            </a:extLst>
+                          </a:blip>
+                          <a:srcRect t="-4762" b="4762"/>
+                          <a:stretch>
+                            <a:fillRect/>
+                          </a:stretch>
+                        </pic:blipFill>
+                        <pic:spPr bwMode="auto">
+                          <a:xfrm>
+                            <a:off x="0" y="0"/>
+                            <a:ext cx="169545" cy="169545"/>
+                          </a:xfrm>
+                          <a:prstGeom prst="rect">
+                            <a:avLst/>
+                          </a:prstGeom>
+                          <a:noFill/>
+                          <a:ln>
+                            <a:noFill/>
+                          </a:ln>
+                        </pic:spPr>
+                      </pic:pic>
+                    </a:graphicData>
+                  </a:graphic>
+                </wp:inline>
+              </w:drawing>
+            </w:r>
+            <w:r>
+              <w:rPr>
+                <w:rFonts w:eastAsia="Calibri" w:cs="Times New Roman"/>
+                <w:szCs w:val="26"/>
+              </w:rPr>
+              <w:t> Tester</w:t>
+            </w:r>
+          </w:p>
+        </w:tc>
+      </w:tr>
+      <w:tr>
+        <w:tc>
+          <w:tcPr>
+            <w:tcW w:w="2960" w:type="dxa"/>
+          </w:tcPr>
+          <w:p>
+            <w:pPr>
+              <w:ind w:firstLine="0"/>
+              <w:rPr>
+                <w:rFonts w:eastAsia="Calibri" w:cs="Times New Roman"/>
+                <w:b/>
+                <w:szCs w:val="26"/>
+              </w:rPr>
+            </w:pPr>
+            <w:r>
+              <w:rPr>
+                <w:rFonts w:eastAsia="Calibri" w:cs="Times New Roman"/>
+                <w:b/>
+                <w:szCs w:val="26"/>
+              </w:rPr>
+              <w:t>Preconditions</w:t>
+            </w:r>
+          </w:p>
+        </w:tc>
+        <w:tc>
+          <w:tcPr>
+            <w:tcW w:w="5829" w:type="dxa"/>
+          </w:tcPr>
+          <w:p>
+            <w:pPr>
+              <w:ind w:firstLine="0"/>
+              <w:rPr>
+                <w:rFonts w:eastAsia="Calibri" w:cs="Times New Roman"/>
+                <w:noProof/>
+                <w:szCs w:val="26"/>
+                <w:lang w:val="vi-VN"/>
+              </w:rPr>
+            </w:pPr>
+            <w:r>
+              <w:rPr>
+                <w:rFonts w:eastAsia="Calibri" w:cs="Times New Roman"/>
+                <w:noProof/>
+                <w:szCs w:val="26"/>
+              </w:rPr>
+              <w:t>Tester</w:t>
+            </w:r>
+            <w:r>
+              <w:rPr>
+                <w:rFonts w:eastAsia="Calibri" w:cs="Times New Roman"/>
+                <w:noProof/>
+                <w:szCs w:val="26"/>
+                <w:lang w:val="vi-VN"/>
+              </w:rPr>
+              <w:t xml:space="preserve"> thực hiện mở framework.</w:t>
+            </w:r>
+          </w:p>
+          <w:p>
+            <w:pPr>
+              <w:ind w:firstLine="0"/>
+              <w:rPr>
+                <w:rFonts w:eastAsia="Calibri" w:cs="Times New Roman"/>
+                <w:noProof/>
+                <w:szCs w:val="26"/>
+              </w:rPr>
+            </w:pPr>
+            <w:r>
+              <w:rPr>
+                <w:rFonts w:eastAsia="Calibri" w:cs="Times New Roman"/>
+                <w:noProof/>
+                <w:szCs w:val="26"/>
+                <w:lang w:val="vi-VN"/>
+              </w:rPr>
+              <w:t xml:space="preserve">Đã </w:t>
+            </w:r>
+            <w:r>
+              <w:rPr>
+                <w:rFonts w:eastAsia="Calibri" w:cs="Times New Roman"/>
+                <w:noProof/>
+                <w:szCs w:val="26"/>
+              </w:rPr>
+              <w:t xml:space="preserve">tồn tại ít nhất 1 file use case trong thư mục </w:t>
+            </w:r>
+            <w:r>
+              <w:rPr>
+                <w:rFonts w:eastAsia="Calibri" w:cs="Times New Roman"/>
+                <w:noProof/>
+                <w:szCs w:val="26"/>
+              </w:rPr>
+              <w:t>AI/TestCase/UC</w:t>
+            </w:r>
+          </w:p>
+        </w:tc>
+      </w:tr>
+      <w:tr>
+        <w:tc>
+          <w:tcPr>
+            <w:tcW w:w="2960" w:type="dxa"/>
+            <w:shd w:val="clear" w:color="auto" w:fill="DBE5F1"/>
+          </w:tcPr>
+          <w:p>
+            <w:pPr>
+              <w:ind w:firstLine="0"/>
+              <w:rPr>
+                <w:rFonts w:eastAsia="Calibri" w:cs="Times New Roman"/>
+                <w:b/>
+                <w:szCs w:val="26"/>
+                <w:lang w:val="vi-VN"/>
+              </w:rPr>
+            </w:pPr>
+            <w:r>
+              <w:rPr>
+                <w:rFonts w:eastAsia="Calibri" w:cs="Times New Roman"/>
+                <w:b/>
+                <w:szCs w:val="26"/>
+              </w:rPr>
+              <w:t>Post</w:t>
+            </w:r>
+            <w:r>
+              <w:rPr>
+                <w:rFonts w:eastAsia="Calibri" w:cs="Times New Roman"/>
+                <w:b/>
+                <w:szCs w:val="26"/>
+                <w:lang w:val="vi-VN"/>
+              </w:rPr>
+              <w:t>-conditions</w:t>
+            </w:r>
+          </w:p>
+        </w:tc>
+        <w:tc>
+          <w:tcPr>
+            <w:tcW w:w="5829" w:type="dxa"/>
+            <w:shd w:val="clear" w:color="auto" w:fill="DBE5F1"/>
+          </w:tcPr>
+          <w:p>
+            <w:pPr>
+              <w:ind w:firstLine="0"/>
+              <w:rPr>
+                <w:rFonts w:eastAsia="Calibri" w:cs="Times New Roman"/>
+                <w:noProof/>
+                <w:szCs w:val="26"/>
+                <w:lang w:val="vi-VN"/>
+              </w:rPr>
+            </w:pPr>
+            <w:r>
+              <w:rPr>
+                <w:rFonts w:eastAsia="Calibri" w:cs="Times New Roman"/>
+                <w:noProof/>
+                <w:szCs w:val="26"/>
+                <w:lang w:val="vi-VN"/>
+              </w:rPr>
+              <w:t xml:space="preserve">Chỉnh sửa thành công thông tin </w:t>
+            </w:r>
+            <w:r>
+              <w:rPr>
+                <w:rFonts w:eastAsia="Calibri" w:cs="Times New Roman"/>
+                <w:noProof/>
+                <w:szCs w:val="26"/>
+              </w:rPr>
+              <w:t>use case</w:t>
+            </w:r>
+            <w:r>
+              <w:rPr>
+                <w:rFonts w:eastAsia="Calibri" w:cs="Times New Roman"/>
+                <w:noProof/>
+                <w:szCs w:val="26"/>
+                <w:lang w:val="vi-VN"/>
+              </w:rPr>
+              <w:t>.</w:t>
+            </w:r>
+          </w:p>
+        </w:tc>
+      </w:tr>
+    </w:tbl>
+    <w:p>
+      <w:pPr>
+        <w:ind w:firstLine="0"/>
+        <w:rPr>
+          <w:rFonts w:eastAsia="Times New Roman" w:cs="Times New Roman"/>
+          <w:b/>
+          <w:bCs/>
+          <w:szCs w:val="26"/>
+          <w:lang w:val="x-none" w:eastAsia="x-none"/>
+        </w:rPr>
+      </w:pPr>
+      <w:r>
+        <w:rPr>
+          <w:rFonts w:eastAsia="Times New Roman" w:cs="Times New Roman"/>
+          <w:b/>
+          <w:bCs/>
+          <w:szCs w:val="26"/>
+          <w:lang w:val="x-none" w:eastAsia="x-none"/>
+        </w:rPr>
+        <w:t>Scenario</w:t>
+      </w:r>
+    </w:p>
+    <w:tbl>
+      <w:tblPr>
+        <w:tblW w:w="8784" w:type="dxa"/>
+        <w:tblBorders>
+          <w:top w:val="single" w:sz="4" w:space="0" w:color="BFBFBF"/>
+          <w:left w:val="single" w:sz="4" w:space="0" w:color="BFBFBF"/>
+          <w:bottom w:val="single" w:sz="4" w:space="0" w:color="BFBFBF"/>
+          <w:right w:val="single" w:sz="4" w:space="0" w:color="BFBFBF"/>
+        </w:tblBorders>
+        <w:tblLayout w:type="fixed"/>
+        <w:tblCellMar>
+          <w:left w:w="0" w:type="dxa"/>
+          <w:right w:w="0" w:type="dxa"/>
+        </w:tblCellMar>
+        <w:tblLook w:val="04A0" w:firstRow="1" w:lastRow="0" w:firstColumn="1" w:lastColumn="0" w:noHBand="0" w:noVBand="1"/>
+      </w:tblPr>
+      <w:tblGrid>
+        <w:gridCol w:w="8784"/>
+      </w:tblGrid>
+      <w:tr>
+        <w:tc>
+          <w:tcPr>
+            <w:tcW w:w="8784" w:type="dxa"/>
+          </w:tcPr>
+          <w:p>
+            <w:pPr>
+              <w:spacing w:before="80" w:after="200" w:line="276" w:lineRule="auto"/>
+              <w:ind w:left="137" w:right="144" w:firstLine="0"/>
+              <w:jc w:val="left"/>
+              <w:rPr>
+                <w:rFonts w:eastAsia="Times New Roman" w:cs="Times New Roman"/>
+                <w:szCs w:val="26"/>
+                <w:lang w:val="vi-VN"/>
+              </w:rPr>
+            </w:pPr>
+            <w:r>
+              <w:rPr>
+                <w:rFonts w:eastAsia="Times New Roman" w:cs="Times New Roman"/>
+                <w:color w:val="848284"/>
+                <w:szCs w:val="26"/>
+              </w:rPr>
+              <w:t>1</w:t>
+            </w:r>
+            <w:r>
+              <w:rPr>
+                <w:rFonts w:eastAsia="Times New Roman" w:cs="Times New Roman"/>
+                <w:color w:val="848284"/>
+                <w:szCs w:val="26"/>
+                <w:lang w:val="vi-VN"/>
+              </w:rPr>
+              <w:t>. </w:t>
+            </w:r>
+            <w:r>
+              <w:rPr>
+                <w:szCs w:val="26"/>
+              </w:rPr>
+              <w:t>TESTER</w:t>
+            </w:r>
+            <w:r>
+              <w:rPr>
+                <w:szCs w:val="26"/>
+                <w:lang w:val="vi-VN"/>
+              </w:rPr>
+              <w:t xml:space="preserve"> Tại thư mục </w:t>
+            </w:r>
+            <w:r>
+              <w:rPr>
+                <w:szCs w:val="26"/>
+              </w:rPr>
+              <w:t>AI/TestCase/UC</w:t>
+            </w:r>
+            <w:r>
+              <w:rPr>
+                <w:szCs w:val="26"/>
+                <w:lang w:val="vi-VN"/>
+              </w:rPr>
+              <w:t xml:space="preserve"> mở file</w:t>
+            </w:r>
+            <w:r>
+              <w:rPr>
+                <w:szCs w:val="26"/>
+              </w:rPr>
+              <w:t>.</w:t>
+            </w:r>
+            <w:r>
+              <w:rPr>
+                <w:szCs w:val="26"/>
+              </w:rPr>
+              <w:t>txt</w:t>
+            </w:r>
+            <w:r>
+              <w:rPr>
+                <w:szCs w:val="26"/>
+                <w:lang w:val="vi-VN"/>
+              </w:rPr>
+              <w:t xml:space="preserve"> chứa thông tin </w:t>
+            </w:r>
+            <w:r>
+              <w:rPr>
+                <w:szCs w:val="26"/>
+              </w:rPr>
+              <w:t>use case</w:t>
+            </w:r>
+            <w:r>
+              <w:rPr>
+                <w:szCs w:val="26"/>
+                <w:lang w:val="vi-VN"/>
+              </w:rPr>
+              <w:t xml:space="preserve"> cần </w:t>
+            </w:r>
+            <w:r>
+              <w:rPr>
+                <w:szCs w:val="26"/>
+                <w:lang w:val="vi-VN"/>
+              </w:rPr>
+              <w:lastRenderedPageBreak/>
+              <w:t>chỉnh sửa</w:t>
+            </w:r>
+            <w:r>
+              <w:rPr>
+                <w:szCs w:val="26"/>
+                <w:lang w:val="vi-VN"/>
+              </w:rPr>
+              <w:t>.</w:t>
+            </w:r>
+          </w:p>
+        </w:tc>
+      </w:tr>
+      <w:tr>
+        <w:tc>
+          <w:tcPr>
+            <w:tcW w:w="8784" w:type="dxa"/>
+          </w:tcPr>
+          <w:p>
+            <w:pPr>
+              <w:spacing w:before="80" w:after="200" w:line="276" w:lineRule="auto"/>
+              <w:ind w:left="137" w:right="144" w:firstLine="0"/>
+              <w:jc w:val="left"/>
+              <w:rPr>
+                <w:rFonts w:eastAsia="Times New Roman" w:cs="Times New Roman"/>
+                <w:szCs w:val="26"/>
+              </w:rPr>
+            </w:pPr>
+            <w:r>
+              <w:rPr>
+                <w:rFonts w:eastAsia="Times New Roman" w:cs="Times New Roman"/>
+                <w:color w:val="808080"/>
+                <w:szCs w:val="26"/>
+              </w:rPr>
+              <w:lastRenderedPageBreak/>
+              <w:t>2</w:t>
+            </w:r>
+            <w:r>
+              <w:rPr>
+                <w:rFonts w:eastAsia="Times New Roman" w:cs="Times New Roman"/>
+                <w:color w:val="808080"/>
+                <w:szCs w:val="26"/>
+                <w:lang w:val="vi-VN"/>
+              </w:rPr>
+              <w:t>. </w:t>
+            </w:r>
+            <w:r>
+              <w:rPr>
+                <w:color w:val="CA6400"/>
+                <w:szCs w:val="26"/>
+                <w:lang w:val="vi-VN"/>
+              </w:rPr>
+              <w:t>SYSTEM </w:t>
+            </w:r>
+            <w:r>
+              <w:rPr>
+                <w:szCs w:val="26"/>
+                <w:lang w:val="vi-VN"/>
+              </w:rPr>
+              <w:t xml:space="preserve">Hiển thị </w:t>
+            </w:r>
+            <w:r>
+              <w:rPr>
+                <w:szCs w:val="26"/>
+                <w:lang w:val="vi-VN"/>
+              </w:rPr>
+              <w:t xml:space="preserve">toàn bộ các thông tin </w:t>
+            </w:r>
+            <w:r>
+              <w:rPr>
+                <w:szCs w:val="26"/>
+              </w:rPr>
+              <w:t>use case được lưu trữ trong file đó</w:t>
+            </w:r>
+            <w:r>
+              <w:rPr>
+                <w:szCs w:val="26"/>
+                <w:lang w:val="vi-VN"/>
+              </w:rPr>
+              <w:t>.</w:t>
+            </w:r>
+          </w:p>
+        </w:tc>
+      </w:tr>
+      <w:tr>
+        <w:tc>
+          <w:tcPr>
+            <w:tcW w:w="8784" w:type="dxa"/>
+          </w:tcPr>
+          <w:p>
+            <w:pPr>
+              <w:spacing w:before="80" w:after="200" w:line="276" w:lineRule="auto"/>
+              <w:ind w:left="137" w:right="144" w:firstLine="0"/>
+              <w:jc w:val="left"/>
+              <w:rPr>
+                <w:rFonts w:eastAsia="Times New Roman" w:cs="Times New Roman"/>
+                <w:szCs w:val="26"/>
+              </w:rPr>
+            </w:pPr>
+            <w:r>
+              <w:rPr>
+                <w:rFonts w:eastAsia="Times New Roman" w:cs="Times New Roman"/>
+                <w:color w:val="808080"/>
+                <w:szCs w:val="26"/>
+              </w:rPr>
+              <w:t>3</w:t>
+            </w:r>
+            <w:r>
+              <w:rPr>
+                <w:rFonts w:eastAsia="Times New Roman" w:cs="Times New Roman"/>
+                <w:color w:val="848284"/>
+                <w:szCs w:val="26"/>
+                <w:lang w:val="vi-VN"/>
+              </w:rPr>
+              <w:t>. </w:t>
+            </w:r>
+            <w:r>
+              <w:rPr>
+                <w:rFonts w:eastAsia="Times New Roman" w:cs="Times New Roman"/>
+                <w:szCs w:val="26"/>
+              </w:rPr>
+              <w:t xml:space="preserve">TESTER </w:t>
+            </w:r>
+            <w:r>
+              <w:rPr>
+                <w:szCs w:val="26"/>
+              </w:rPr>
+              <w:t>Thực</w:t>
+            </w:r>
+            <w:r>
+              <w:rPr>
+                <w:szCs w:val="26"/>
+                <w:lang w:val="vi-VN"/>
+              </w:rPr>
+              <w:t xml:space="preserve"> hiện thay đổi và chỉnh sửa các thông tin </w:t>
+            </w:r>
+            <w:r>
+              <w:rPr>
+                <w:szCs w:val="26"/>
+              </w:rPr>
+              <w:t>use case</w:t>
+            </w:r>
+            <w:r>
+              <w:rPr>
+                <w:szCs w:val="26"/>
+                <w:lang w:val="vi-VN"/>
+              </w:rPr>
+              <w:t>.</w:t>
+            </w:r>
+          </w:p>
+          <w:p>
+            <w:pPr>
+              <w:spacing w:before="80" w:after="200" w:line="276" w:lineRule="auto"/>
+              <w:ind w:left="137" w:right="144" w:firstLine="0"/>
+              <w:jc w:val="left"/>
+              <w:rPr>
+                <w:rFonts w:eastAsia="Times New Roman" w:cs="Times New Roman"/>
+                <w:szCs w:val="26"/>
+              </w:rPr>
+            </w:pPr>
+            <w:r>
+              <w:rPr>
+                <w:rFonts w:eastAsia="Times New Roman" w:cs="Times New Roman"/>
+                <w:color w:val="808080"/>
+                <w:szCs w:val="26"/>
+              </w:rPr>
+              <w:t>4</w:t>
+            </w:r>
+            <w:r>
+              <w:rPr>
+                <w:rFonts w:eastAsia="Times New Roman" w:cs="Times New Roman"/>
+                <w:color w:val="808080"/>
+                <w:szCs w:val="26"/>
+                <w:lang w:val="vi-VN"/>
+              </w:rPr>
+              <w:t>. </w:t>
+            </w:r>
+            <w:r>
+              <w:rPr>
+                <w:rFonts w:eastAsia="Times New Roman" w:cs="Times New Roman"/>
+                <w:color w:val="CA6400"/>
+                <w:szCs w:val="26"/>
+                <w:lang w:val="vi-VN"/>
+              </w:rPr>
+              <w:t>SYSTEM</w:t>
+            </w:r>
+            <w:r>
+              <w:rPr>
+                <w:rFonts w:eastAsia="Times New Roman" w:cs="Times New Roman"/>
+                <w:szCs w:val="26"/>
+                <w:lang w:val="vi-VN"/>
+              </w:rPr>
+              <w:t xml:space="preserve"> </w:t>
+            </w:r>
+            <w:r>
+              <w:rPr>
+                <w:szCs w:val="26"/>
+                <w:lang w:val="vi-VN"/>
+              </w:rPr>
+              <w:t>Lưu thông tin được chỉnh sửa trong file.</w:t>
+            </w:r>
+          </w:p>
+        </w:tc>
+      </w:tr>
+    </w:tbl>
+    <w:p>
+      <w:pPr>
+        <w:ind w:firstLine="0"/>
+      </w:pPr>
+    </w:p>
+    <w:p>
+      <w:pPr>
+        <w:pStyle w:val="ListParagraph"/>
+        <w:numPr>
+          <w:ilvl w:val="0"/>
+          <w:numId w:val="63"/>
+        </w:numPr>
+      </w:pPr>
+      <w:r>
+        <w:t xml:space="preserve">Xoá </w:t>
+      </w:r>
+      <w:r>
+        <w:t>test case</w:t>
+      </w:r>
+      <w:r>
+        <w:t xml:space="preserve"> case cho AI sinh test case</w:t>
+      </w:r>
+    </w:p>
+    <w:tbl>
+      <w:tblPr>
+        <w:tblW w:w="8789" w:type="dxa"/>
+        <w:tblLayout w:type="fixed"/>
+        <w:tblCellMar>
+          <w:left w:w="0" w:type="dxa"/>
+          <w:right w:w="0" w:type="dxa"/>
+        </w:tblCellMar>
+        <w:tblLook w:val="04A0" w:firstRow="1" w:lastRow="0" w:firstColumn="1" w:lastColumn="0" w:noHBand="0" w:noVBand="1"/>
+      </w:tblPr>
+      <w:tblGrid>
+        <w:gridCol w:w="2960"/>
+        <w:gridCol w:w="5829"/>
+      </w:tblGrid>
+      <w:tr>
+        <w:tc>
+          <w:tcPr>
+            <w:tcW w:w="2960" w:type="dxa"/>
+            <w:shd w:val="clear" w:color="auto" w:fill="DBE5F1"/>
+          </w:tcPr>
+          <w:p>
+            <w:pPr>
+              <w:spacing w:before="80" w:after="200" w:line="276" w:lineRule="auto"/>
+              <w:ind w:left="144" w:right="144" w:firstLine="0"/>
+              <w:jc w:val="left"/>
+              <w:rPr>
+                <w:rFonts w:eastAsia="Times New Roman" w:cs="Times New Roman"/>
+                <w:b/>
+                <w:szCs w:val="26"/>
+              </w:rPr>
+            </w:pPr>
+            <w:r>
+              <w:rPr>
+                <w:rFonts w:eastAsia="Times New Roman" w:cs="Times New Roman"/>
+                <w:b/>
+                <w:szCs w:val="26"/>
+              </w:rPr>
+              <w:t>Primary Actors</w:t>
+            </w:r>
+          </w:p>
+        </w:tc>
+        <w:tc>
+          <w:tcPr>
+            <w:tcW w:w="5829" w:type="dxa"/>
+            <w:shd w:val="clear" w:color="auto" w:fill="DBE5F1"/>
+          </w:tcPr>
+          <w:p>
+            <w:pPr>
+              <w:keepNext/>
+              <w:spacing w:before="80" w:after="200" w:line="276" w:lineRule="auto"/>
+              <w:ind w:right="144" w:firstLine="0"/>
+              <w:jc w:val="left"/>
+              <w:rPr>
+                <w:rFonts w:eastAsia="Times New Roman" w:cs="Times New Roman"/>
+                <w:szCs w:val="26"/>
+                <w:lang w:val="vi-VN"/>
+              </w:rPr>
+            </w:pPr>
+            <w:r>
+              <w:rPr>
+                <w:rFonts w:eastAsia="Times New Roman" w:cs="Times New Roman"/>
+                <w:noProof/>
+                <w:szCs w:val="26"/>
+              </w:rPr>
+              <w:drawing>
+                <wp:inline distT="0" distB="0" distL="0" distR="0" wp14:anchorId="04DAA857" wp14:editId="5378C588">
+                  <wp:extent cx="169545" cy="169545"/>
+                  <wp:effectExtent l="0" t="0" r="1905" b="1905"/>
+                  <wp:docPr id="1233317175" name="Picture 32"/>
+                  <wp:cNvGraphicFramePr>
+                    <a:graphicFrameLocks xmlns:a="http://schemas.openxmlformats.org/drawingml/2006/main" noChangeAspect="1"/>
+                  </wp:cNvGraphicFramePr>
+                  <a:graphic xmlns:a="http://schemas.openxmlformats.org/drawingml/2006/main">
+                    <a:graphicData uri="http://schemas.openxmlformats.org/drawingml/2006/picture">
+                      <pic:pic xmlns:pic="http://schemas.openxmlformats.org/drawingml/2006/picture">
+                        <pic:nvPicPr>
+                          <pic:cNvPr id="0" name="Image1.png"/>
+                          <pic:cNvPicPr>
+                            <a:picLocks noChangeAspect="1" noChangeArrowheads="1"/>
+                          </pic:cNvPicPr>
+                        </pic:nvPicPr>
+                        <pic:blipFill>
+                          <a:blip r:embed="rId26">
+                            <a:extLst>
+                              <a:ext uri="{28A0092B-C50C-407E-A947-70E740481C1C}">
+                                <a14:useLocalDpi xmlns:a14="http://schemas.microsoft.com/office/drawing/2010/main" val="0"/>
+                              </a:ext>
+                            </a:extLst>
+                          </a:blip>
+                          <a:srcRect t="-4762" b="4762"/>
+                          <a:stretch>
+                            <a:fillRect/>
+                          </a:stretch>
+                        </pic:blipFill>
+                        <pic:spPr bwMode="auto">
+                          <a:xfrm>
+                            <a:off x="0" y="0"/>
+                            <a:ext cx="169545" cy="169545"/>
+                          </a:xfrm>
+                          <a:prstGeom prst="rect">
+                            <a:avLst/>
+                          </a:prstGeom>
+                          <a:noFill/>
+                          <a:ln>
+                            <a:noFill/>
+                          </a:ln>
+                        </pic:spPr>
+                      </pic:pic>
+                    </a:graphicData>
+                  </a:graphic>
+                </wp:inline>
+              </w:drawing>
+            </w:r>
+            <w:r>
+              <w:rPr>
+                <w:rFonts w:eastAsia="Times New Roman" w:cs="Times New Roman"/>
+                <w:szCs w:val="26"/>
+              </w:rPr>
+              <w:t> Tester</w:t>
+            </w:r>
+          </w:p>
+        </w:tc>
+      </w:tr>
+      <w:tr>
+        <w:tc>
+          <w:tcPr>
+            <w:tcW w:w="2960" w:type="dxa"/>
+          </w:tcPr>
+          <w:p>
+            <w:pPr>
+              <w:spacing w:before="80" w:after="200" w:line="276" w:lineRule="auto"/>
+              <w:ind w:left="144" w:right="144" w:firstLine="0"/>
+              <w:jc w:val="left"/>
+              <w:rPr>
+                <w:rFonts w:eastAsia="Times New Roman" w:cs="Times New Roman"/>
+                <w:b/>
+                <w:szCs w:val="26"/>
+              </w:rPr>
+            </w:pPr>
+            <w:r>
+              <w:rPr>
+                <w:rFonts w:eastAsia="Times New Roman" w:cs="Times New Roman"/>
+                <w:b/>
+                <w:szCs w:val="26"/>
+              </w:rPr>
+              <w:t>Preconditions</w:t>
+            </w:r>
+          </w:p>
+        </w:tc>
+        <w:tc>
+          <w:tcPr>
+            <w:tcW w:w="5829" w:type="dxa"/>
+          </w:tcPr>
+          <w:p>
+            <w:pPr>
+              <w:keepNext/>
+              <w:spacing w:before="80" w:after="200" w:line="276" w:lineRule="auto"/>
+              <w:ind w:right="144" w:firstLine="0"/>
+              <w:rPr>
+                <w:rFonts w:eastAsia="Times New Roman" w:cs="Times New Roman"/>
+                <w:noProof/>
+                <w:szCs w:val="26"/>
+                <w:lang w:val="vi-VN"/>
+              </w:rPr>
+            </w:pPr>
+            <w:r>
+              <w:rPr>
+                <w:rFonts w:eastAsia="Times New Roman" w:cs="Times New Roman"/>
+                <w:noProof/>
+                <w:szCs w:val="26"/>
+              </w:rPr>
+              <w:t>Tester</w:t>
+            </w:r>
+            <w:r>
+              <w:rPr>
+                <w:rFonts w:eastAsia="Times New Roman" w:cs="Times New Roman"/>
+                <w:noProof/>
+                <w:szCs w:val="26"/>
+                <w:lang w:val="vi-VN"/>
+              </w:rPr>
+              <w:t xml:space="preserve"> thực hiện mở framework.</w:t>
+            </w:r>
+          </w:p>
+          <w:p>
+            <w:pPr>
+              <w:keepNext/>
+              <w:spacing w:before="80" w:after="200" w:line="276" w:lineRule="auto"/>
+              <w:ind w:right="144" w:firstLine="0"/>
+              <w:rPr>
+                <w:rFonts w:eastAsia="Times New Roman" w:cs="Times New Roman"/>
+                <w:noProof/>
+                <w:szCs w:val="26"/>
+                <w:lang w:val="vi-VN"/>
+              </w:rPr>
+            </w:pPr>
+            <w:r>
+              <w:rPr>
+                <w:rFonts w:eastAsia="Calibri" w:cs="Times New Roman"/>
+                <w:noProof/>
+                <w:szCs w:val="26"/>
+                <w:lang w:val="vi-VN"/>
+              </w:rPr>
+              <w:t xml:space="preserve">Đã </w:t>
+            </w:r>
+            <w:r>
+              <w:rPr>
+                <w:rFonts w:eastAsia="Calibri" w:cs="Times New Roman"/>
+                <w:noProof/>
+                <w:szCs w:val="26"/>
+              </w:rPr>
+              <w:t xml:space="preserve">tồn tại ít nhất 1 file use case trong thư mục </w:t>
+            </w:r>
+            <w:r>
+              <w:rPr>
+                <w:rFonts w:eastAsia="Calibri" w:cs="Times New Roman"/>
+                <w:noProof/>
+                <w:szCs w:val="26"/>
+              </w:rPr>
+              <w:t>AI/TestCase/UC</w:t>
+            </w:r>
+          </w:p>
+        </w:tc>
+      </w:tr>
+      <w:tr>
+        <w:tc>
+          <w:tcPr>
+            <w:tcW w:w="2960" w:type="dxa"/>
+            <w:shd w:val="clear" w:color="auto" w:fill="DBE5F1"/>
+          </w:tcPr>
+          <w:p>
+            <w:pPr>
+              <w:spacing w:before="80" w:after="200" w:line="276" w:lineRule="auto"/>
+              <w:ind w:left="144" w:right="144" w:firstLine="0"/>
+              <w:jc w:val="left"/>
+              <w:rPr>
+                <w:rFonts w:eastAsia="Times New Roman" w:cs="Times New Roman"/>
+                <w:b/>
+                <w:szCs w:val="26"/>
+                <w:lang w:val="vi-VN"/>
+              </w:rPr>
+            </w:pPr>
+            <w:r>
+              <w:rPr>
+                <w:rFonts w:eastAsia="Times New Roman" w:cs="Times New Roman"/>
+                <w:b/>
+                <w:szCs w:val="26"/>
+              </w:rPr>
+              <w:t>Post</w:t>
+            </w:r>
+            <w:r>
+              <w:rPr>
+                <w:rFonts w:eastAsia="Times New Roman" w:cs="Times New Roman"/>
+                <w:b/>
+                <w:szCs w:val="26"/>
+                <w:lang w:val="vi-VN"/>
+              </w:rPr>
+              <w:t>-conditions</w:t>
+            </w:r>
+          </w:p>
+        </w:tc>
+        <w:tc>
+          <w:tcPr>
+            <w:tcW w:w="5829" w:type="dxa"/>
+            <w:shd w:val="clear" w:color="auto" w:fill="DBE5F1"/>
+          </w:tcPr>
+          <w:p>
+            <w:pPr>
+              <w:keepNext/>
+              <w:spacing w:before="80" w:after="200" w:line="276" w:lineRule="auto"/>
+              <w:ind w:right="144" w:firstLine="0"/>
+              <w:rPr>
+                <w:rFonts w:eastAsia="Times New Roman" w:cs="Times New Roman"/>
+                <w:noProof/>
+                <w:szCs w:val="26"/>
+              </w:rPr>
+            </w:pPr>
+            <w:r>
+              <w:rPr>
+                <w:rFonts w:eastAsia="Times New Roman" w:cs="Times New Roman"/>
+                <w:noProof/>
+                <w:szCs w:val="26"/>
+                <w:lang w:val="vi-VN"/>
+              </w:rPr>
+              <w:t xml:space="preserve">Xóa </w:t>
+            </w:r>
+            <w:r>
+              <w:rPr>
+                <w:rFonts w:eastAsia="Times New Roman" w:cs="Times New Roman"/>
+                <w:noProof/>
+                <w:szCs w:val="26"/>
+              </w:rPr>
+              <w:t>use case thành công</w:t>
+            </w:r>
+          </w:p>
+        </w:tc>
+      </w:tr>
+    </w:tbl>
+    <w:p>
+      <w:pPr>
+        <w:ind w:firstLine="0"/>
+        <w:rPr>
+          <w:rFonts w:eastAsia="Times New Roman" w:cs="Times New Roman"/>
+          <w:b/>
+          <w:bCs/>
+          <w:szCs w:val="26"/>
+          <w:lang w:val="x-none" w:eastAsia="x-none"/>
+        </w:rPr>
+      </w:pPr>
+      <w:r>
+        <w:rPr>
+          <w:rFonts w:eastAsia="Times New Roman" w:cs="Times New Roman"/>
+          <w:b/>
+          <w:bCs/>
+          <w:szCs w:val="26"/>
+          <w:lang w:val="x-none" w:eastAsia="x-none"/>
+        </w:rPr>
+        <w:t>Scenario</w:t>
+      </w:r>
+    </w:p>
+    <w:tbl>
+      <w:tblPr>
+        <w:tblW w:w="8784" w:type="dxa"/>
+        <w:tblBorders>
+          <w:top w:val="single" w:sz="4" w:space="0" w:color="BFBFBF"/>
+          <w:left w:val="single" w:sz="4" w:space="0" w:color="BFBFBF"/>
+          <w:bottom w:val="single" w:sz="4" w:space="0" w:color="BFBFBF"/>
+          <w:right w:val="single" w:sz="4" w:space="0" w:color="BFBFBF"/>
+        </w:tblBorders>
+        <w:tblLayout w:type="fixed"/>
+        <w:tblCellMar>
+          <w:left w:w="0" w:type="dxa"/>
+          <w:right w:w="0" w:type="dxa"/>
+        </w:tblCellMar>
+        <w:tblLook w:val="04A0" w:firstRow="1" w:lastRow="0" w:firstColumn="1" w:lastColumn="0" w:noHBand="0" w:noVBand="1"/>
+      </w:tblPr>
+      <w:tblGrid>
+        <w:gridCol w:w="8784"/>
+      </w:tblGrid>
+      <w:tr>
+        <w:tc>
+          <w:tcPr>
+            <w:tcW w:w="8784" w:type="dxa"/>
+          </w:tcPr>
+          <w:p>
+            <w:pPr>
+              <w:spacing w:before="80" w:after="200" w:line="276" w:lineRule="auto"/>
+              <w:ind w:left="137" w:right="144" w:firstLine="0"/>
+              <w:rPr>
+                <w:rFonts w:eastAsia="Times New Roman" w:cs="Times New Roman"/>
+                <w:szCs w:val="26"/>
+              </w:rPr>
+            </w:pPr>
+            <w:r>
+              <w:rPr>
+                <w:rFonts w:eastAsia="Times New Roman" w:cs="Times New Roman"/>
+                <w:color w:val="848284"/>
+                <w:szCs w:val="26"/>
+              </w:rPr>
+              <w:t>1</w:t>
+            </w:r>
+            <w:r>
+              <w:rPr>
+                <w:rFonts w:eastAsia="Times New Roman" w:cs="Times New Roman"/>
+                <w:color w:val="848284"/>
+                <w:szCs w:val="26"/>
+                <w:lang w:val="vi-VN"/>
+              </w:rPr>
+              <w:t>. </w:t>
+            </w:r>
+            <w:r>
+              <w:rPr>
+                <w:rFonts w:eastAsia="Times New Roman" w:cs="Times New Roman"/>
+                <w:szCs w:val="26"/>
+              </w:rPr>
+              <w:t>TESTER</w:t>
+            </w:r>
+            <w:r>
+              <w:rPr>
+                <w:rFonts w:eastAsia="Times New Roman" w:cs="Times New Roman"/>
+                <w:szCs w:val="26"/>
+                <w:lang w:val="vi-VN"/>
+              </w:rPr>
+              <w:t xml:space="preserve"> </w:t>
+            </w:r>
+            <w:r>
+              <w:rPr>
+                <w:rFonts w:eastAsia="Times New Roman" w:cs="Times New Roman"/>
+                <w:szCs w:val="26"/>
+              </w:rPr>
+              <w:t xml:space="preserve">Trong thư mục </w:t>
+            </w:r>
+            <w:r>
+              <w:rPr>
+                <w:rFonts w:eastAsia="Times New Roman" w:cs="Times New Roman"/>
+                <w:szCs w:val="26"/>
+              </w:rPr>
+              <w:t>AI/TestCase/UC</w:t>
+            </w:r>
+            <w:r>
+              <w:rPr>
+                <w:rFonts w:eastAsia="Times New Roman" w:cs="Times New Roman"/>
+                <w:szCs w:val="26"/>
+              </w:rPr>
+              <w:t>, chọn use case cần xoá và thực hiện xoá file</w:t>
+            </w:r>
+          </w:p>
+        </w:tc>
+      </w:tr>
+      <w:tr>
+        <w:tc>
+          <w:tcPr>
+            <w:tcW w:w="8784" w:type="dxa"/>
+          </w:tcPr>
+          <w:p>
+            <w:pPr>
+              <w:spacing w:before="80" w:after="200" w:line="276" w:lineRule="auto"/>
+              <w:ind w:left="137" w:right="144" w:firstLine="0"/>
+              <w:rPr>
+                <w:rFonts w:eastAsia="Times New Roman" w:cs="Times New Roman"/>
+                <w:szCs w:val="26"/>
+              </w:rPr>
+            </w:pPr>
+            <w:r>
+              <w:rPr>
+                <w:rFonts w:eastAsia="Times New Roman" w:cs="Times New Roman"/>
+                <w:color w:val="808080"/>
+                <w:szCs w:val="26"/>
+              </w:rPr>
+              <w:t>2</w:t>
+            </w:r>
+            <w:r>
+              <w:rPr>
+                <w:rFonts w:eastAsia="Times New Roman" w:cs="Times New Roman"/>
+                <w:color w:val="808080"/>
+                <w:szCs w:val="26"/>
+                <w:lang w:val="vi-VN"/>
+              </w:rPr>
+              <w:t>. </w:t>
+            </w:r>
+            <w:r>
+              <w:rPr>
+                <w:rFonts w:eastAsia="Times New Roman" w:cs="Times New Roman"/>
+                <w:color w:val="CA6400"/>
+                <w:szCs w:val="26"/>
+                <w:lang w:val="vi-VN"/>
+              </w:rPr>
+              <w:t>SYSTEM </w:t>
+            </w:r>
+            <w:r>
+              <w:rPr>
+                <w:rFonts w:eastAsia="Times New Roman" w:cs="Times New Roman"/>
+                <w:szCs w:val="26"/>
+                <w:lang w:val="vi-VN"/>
+              </w:rPr>
+              <w:t>Thông báo và yêu cầu xác nhận xóa.</w:t>
+            </w:r>
+          </w:p>
+        </w:tc>
+      </w:tr>
+      <w:tr>
+        <w:tc>
+          <w:tcPr>
+            <w:tcW w:w="8784" w:type="dxa"/>
+          </w:tcPr>
+          <w:p>
+            <w:pPr>
+              <w:spacing w:before="80" w:after="200" w:line="276" w:lineRule="auto"/>
+              <w:ind w:left="137" w:right="144" w:firstLine="0"/>
+              <w:rPr>
+                <w:rFonts w:eastAsia="Times New Roman" w:cs="Times New Roman"/>
+                <w:szCs w:val="26"/>
+                <w:lang w:val="vi-VN"/>
+              </w:rPr>
+            </w:pPr>
+            <w:r>
+              <w:rPr>
+                <w:rFonts w:eastAsia="Times New Roman" w:cs="Times New Roman"/>
+                <w:color w:val="808080"/>
+                <w:szCs w:val="26"/>
+              </w:rPr>
+              <w:t>3</w:t>
+            </w:r>
+            <w:r>
+              <w:rPr>
+                <w:rFonts w:eastAsia="Times New Roman" w:cs="Times New Roman"/>
+                <w:color w:val="848284"/>
+                <w:szCs w:val="26"/>
+                <w:lang w:val="vi-VN"/>
+              </w:rPr>
+              <w:t>. </w:t>
+            </w:r>
+            <w:r>
+              <w:rPr>
+                <w:rFonts w:eastAsia="Times New Roman" w:cs="Times New Roman"/>
+                <w:szCs w:val="26"/>
+              </w:rPr>
+              <w:t>TESTER Xác</w:t>
+            </w:r>
+            <w:r>
+              <w:rPr>
+                <w:rFonts w:eastAsia="Times New Roman" w:cs="Times New Roman"/>
+                <w:szCs w:val="26"/>
+                <w:lang w:val="vi-VN"/>
+              </w:rPr>
+              <w:t xml:space="preserve"> nhận xóa.</w:t>
+            </w:r>
+          </w:p>
+          <w:p>
+            <w:pPr>
+              <w:spacing w:before="80" w:after="200" w:line="276" w:lineRule="auto"/>
+              <w:ind w:left="137" w:right="144" w:firstLine="0"/>
+              <w:rPr>
+                <w:rFonts w:eastAsia="Times New Roman" w:cs="Times New Roman"/>
+                <w:szCs w:val="26"/>
+              </w:rPr>
+            </w:pPr>
+            <w:r>
+              <w:rPr>
+                <w:rFonts w:eastAsia="Times New Roman" w:cs="Times New Roman"/>
+                <w:color w:val="808080"/>
+                <w:szCs w:val="26"/>
+              </w:rPr>
+              <w:t>4</w:t>
+            </w:r>
+            <w:r>
+              <w:rPr>
+                <w:rFonts w:eastAsia="Times New Roman" w:cs="Times New Roman"/>
+                <w:color w:val="808080"/>
+                <w:szCs w:val="26"/>
+                <w:lang w:val="vi-VN"/>
+              </w:rPr>
+              <w:t>. </w:t>
+            </w:r>
+            <w:r>
+              <w:rPr>
+                <w:rFonts w:eastAsia="Times New Roman" w:cs="Times New Roman"/>
+                <w:color w:val="CA6400"/>
+                <w:szCs w:val="26"/>
+                <w:lang w:val="vi-VN"/>
+              </w:rPr>
+              <w:t>SYSTEM </w:t>
+            </w:r>
+            <w:r>
+              <w:rPr>
+                <w:rFonts w:eastAsia="Times New Roman" w:cs="Times New Roman"/>
+                <w:szCs w:val="26"/>
+              </w:rPr>
+              <w:t>Use case đã chọn bị xoá khỏi hệ thống</w:t>
+            </w:r>
+          </w:p>
+          <w:p>
+            <w:pPr>
+              <w:spacing w:before="80" w:after="200" w:line="276" w:lineRule="auto"/>
+              <w:ind w:left="137" w:right="144" w:firstLine="0"/>
+              <w:rPr>
+                <w:rFonts w:eastAsia="Times New Roman" w:cs="Times New Roman"/>
+                <w:szCs w:val="26"/>
+                <w:lang w:val="vi-VN"/>
+              </w:rPr>
+            </w:pPr>
+            <w:r>
+              <w:rPr>
+                <w:rFonts w:eastAsia="Times New Roman" w:cs="Times New Roman"/>
+                <w:szCs w:val="26"/>
+                <w:lang w:val="vi-VN"/>
+              </w:rPr>
+              <w:t>Extenstion:</w:t>
+            </w:r>
+          </w:p>
+          <w:p>
+            <w:pPr>
+              <w:spacing w:before="80" w:after="200" w:line="276" w:lineRule="auto"/>
+              <w:ind w:left="137" w:right="144" w:firstLine="0"/>
+              <w:rPr>
+                <w:rFonts w:eastAsia="Times New Roman" w:cs="Times New Roman"/>
+                <w:szCs w:val="26"/>
+              </w:rPr>
+            </w:pPr>
+            <w:r>
+              <w:rPr>
+                <w:rFonts w:eastAsia="Times New Roman" w:cs="Times New Roman"/>
+                <w:szCs w:val="26"/>
+              </w:rPr>
+              <w:t> </w:t>
+            </w:r>
+            <w:r>
+              <w:rPr>
+                <w:rFonts w:eastAsia="Times New Roman" w:cs="Times New Roman"/>
+                <w:color w:val="848284"/>
+                <w:szCs w:val="26"/>
+              </w:rPr>
+              <w:t>2.a. </w:t>
+            </w:r>
+            <w:r>
+              <w:rPr>
+                <w:rFonts w:eastAsia="Times New Roman" w:cs="Times New Roman"/>
+                <w:szCs w:val="26"/>
+                <w:lang w:val="vi-VN"/>
+              </w:rPr>
+              <w:t xml:space="preserve">Xóa nhầm </w:t>
+            </w:r>
+            <w:r>
+              <w:rPr>
+                <w:rFonts w:eastAsia="Times New Roman" w:cs="Times New Roman"/>
+                <w:szCs w:val="26"/>
+              </w:rPr>
+              <w:t>file use case</w:t>
+            </w:r>
+          </w:p>
+          <w:p>
+            <w:pPr>
+              <w:spacing w:before="80" w:after="200" w:line="276" w:lineRule="auto"/>
+              <w:ind w:left="572" w:right="144" w:firstLine="0"/>
+              <w:rPr>
+                <w:rFonts w:eastAsia="Times New Roman" w:cs="Times New Roman"/>
+                <w:szCs w:val="26"/>
+                <w:lang w:val="vi-VN"/>
+              </w:rPr>
+            </w:pPr>
+            <w:r>
+              <w:rPr>
+                <w:rFonts w:eastAsia="Times New Roman" w:cs="Times New Roman"/>
+                <w:szCs w:val="26"/>
+              </w:rPr>
+              <w:t> </w:t>
+            </w:r>
+            <w:r>
+              <w:rPr>
+                <w:rFonts w:eastAsia="Times New Roman" w:cs="Times New Roman"/>
+                <w:color w:val="848284"/>
+                <w:szCs w:val="26"/>
+              </w:rPr>
+              <w:t>1. </w:t>
+            </w:r>
+            <w:r>
+              <w:rPr>
+                <w:rFonts w:eastAsia="Times New Roman" w:cs="Times New Roman"/>
+                <w:szCs w:val="26"/>
+              </w:rPr>
+              <w:t>TESTER</w:t>
+            </w:r>
+            <w:r>
+              <w:rPr>
+                <w:rFonts w:eastAsia="Times New Roman" w:cs="Times New Roman"/>
+                <w:color w:val="CA6400"/>
+                <w:szCs w:val="26"/>
+              </w:rPr>
+              <w:t> </w:t>
+            </w:r>
+            <w:r>
+              <w:rPr>
+                <w:rFonts w:eastAsia="Times New Roman" w:cs="Times New Roman"/>
+                <w:szCs w:val="26"/>
+                <w:lang w:val="vi-VN"/>
+              </w:rPr>
+              <w:t>Thực hiện thao tác undo.</w:t>
+            </w:r>
+          </w:p>
+          <w:p>
+            <w:pPr>
+              <w:spacing w:before="80" w:after="200" w:line="276" w:lineRule="auto"/>
+              <w:ind w:left="572" w:right="144" w:firstLine="0"/>
+              <w:rPr>
+                <w:rFonts w:eastAsia="Times New Roman" w:cs="Times New Roman"/>
+                <w:szCs w:val="26"/>
+              </w:rPr>
+            </w:pPr>
+            <w:r>
+              <w:rPr>
+                <w:rFonts w:eastAsia="Times New Roman" w:cs="Times New Roman"/>
+                <w:szCs w:val="26"/>
+              </w:rPr>
+              <w:t> </w:t>
+            </w:r>
+            <w:r>
+              <w:rPr>
+                <w:rFonts w:eastAsia="Times New Roman" w:cs="Times New Roman"/>
+                <w:color w:val="848284"/>
+                <w:szCs w:val="26"/>
+              </w:rPr>
+              <w:t>2. </w:t>
+            </w:r>
+            <w:r>
+              <w:rPr>
+                <w:rFonts w:eastAsia="Times New Roman" w:cs="Times New Roman"/>
+                <w:color w:val="CA6400"/>
+                <w:szCs w:val="26"/>
+              </w:rPr>
+              <w:t>SYSTEM </w:t>
+            </w:r>
+            <w:r>
+              <w:rPr>
+                <w:rFonts w:eastAsia="Times New Roman" w:cs="Times New Roman"/>
+                <w:szCs w:val="26"/>
+                <w:lang w:val="vi-VN"/>
+              </w:rPr>
+              <w:t xml:space="preserve">Khôi phục lại </w:t>
+            </w:r>
+            <w:r>
+              <w:rPr>
+                <w:rFonts w:eastAsia="Times New Roman" w:cs="Times New Roman"/>
+                <w:szCs w:val="26"/>
+              </w:rPr>
+              <w:t>file use case vừa xoá</w:t>
+            </w:r>
+          </w:p>
+        </w:tc>
+      </w:tr>
+    </w:tbl>
+    <w:p>
+      <w:pPr>
+        <w:pStyle w:val="Nidung"/>
+        <w:ind w:firstLine="0"/>
+      </w:pPr>
+    </w:p>
+    <w:p>
+      <w:pPr>
+        <w:pStyle w:val="ListParagraph"/>
+        <w:numPr>
+          <w:ilvl w:val="0"/>
+          <w:numId w:val="63"/>
+        </w:numPr>
+      </w:pPr>
+      <w:r>
+        <w:t>Sửa thông tin test case được sinh ra</w:t>
+      </w:r>
+    </w:p>
+    <w:tbl>
+      <w:tblPr>
+        <w:tblW w:w="8789" w:type="dxa"/>
+        <w:tblLayout w:type="fixed"/>
+        <w:tblCellMar>
+          <w:left w:w="0" w:type="dxa"/>
+          <w:right w:w="0" w:type="dxa"/>
+        </w:tblCellMar>
+        <w:tblLook w:val="04A0" w:firstRow="1" w:lastRow="0" w:firstColumn="1" w:lastColumn="0" w:noHBand="0" w:noVBand="1"/>
+      </w:tblPr>
+      <w:tblGrid>
+        <w:gridCol w:w="2960"/>
+        <w:gridCol w:w="5829"/>
+      </w:tblGrid>
+      <w:tr>
+        <w:tc>
+          <w:tcPr>
+            <w:tcW w:w="2960" w:type="dxa"/>
+            <w:shd w:val="clear" w:color="auto" w:fill="DBE5F1"/>
+          </w:tcPr>
+          <w:p>
+            <w:pPr>
+              <w:ind w:firstLine="0"/>
+              <w:rPr>
+                <w:rFonts w:eastAsia="Calibri" w:cs="Times New Roman"/>
+                <w:b/>
+                <w:szCs w:val="26"/>
+              </w:rPr>
+            </w:pPr>
+            <w:r>
+              <w:rPr>
+                <w:rFonts w:eastAsia="Calibri" w:cs="Times New Roman"/>
+                <w:b/>
+                <w:szCs w:val="26"/>
+              </w:rPr>
+              <w:t>Primary Actors</w:t>
+            </w:r>
+          </w:p>
+        </w:tc>
+        <w:tc>
+          <w:tcPr>
+            <w:tcW w:w="5829" w:type="dxa"/>
+            <w:shd w:val="clear" w:color="auto" w:fill="DBE5F1"/>
+          </w:tcPr>
+          <w:p>
+            <w:pPr>
+              <w:ind w:firstLine="0"/>
+              <w:rPr>
+                <w:rFonts w:eastAsia="Calibri" w:cs="Times New Roman"/>
+                <w:szCs w:val="26"/>
+                <w:lang w:val="vi-VN"/>
+              </w:rPr>
+            </w:pPr>
+            <w:r>
+              <w:rPr>
+                <w:rFonts w:eastAsia="Calibri" w:cs="Times New Roman"/>
+                <w:noProof/>
+                <w:szCs w:val="26"/>
+              </w:rPr>
+              <w:drawing>
+                <wp:inline distT="0" distB="0" distL="0" distR="0" wp14:anchorId="5746A83B" wp14:editId="4CB0B0CE">
+                  <wp:extent cx="169545" cy="169545"/>
+                  <wp:effectExtent l="0" t="0" r="1905" b="1905"/>
+                  <wp:docPr id="700686788" name="Picture 39"/>
+                  <wp:cNvGraphicFramePr>
+                    <a:graphicFrameLocks xmlns:a="http://schemas.openxmlformats.org/drawingml/2006/main" noChangeAspect="1"/>
+                  </wp:cNvGraphicFramePr>
+                  <a:graphic xmlns:a="http://schemas.openxmlformats.org/drawingml/2006/main">
+                    <a:graphicData uri="http://schemas.openxmlformats.org/drawingml/2006/picture">
+                      <pic:pic xmlns:pic="http://schemas.openxmlformats.org/drawingml/2006/picture">
+                        <pic:nvPicPr>
+                          <pic:cNvPr id="0" name="Picture 91"/>
+                          <pic:cNvPicPr>
+                            <a:picLocks noChangeAspect="1" noChangeArrowheads="1"/>
+                          </pic:cNvPicPr>
+                        </pic:nvPicPr>
+                        <pic:blipFill>
+                          <a:blip r:embed="rId26">
+                            <a:extLst>
+                              <a:ext uri="{28A0092B-C50C-407E-A947-70E740481C1C}">
+                                <a14:useLocalDpi xmlns:a14="http://schemas.microsoft.com/office/drawing/2010/main" val="0"/>
+                              </a:ext>
+                            </a:extLst>
+                          </a:blip>
+                          <a:srcRect t="-4762" b="4762"/>
+                          <a:stretch>
+                            <a:fillRect/>
+                          </a:stretch>
+                        </pic:blipFill>
+                        <pic:spPr bwMode="auto">
+                          <a:xfrm>
+                            <a:off x="0" y="0"/>
+                            <a:ext cx="169545" cy="169545"/>
+                          </a:xfrm>
+                          <a:prstGeom prst="rect">
+                            <a:avLst/>
+                          </a:prstGeom>
+                          <a:noFill/>
+                          <a:ln>
+                            <a:noFill/>
+                          </a:ln>
+                        </pic:spPr>
+                      </pic:pic>
+                    </a:graphicData>
+                  </a:graphic>
+                </wp:inline>
+              </w:drawing>
+            </w:r>
+            <w:r>
+              <w:rPr>
+                <w:rFonts w:eastAsia="Calibri" w:cs="Times New Roman"/>
+                <w:szCs w:val="26"/>
+              </w:rPr>
+              <w:t> Tester</w:t>
+            </w:r>
+          </w:p>
+        </w:tc>
+      </w:tr>
+      <w:tr>
+        <w:tc>
+          <w:tcPr>
+            <w:tcW w:w="2960" w:type="dxa"/>
+          </w:tcPr>
+          <w:p>
+            <w:pPr>
+              <w:ind w:firstLine="0"/>
+              <w:rPr>
+                <w:rFonts w:eastAsia="Calibri" w:cs="Times New Roman"/>
+                <w:b/>
+                <w:szCs w:val="26"/>
+              </w:rPr>
+            </w:pPr>
+            <w:r>
+              <w:rPr>
+                <w:rFonts w:eastAsia="Calibri" w:cs="Times New Roman"/>
+                <w:b/>
+                <w:szCs w:val="26"/>
+              </w:rPr>
+              <w:lastRenderedPageBreak/>
+              <w:t>Preconditions</w:t>
+            </w:r>
+          </w:p>
+        </w:tc>
+        <w:tc>
+          <w:tcPr>
+            <w:tcW w:w="5829" w:type="dxa"/>
+          </w:tcPr>
+          <w:p>
+            <w:pPr>
+              <w:ind w:firstLine="0"/>
+              <w:rPr>
+                <w:rFonts w:eastAsia="Calibri" w:cs="Times New Roman"/>
+                <w:noProof/>
+                <w:szCs w:val="26"/>
+                <w:lang w:val="vi-VN"/>
+              </w:rPr>
+            </w:pPr>
+            <w:r>
+              <w:rPr>
+                <w:rFonts w:eastAsia="Calibri" w:cs="Times New Roman"/>
+                <w:noProof/>
+                <w:szCs w:val="26"/>
+              </w:rPr>
+              <w:t>Tester</w:t>
+            </w:r>
+            <w:r>
+              <w:rPr>
+                <w:rFonts w:eastAsia="Calibri" w:cs="Times New Roman"/>
+                <w:noProof/>
+                <w:szCs w:val="26"/>
+                <w:lang w:val="vi-VN"/>
+              </w:rPr>
+              <w:t xml:space="preserve"> thực hiện mở framework.</w:t>
+            </w:r>
+          </w:p>
+          <w:p>
+            <w:pPr>
+              <w:ind w:firstLine="0"/>
+              <w:rPr>
+                <w:rFonts w:eastAsia="Calibri" w:cs="Times New Roman"/>
+                <w:noProof/>
+                <w:szCs w:val="26"/>
+              </w:rPr>
+            </w:pPr>
+            <w:r>
+              <w:rPr>
+                <w:rFonts w:eastAsia="Calibri" w:cs="Times New Roman"/>
+                <w:noProof/>
+                <w:szCs w:val="26"/>
+                <w:lang w:val="vi-VN"/>
+              </w:rPr>
+              <w:t xml:space="preserve">Đã </w:t>
+            </w:r>
+            <w:r>
+              <w:rPr>
+                <w:rFonts w:eastAsia="Calibri" w:cs="Times New Roman"/>
+                <w:noProof/>
+                <w:szCs w:val="26"/>
+              </w:rPr>
+              <w:t xml:space="preserve">tồn tại ít nhất 1 file </w:t>
+            </w:r>
+            <w:r>
+              <w:rPr>
+                <w:rFonts w:eastAsia="Calibri" w:cs="Times New Roman"/>
+                <w:noProof/>
+                <w:szCs w:val="26"/>
+              </w:rPr>
+              <w:t>test case được sinh ra</w:t>
+            </w:r>
+            <w:r>
+              <w:rPr>
+                <w:rFonts w:eastAsia="Calibri" w:cs="Times New Roman"/>
+                <w:noProof/>
+                <w:szCs w:val="26"/>
+              </w:rPr>
+              <w:t xml:space="preserve"> trong thư mục </w:t>
+            </w:r>
+            <w:r>
+              <w:rPr>
+                <w:rFonts w:eastAsia="Calibri" w:cs="Times New Roman"/>
+                <w:noProof/>
+                <w:szCs w:val="26"/>
+              </w:rPr>
+              <w:t>AI/TestCase/</w:t>
+            </w:r>
+            <w:r>
+              <w:rPr>
+                <w:rFonts w:eastAsia="Calibri" w:cs="Times New Roman"/>
+                <w:noProof/>
+                <w:szCs w:val="26"/>
+              </w:rPr>
+              <w:t>TC</w:t>
+            </w:r>
+          </w:p>
+        </w:tc>
+      </w:tr>
+      <w:tr>
+        <w:tc>
+          <w:tcPr>
+            <w:tcW w:w="2960" w:type="dxa"/>
+            <w:shd w:val="clear" w:color="auto" w:fill="DBE5F1"/>
+          </w:tcPr>
+          <w:p>
+            <w:pPr>
+              <w:ind w:firstLine="0"/>
+              <w:rPr>
+                <w:rFonts w:eastAsia="Calibri" w:cs="Times New Roman"/>
+                <w:b/>
+                <w:szCs w:val="26"/>
+                <w:lang w:val="vi-VN"/>
+              </w:rPr>
+            </w:pPr>
+            <w:r>
+              <w:rPr>
+                <w:rFonts w:eastAsia="Calibri" w:cs="Times New Roman"/>
+                <w:b/>
+                <w:szCs w:val="26"/>
+              </w:rPr>
+              <w:t>Post</w:t>
+            </w:r>
+            <w:r>
+              <w:rPr>
+                <w:rFonts w:eastAsia="Calibri" w:cs="Times New Roman"/>
+                <w:b/>
+                <w:szCs w:val="26"/>
+                <w:lang w:val="vi-VN"/>
+              </w:rPr>
+              <w:t>-conditions</w:t>
+            </w:r>
+          </w:p>
+        </w:tc>
+        <w:tc>
+          <w:tcPr>
+            <w:tcW w:w="5829" w:type="dxa"/>
+            <w:shd w:val="clear" w:color="auto" w:fill="DBE5F1"/>
+          </w:tcPr>
+          <w:p>
+            <w:pPr>
+              <w:ind w:firstLine="0"/>
+              <w:rPr>
+                <w:rFonts w:eastAsia="Calibri" w:cs="Times New Roman"/>
+                <w:noProof/>
+                <w:szCs w:val="26"/>
+                <w:lang w:val="vi-VN"/>
+              </w:rPr>
+            </w:pPr>
+            <w:r>
+              <w:rPr>
+                <w:rFonts w:eastAsia="Calibri" w:cs="Times New Roman"/>
+                <w:noProof/>
+                <w:szCs w:val="26"/>
+                <w:lang w:val="vi-VN"/>
+              </w:rPr>
+              <w:t xml:space="preserve">Chỉnh sửa thành công thông tin </w:t>
+            </w:r>
+            <w:r>
+              <w:rPr>
+                <w:rFonts w:eastAsia="Calibri" w:cs="Times New Roman"/>
+                <w:noProof/>
+                <w:szCs w:val="26"/>
+              </w:rPr>
+              <w:t>test</w:t>
+            </w:r>
+            <w:r>
+              <w:rPr>
+                <w:rFonts w:eastAsia="Calibri" w:cs="Times New Roman"/>
+                <w:noProof/>
+                <w:szCs w:val="26"/>
+              </w:rPr>
+              <w:t xml:space="preserve"> case</w:t>
+            </w:r>
+            <w:r>
+              <w:rPr>
+                <w:rFonts w:eastAsia="Calibri" w:cs="Times New Roman"/>
+                <w:noProof/>
+                <w:szCs w:val="26"/>
+                <w:lang w:val="vi-VN"/>
+              </w:rPr>
+              <w:t>.</w:t>
+            </w:r>
+          </w:p>
+        </w:tc>
+      </w:tr>
+    </w:tbl>
+    <w:p>
+      <w:pPr>
+        <w:ind w:firstLine="0"/>
+        <w:rPr>
+          <w:rFonts w:eastAsia="Times New Roman" w:cs="Times New Roman"/>
+          <w:b/>
+          <w:bCs/>
+          <w:szCs w:val="26"/>
+          <w:lang w:val="x-none" w:eastAsia="x-none"/>
+        </w:rPr>
+      </w:pPr>
+      <w:r>
+        <w:rPr>
+          <w:rFonts w:eastAsia="Times New Roman" w:cs="Times New Roman"/>
+          <w:b/>
+          <w:bCs/>
+          <w:szCs w:val="26"/>
+          <w:lang w:val="x-none" w:eastAsia="x-none"/>
+        </w:rPr>
+        <w:t>Scenario</w:t>
+      </w:r>
+    </w:p>
+    <w:tbl>
+      <w:tblPr>
+        <w:tblW w:w="8784" w:type="dxa"/>
+        <w:tblBorders>
+          <w:top w:val="single" w:sz="4" w:space="0" w:color="BFBFBF"/>
+          <w:left w:val="single" w:sz="4" w:space="0" w:color="BFBFBF"/>
+          <w:bottom w:val="single" w:sz="4" w:space="0" w:color="BFBFBF"/>
+          <w:right w:val="single" w:sz="4" w:space="0" w:color="BFBFBF"/>
+        </w:tblBorders>
+        <w:tblLayout w:type="fixed"/>
+        <w:tblCellMar>
+          <w:left w:w="0" w:type="dxa"/>
+          <w:right w:w="0" w:type="dxa"/>
+        </w:tblCellMar>
+        <w:tblLook w:val="04A0" w:firstRow="1" w:lastRow="0" w:firstColumn="1" w:lastColumn="0" w:noHBand="0" w:noVBand="1"/>
+      </w:tblPr>
+      <w:tblGrid>
+        <w:gridCol w:w="8784"/>
+      </w:tblGrid>
+      <w:tr>
+        <w:tc>
+          <w:tcPr>
+            <w:tcW w:w="8784" w:type="dxa"/>
+          </w:tcPr>
+          <w:p>
+            <w:pPr>
+              <w:spacing w:before="80" w:after="200" w:line="276" w:lineRule="auto"/>
+              <w:ind w:left="137" w:right="144" w:firstLine="0"/>
+              <w:jc w:val="left"/>
+              <w:rPr>
+                <w:rFonts w:eastAsia="Times New Roman" w:cs="Times New Roman"/>
+                <w:szCs w:val="26"/>
+                <w:lang w:val="vi-VN"/>
+              </w:rPr>
+            </w:pPr>
+            <w:r>
+              <w:rPr>
+                <w:rFonts w:eastAsia="Times New Roman" w:cs="Times New Roman"/>
+                <w:color w:val="848284"/>
+                <w:szCs w:val="26"/>
+              </w:rPr>
+              <w:t>1</w:t>
+            </w:r>
+            <w:r>
+              <w:rPr>
+                <w:rFonts w:eastAsia="Times New Roman" w:cs="Times New Roman"/>
+                <w:color w:val="848284"/>
+                <w:szCs w:val="26"/>
+                <w:lang w:val="vi-VN"/>
+              </w:rPr>
+              <w:t>. </w:t>
+            </w:r>
+            <w:r>
+              <w:rPr>
+                <w:szCs w:val="26"/>
+              </w:rPr>
+              <w:t>TESTER</w:t>
+            </w:r>
+            <w:r>
+              <w:rPr>
+                <w:szCs w:val="26"/>
+                <w:lang w:val="vi-VN"/>
+              </w:rPr>
+              <w:t xml:space="preserve"> Tại thư mục </w:t>
+            </w:r>
+            <w:r>
+              <w:rPr>
+                <w:szCs w:val="26"/>
+              </w:rPr>
+              <w:t>AI/TestCase/</w:t>
+            </w:r>
+            <w:r>
+              <w:rPr>
+                <w:szCs w:val="26"/>
+              </w:rPr>
+              <w:t>TC</w:t>
+            </w:r>
+            <w:r>
+              <w:rPr>
+                <w:szCs w:val="26"/>
+                <w:lang w:val="vi-VN"/>
+              </w:rPr>
+              <w:t xml:space="preserve"> mở </w:t>
+            </w:r>
+            <w:proofErr w:type="gramStart"/>
+            <w:r>
+              <w:rPr>
+                <w:szCs w:val="26"/>
+                <w:lang w:val="vi-VN"/>
+              </w:rPr>
+              <w:t>file</w:t>
+            </w:r>
+            <w:r>
+              <w:rPr>
+                <w:szCs w:val="26"/>
+              </w:rPr>
+              <w:t>.</w:t>
+            </w:r>
+            <w:r>
+              <w:rPr>
+                <w:szCs w:val="26"/>
+              </w:rPr>
+              <w:t>json</w:t>
+            </w:r>
+            <w:proofErr w:type="gramEnd"/>
+            <w:r>
+              <w:rPr>
+                <w:szCs w:val="26"/>
+                <w:lang w:val="vi-VN"/>
+              </w:rPr>
+              <w:t xml:space="preserve"> chứa thông tin </w:t>
+            </w:r>
+            <w:r>
+              <w:rPr>
+                <w:szCs w:val="26"/>
+              </w:rPr>
+              <w:t>test</w:t>
+            </w:r>
+            <w:r>
+              <w:rPr>
+                <w:szCs w:val="26"/>
+              </w:rPr>
+              <w:t xml:space="preserve"> case</w:t>
+            </w:r>
+            <w:r>
+              <w:rPr>
+                <w:szCs w:val="26"/>
+                <w:lang w:val="vi-VN"/>
+              </w:rPr>
+              <w:t xml:space="preserve"> </w:t>
+            </w:r>
+            <w:r>
+              <w:rPr>
+                <w:szCs w:val="26"/>
+              </w:rPr>
+              <w:t>được tạo ra</w:t>
+            </w:r>
+            <w:r>
+              <w:rPr>
+                <w:szCs w:val="26"/>
+                <w:lang w:val="vi-VN"/>
+              </w:rPr>
+              <w:t>.</w:t>
+            </w:r>
+          </w:p>
+        </w:tc>
+      </w:tr>
+      <w:tr>
+        <w:tc>
+          <w:tcPr>
+            <w:tcW w:w="8784" w:type="dxa"/>
+          </w:tcPr>
+          <w:p>
+            <w:pPr>
+              <w:spacing w:before="80" w:after="200" w:line="276" w:lineRule="auto"/>
+              <w:ind w:left="137" w:right="144" w:firstLine="0"/>
+              <w:jc w:val="left"/>
+              <w:rPr>
+                <w:rFonts w:eastAsia="Times New Roman" w:cs="Times New Roman"/>
+                <w:szCs w:val="26"/>
+              </w:rPr>
+            </w:pPr>
+            <w:r>
+              <w:rPr>
+                <w:rFonts w:eastAsia="Times New Roman" w:cs="Times New Roman"/>
+                <w:color w:val="808080"/>
+                <w:szCs w:val="26"/>
+              </w:rPr>
+              <w:t>2</w:t>
+            </w:r>
+            <w:r>
+              <w:rPr>
+                <w:rFonts w:eastAsia="Times New Roman" w:cs="Times New Roman"/>
+                <w:color w:val="808080"/>
+                <w:szCs w:val="26"/>
+                <w:lang w:val="vi-VN"/>
+              </w:rPr>
+              <w:t>. </w:t>
+            </w:r>
+            <w:r>
+              <w:rPr>
+                <w:color w:val="CA6400"/>
+                <w:szCs w:val="26"/>
+                <w:lang w:val="vi-VN"/>
+              </w:rPr>
+              <w:t>SYSTEM </w:t>
+            </w:r>
+            <w:r>
+              <w:rPr>
+                <w:szCs w:val="26"/>
+                <w:lang w:val="vi-VN"/>
+              </w:rPr>
+              <w:t xml:space="preserve">Hiển thị </w:t>
+            </w:r>
+            <w:r>
+              <w:rPr>
+                <w:szCs w:val="26"/>
+                <w:lang w:val="vi-VN"/>
+              </w:rPr>
+              <w:t xml:space="preserve">toàn bộ các thông tin </w:t>
+            </w:r>
+            <w:r>
+              <w:rPr>
+                <w:szCs w:val="26"/>
+              </w:rPr>
+              <w:t>test</w:t>
+            </w:r>
+            <w:r>
+              <w:rPr>
+                <w:szCs w:val="26"/>
+              </w:rPr>
+              <w:t xml:space="preserve"> case được lưu trữ trong file đó</w:t>
+            </w:r>
+            <w:r>
+              <w:rPr>
+                <w:szCs w:val="26"/>
+                <w:lang w:val="vi-VN"/>
+              </w:rPr>
+              <w:t>.</w:t>
+            </w:r>
+          </w:p>
+        </w:tc>
+      </w:tr>
+      <w:tr>
+        <w:tc>
+          <w:tcPr>
+            <w:tcW w:w="8784" w:type="dxa"/>
+          </w:tcPr>
+          <w:p>
+            <w:pPr>
+              <w:spacing w:before="80" w:after="200" w:line="276" w:lineRule="auto"/>
+              <w:ind w:left="137" w:right="144" w:firstLine="0"/>
+              <w:jc w:val="left"/>
+              <w:rPr>
+                <w:rFonts w:eastAsia="Times New Roman" w:cs="Times New Roman"/>
+                <w:szCs w:val="26"/>
+              </w:rPr>
+            </w:pPr>
+            <w:r>
+              <w:rPr>
+                <w:rFonts w:eastAsia="Times New Roman" w:cs="Times New Roman"/>
+                <w:color w:val="808080"/>
+                <w:szCs w:val="26"/>
+              </w:rPr>
+              <w:t>3</w:t>
+            </w:r>
+            <w:r>
+              <w:rPr>
+                <w:rFonts w:eastAsia="Times New Roman" w:cs="Times New Roman"/>
+                <w:color w:val="848284"/>
+                <w:szCs w:val="26"/>
+                <w:lang w:val="vi-VN"/>
+              </w:rPr>
+              <w:t>. </w:t>
+            </w:r>
+            <w:r>
+              <w:rPr>
+                <w:rFonts w:eastAsia="Times New Roman" w:cs="Times New Roman"/>
+                <w:szCs w:val="26"/>
+              </w:rPr>
+              <w:t xml:space="preserve">TESTER </w:t>
+            </w:r>
+            <w:r>
+              <w:rPr>
+                <w:szCs w:val="26"/>
+              </w:rPr>
+              <w:t>Thực</w:t>
+            </w:r>
+            <w:r>
+              <w:rPr>
+                <w:szCs w:val="26"/>
+                <w:lang w:val="vi-VN"/>
+              </w:rPr>
+              <w:t xml:space="preserve"> hiện thay đổi và chỉnh sửa các thông tin </w:t>
+            </w:r>
+            <w:r>
+              <w:rPr>
+                <w:szCs w:val="26"/>
+              </w:rPr>
+              <w:t>test</w:t>
+            </w:r>
+            <w:r>
+              <w:rPr>
+                <w:szCs w:val="26"/>
+              </w:rPr>
+              <w:t xml:space="preserve"> case</w:t>
+            </w:r>
+            <w:r>
+              <w:rPr>
+                <w:szCs w:val="26"/>
+                <w:lang w:val="vi-VN"/>
+              </w:rPr>
+              <w:t>.</w:t>
+            </w:r>
+          </w:p>
+          <w:p>
+            <w:pPr>
+              <w:spacing w:before="80" w:after="200" w:line="276" w:lineRule="auto"/>
+              <w:ind w:left="137" w:right="144" w:firstLine="0"/>
+              <w:jc w:val="left"/>
+              <w:rPr>
+                <w:rFonts w:eastAsia="Times New Roman" w:cs="Times New Roman"/>
+                <w:szCs w:val="26"/>
+              </w:rPr>
+            </w:pPr>
+            <w:r>
+              <w:rPr>
+                <w:rFonts w:eastAsia="Times New Roman" w:cs="Times New Roman"/>
+                <w:color w:val="808080"/>
+                <w:szCs w:val="26"/>
+              </w:rPr>
+              <w:t>4</w:t>
+            </w:r>
+            <w:r>
+              <w:rPr>
+                <w:rFonts w:eastAsia="Times New Roman" w:cs="Times New Roman"/>
+                <w:color w:val="808080"/>
+                <w:szCs w:val="26"/>
+                <w:lang w:val="vi-VN"/>
+              </w:rPr>
+              <w:t>. </w:t>
+            </w:r>
+            <w:r>
+              <w:rPr>
+                <w:rFonts w:eastAsia="Times New Roman" w:cs="Times New Roman"/>
+                <w:color w:val="CA6400"/>
+                <w:szCs w:val="26"/>
+                <w:lang w:val="vi-VN"/>
+              </w:rPr>
+              <w:t>SYSTEM</w:t>
+            </w:r>
+            <w:r>
+              <w:rPr>
+                <w:rFonts w:eastAsia="Times New Roman" w:cs="Times New Roman"/>
+                <w:szCs w:val="26"/>
+                <w:lang w:val="vi-VN"/>
+              </w:rPr>
+              <w:t xml:space="preserve"> </w:t>
+            </w:r>
+            <w:r>
+              <w:rPr>
+                <w:szCs w:val="26"/>
+                <w:lang w:val="vi-VN"/>
+              </w:rPr>
+              <w:t>Lưu thông tin được chỉnh sửa trong file.</w:t>
+            </w:r>
+          </w:p>
+        </w:tc>
+      </w:tr>
+    </w:tbl>
+    <w:p>
+      <w:pPr>
+        <w:ind w:firstLine="0"/>
+      </w:pPr>
+    </w:p>
+    <w:p>
+      <w:pPr>
+        <w:pStyle w:val="ListParagraph"/>
+        <w:numPr>
+          <w:ilvl w:val="0"/>
+          <w:numId w:val="63"/>
+        </w:numPr>
+      </w:pPr>
+      <w:r>
+        <w:t xml:space="preserve">Xoá </w:t>
+      </w:r>
+      <w:r>
+        <w:t>test case được sinh ra</w:t>
+      </w:r>
+    </w:p>
+    <w:tbl>
+      <w:tblPr>
+        <w:tblW w:w="8789" w:type="dxa"/>
+        <w:tblLayout w:type="fixed"/>
+        <w:tblCellMar>
+          <w:left w:w="0" w:type="dxa"/>
+          <w:right w:w="0" w:type="dxa"/>
+        </w:tblCellMar>
+        <w:tblLook w:val="04A0" w:firstRow="1" w:lastRow="0" w:firstColumn="1" w:lastColumn="0" w:noHBand="0" w:noVBand="1"/>
+      </w:tblPr>
+      <w:tblGrid>
+        <w:gridCol w:w="2960"/>
+        <w:gridCol w:w="5829"/>
+      </w:tblGrid>
+      <w:tr>
+        <w:tc>
+          <w:tcPr>
+            <w:tcW w:w="2960" w:type="dxa"/>
+            <w:shd w:val="clear" w:color="auto" w:fill="DBE5F1"/>
+          </w:tcPr>
+          <w:p>
+            <w:pPr>
+              <w:spacing w:before="80" w:after="200" w:line="276" w:lineRule="auto"/>
+              <w:ind w:left="144" w:right="144" w:firstLine="0"/>
+              <w:jc w:val="left"/>
+              <w:rPr>
+                <w:rFonts w:eastAsia="Times New Roman" w:cs="Times New Roman"/>
+                <w:b/>
+                <w:szCs w:val="26"/>
+              </w:rPr>
+            </w:pPr>
+            <w:r>
+              <w:rPr>
+                <w:rFonts w:eastAsia="Times New Roman" w:cs="Times New Roman"/>
+                <w:b/>
+                <w:szCs w:val="26"/>
+              </w:rPr>
+              <w:t>Primary Actors</w:t>
+            </w:r>
+          </w:p>
+        </w:tc>
+        <w:tc>
+          <w:tcPr>
+            <w:tcW w:w="5829" w:type="dxa"/>
+            <w:shd w:val="clear" w:color="auto" w:fill="DBE5F1"/>
+          </w:tcPr>
+          <w:p>
+            <w:pPr>
+              <w:keepNext/>
+              <w:spacing w:before="80" w:after="200" w:line="276" w:lineRule="auto"/>
+              <w:ind w:right="144" w:firstLine="0"/>
+              <w:jc w:val="left"/>
+              <w:rPr>
+                <w:rFonts w:eastAsia="Times New Roman" w:cs="Times New Roman"/>
+                <w:szCs w:val="26"/>
+                <w:lang w:val="vi-VN"/>
+              </w:rPr>
+            </w:pPr>
+            <w:r>
+              <w:rPr>
+                <w:rFonts w:eastAsia="Times New Roman" w:cs="Times New Roman"/>
+                <w:noProof/>
+                <w:szCs w:val="26"/>
+              </w:rPr>
+              <w:drawing>
+                <wp:inline distT="0" distB="0" distL="0" distR="0" wp14:anchorId="317BB2B7" wp14:editId="7183F530">
+                  <wp:extent cx="169545" cy="169545"/>
+                  <wp:effectExtent l="0" t="0" r="1905" b="1905"/>
+                  <wp:docPr id="1915042941" name="Picture 32"/>
+                  <wp:cNvGraphicFramePr>
+                    <a:graphicFrameLocks xmlns:a="http://schemas.openxmlformats.org/drawingml/2006/main" noChangeAspect="1"/>
+                  </wp:cNvGraphicFramePr>
+                  <a:graphic xmlns:a="http://schemas.openxmlformats.org/drawingml/2006/main">
+                    <a:graphicData uri="http://schemas.openxmlformats.org/drawingml/2006/picture">
+                      <pic:pic xmlns:pic="http://schemas.openxmlformats.org/drawingml/2006/picture">
+                        <pic:nvPicPr>
+                          <pic:cNvPr id="0" name="Image1.png"/>
+                          <pic:cNvPicPr>
+                            <a:picLocks noChangeAspect="1" noChangeArrowheads="1"/>
+                          </pic:cNvPicPr>
+                        </pic:nvPicPr>
+                        <pic:blipFill>
+                          <a:blip r:embed="rId26">
+                            <a:extLst>
+                              <a:ext uri="{28A0092B-C50C-407E-A947-70E740481C1C}">
+                                <a14:useLocalDpi xmlns:a14="http://schemas.microsoft.com/office/drawing/2010/main" val="0"/>
+                              </a:ext>
+                            </a:extLst>
+                          </a:blip>
+                          <a:srcRect t="-4762" b="4762"/>
+                          <a:stretch>
+                            <a:fillRect/>
+                          </a:stretch>
+                        </pic:blipFill>
+                        <pic:spPr bwMode="auto">
+                          <a:xfrm>
+                            <a:off x="0" y="0"/>
+                            <a:ext cx="169545" cy="169545"/>
+                          </a:xfrm>
+                          <a:prstGeom prst="rect">
+                            <a:avLst/>
+                          </a:prstGeom>
+                          <a:noFill/>
+                          <a:ln>
+                            <a:noFill/>
+                          </a:ln>
+                        </pic:spPr>
+                      </pic:pic>
+                    </a:graphicData>
+                  </a:graphic>
+                </wp:inline>
+              </w:drawing>
+            </w:r>
+            <w:r>
+              <w:rPr>
+                <w:rFonts w:eastAsia="Times New Roman" w:cs="Times New Roman"/>
+                <w:szCs w:val="26"/>
+              </w:rPr>
+              <w:t> Tester</w:t>
+            </w:r>
+          </w:p>
+        </w:tc>
+      </w:tr>
+      <w:tr>
+        <w:tc>
+          <w:tcPr>
+            <w:tcW w:w="2960" w:type="dxa"/>
+          </w:tcPr>
+          <w:p>
+            <w:pPr>
+              <w:spacing w:before="80" w:after="200" w:line="276" w:lineRule="auto"/>
+              <w:ind w:left="144" w:right="144" w:firstLine="0"/>
+              <w:jc w:val="left"/>
+              <w:rPr>
+                <w:rFonts w:eastAsia="Times New Roman" w:cs="Times New Roman"/>
+                <w:b/>
+                <w:szCs w:val="26"/>
+              </w:rPr>
+            </w:pPr>
+            <w:r>
+              <w:rPr>
+                <w:rFonts w:eastAsia="Times New Roman" w:cs="Times New Roman"/>
+                <w:b/>
+                <w:szCs w:val="26"/>
+              </w:rPr>
+              <w:t>Preconditions</w:t>
+            </w:r>
+          </w:p>
+        </w:tc>
+        <w:tc>
+          <w:tcPr>
+            <w:tcW w:w="5829" w:type="dxa"/>
+          </w:tcPr>
+          <w:p>
+            <w:pPr>
+              <w:keepNext/>
+              <w:spacing w:before="80" w:after="200" w:line="276" w:lineRule="auto"/>
+              <w:ind w:right="144" w:firstLine="0"/>
+              <w:rPr>
+                <w:rFonts w:eastAsia="Times New Roman" w:cs="Times New Roman"/>
+                <w:noProof/>
+                <w:szCs w:val="26"/>
+                <w:lang w:val="vi-VN"/>
+              </w:rPr>
+            </w:pPr>
+            <w:r>
+              <w:rPr>
+                <w:rFonts w:eastAsia="Times New Roman" w:cs="Times New Roman"/>
+                <w:noProof/>
+                <w:szCs w:val="26"/>
+              </w:rPr>
+              <w:t>Tester</w:t>
+            </w:r>
+            <w:r>
+              <w:rPr>
+                <w:rFonts w:eastAsia="Times New Roman" w:cs="Times New Roman"/>
+                <w:noProof/>
+                <w:szCs w:val="26"/>
+                <w:lang w:val="vi-VN"/>
+              </w:rPr>
+              <w:t xml:space="preserve"> thực hiện mở framework.</w:t>
+            </w:r>
+          </w:p>
+          <w:p>
+            <w:pPr>
+              <w:keepNext/>
+              <w:spacing w:before="80" w:after="200" w:line="276" w:lineRule="auto"/>
+              <w:ind w:right="144" w:firstLine="0"/>
+              <w:rPr>
+                <w:rFonts w:eastAsia="Times New Roman" w:cs="Times New Roman"/>
+                <w:noProof/>
+                <w:szCs w:val="26"/>
+                <w:lang w:val="vi-VN"/>
+              </w:rPr>
+            </w:pPr>
+            <w:r>
+              <w:rPr>
+                <w:rFonts w:eastAsia="Calibri" w:cs="Times New Roman"/>
+                <w:noProof/>
+                <w:szCs w:val="26"/>
+                <w:lang w:val="vi-VN"/>
+              </w:rPr>
+              <w:t xml:space="preserve">Đã </w:t>
+            </w:r>
+            <w:r>
+              <w:rPr>
+                <w:rFonts w:eastAsia="Calibri" w:cs="Times New Roman"/>
+                <w:noProof/>
+                <w:szCs w:val="26"/>
+              </w:rPr>
+              <w:t xml:space="preserve">tồn tại ít nhất 1 file test case được sinh ra trong thư mục </w:t>
+            </w:r>
+            <w:r>
+              <w:rPr>
+                <w:rFonts w:eastAsia="Calibri" w:cs="Times New Roman"/>
+                <w:noProof/>
+                <w:szCs w:val="26"/>
+              </w:rPr>
+              <w:t>AI/TestCase/</w:t>
+            </w:r>
+            <w:r>
+              <w:rPr>
+                <w:rFonts w:eastAsia="Calibri" w:cs="Times New Roman"/>
+                <w:noProof/>
+                <w:szCs w:val="26"/>
+              </w:rPr>
+              <w:t>TC</w:t>
+            </w:r>
+          </w:p>
+        </w:tc>
+      </w:tr>
+      <w:tr>
+        <w:tc>
+          <w:tcPr>
+            <w:tcW w:w="2960" w:type="dxa"/>
+            <w:shd w:val="clear" w:color="auto" w:fill="DBE5F1"/>
+          </w:tcPr>
+          <w:p>
+            <w:pPr>
+              <w:spacing w:before="80" w:after="200" w:line="276" w:lineRule="auto"/>
+              <w:ind w:left="144" w:right="144" w:firstLine="0"/>
+              <w:jc w:val="left"/>
+              <w:rPr>
+                <w:rFonts w:eastAsia="Times New Roman" w:cs="Times New Roman"/>
+                <w:b/>
+                <w:szCs w:val="26"/>
+                <w:lang w:val="vi-VN"/>
+              </w:rPr>
+            </w:pPr>
+            <w:r>
+              <w:rPr>
+                <w:rFonts w:eastAsia="Times New Roman" w:cs="Times New Roman"/>
+                <w:b/>
+                <w:szCs w:val="26"/>
+              </w:rPr>
+              <w:t>Post</w:t>
+            </w:r>
+            <w:r>
+              <w:rPr>
+                <w:rFonts w:eastAsia="Times New Roman" w:cs="Times New Roman"/>
+                <w:b/>
+                <w:szCs w:val="26"/>
+                <w:lang w:val="vi-VN"/>
+              </w:rPr>
+              <w:t>-conditions</w:t>
+            </w:r>
+          </w:p>
+        </w:tc>
+        <w:tc>
+          <w:tcPr>
+            <w:tcW w:w="5829" w:type="dxa"/>
+            <w:shd w:val="clear" w:color="auto" w:fill="DBE5F1"/>
+          </w:tcPr>
+          <w:p>
+            <w:pPr>
+              <w:keepNext/>
+              <w:spacing w:before="80" w:after="200" w:line="276" w:lineRule="auto"/>
+              <w:ind w:right="144" w:firstLine="0"/>
+              <w:rPr>
+                <w:rFonts w:eastAsia="Times New Roman" w:cs="Times New Roman"/>
+                <w:noProof/>
+                <w:szCs w:val="26"/>
+              </w:rPr>
+            </w:pPr>
+            <w:r>
+              <w:rPr>
+                <w:rFonts w:eastAsia="Times New Roman" w:cs="Times New Roman"/>
+                <w:noProof/>
+                <w:szCs w:val="26"/>
+                <w:lang w:val="vi-VN"/>
+              </w:rPr>
+              <w:t xml:space="preserve">Xóa </w:t>
+            </w:r>
+            <w:r>
+              <w:rPr>
+                <w:rFonts w:eastAsia="Times New Roman" w:cs="Times New Roman"/>
+                <w:noProof/>
+                <w:szCs w:val="26"/>
+              </w:rPr>
+              <w:t>test</w:t>
+            </w:r>
+            <w:r>
+              <w:rPr>
+                <w:rFonts w:eastAsia="Times New Roman" w:cs="Times New Roman"/>
+                <w:noProof/>
+                <w:szCs w:val="26"/>
+              </w:rPr>
+              <w:t xml:space="preserve"> case thành công</w:t>
+            </w:r>
+          </w:p>
+        </w:tc>
+      </w:tr>
+    </w:tbl>
+    <w:p>
+      <w:pPr>
+        <w:ind w:firstLine="0"/>
+        <w:rPr>
+          <w:rFonts w:eastAsia="Times New Roman" w:cs="Times New Roman"/>
+          <w:b/>
+          <w:bCs/>
+          <w:szCs w:val="26"/>
+          <w:lang w:val="x-none" w:eastAsia="x-none"/>
+        </w:rPr>
+      </w:pPr>
+      <w:r>
+        <w:rPr>
+          <w:rFonts w:eastAsia="Times New Roman" w:cs="Times New Roman"/>
+          <w:b/>
+          <w:bCs/>
+          <w:szCs w:val="26"/>
+          <w:lang w:val="x-none" w:eastAsia="x-none"/>
+        </w:rPr>
+        <w:t>Scenario</w:t>
+      </w:r>
+    </w:p>
+    <w:tbl>
+      <w:tblPr>
+        <w:tblW w:w="8784" w:type="dxa"/>
+        <w:tblBorders>
+          <w:top w:val="single" w:sz="4" w:space="0" w:color="BFBFBF"/>
+          <w:left w:val="single" w:sz="4" w:space="0" w:color="BFBFBF"/>
+          <w:bottom w:val="single" w:sz="4" w:space="0" w:color="BFBFBF"/>
+          <w:right w:val="single" w:sz="4" w:space="0" w:color="BFBFBF"/>
+        </w:tblBorders>
+        <w:tblLayout w:type="fixed"/>
+        <w:tblCellMar>
+          <w:left w:w="0" w:type="dxa"/>
+          <w:right w:w="0" w:type="dxa"/>
+        </w:tblCellMar>
+        <w:tblLook w:val="04A0" w:firstRow="1" w:lastRow="0" w:firstColumn="1" w:lastColumn="0" w:noHBand="0" w:noVBand="1"/>
+      </w:tblPr>
+      <w:tblGrid>
+        <w:gridCol w:w="8784"/>
+      </w:tblGrid>
+      <w:tr>
+        <w:tc>
+          <w:tcPr>
+            <w:tcW w:w="8784" w:type="dxa"/>
+          </w:tcPr>
+          <w:p>
+            <w:pPr>
+              <w:spacing w:before="80" w:after="200" w:line="276" w:lineRule="auto"/>
+              <w:ind w:left="137" w:right="144" w:firstLine="0"/>
+              <w:rPr>
+                <w:rFonts w:eastAsia="Times New Roman" w:cs="Times New Roman"/>
+                <w:szCs w:val="26"/>
+              </w:rPr>
+            </w:pPr>
+            <w:r>
+              <w:rPr>
+                <w:rFonts w:eastAsia="Times New Roman" w:cs="Times New Roman"/>
+                <w:color w:val="848284"/>
+                <w:szCs w:val="26"/>
+              </w:rPr>
+              <w:t>1</w:t>
+            </w:r>
+            <w:r>
+              <w:rPr>
+                <w:rFonts w:eastAsia="Times New Roman" w:cs="Times New Roman"/>
+                <w:color w:val="848284"/>
+                <w:szCs w:val="26"/>
+                <w:lang w:val="vi-VN"/>
+              </w:rPr>
+              <w:t>. </w:t>
+            </w:r>
+            <w:r>
+              <w:rPr>
+                <w:rFonts w:eastAsia="Times New Roman" w:cs="Times New Roman"/>
+                <w:szCs w:val="26"/>
+              </w:rPr>
+              <w:t>TESTER</w:t>
+            </w:r>
+            <w:r>
+              <w:rPr>
+                <w:rFonts w:eastAsia="Times New Roman" w:cs="Times New Roman"/>
+                <w:szCs w:val="26"/>
+                <w:lang w:val="vi-VN"/>
+              </w:rPr>
+              <w:t xml:space="preserve"> </w:t>
+            </w:r>
+            <w:r>
+              <w:rPr>
+                <w:rFonts w:eastAsia="Times New Roman" w:cs="Times New Roman"/>
+                <w:szCs w:val="26"/>
+              </w:rPr>
+              <w:t xml:space="preserve">Trong thư mục </w:t>
+            </w:r>
+            <w:r>
+              <w:rPr>
+                <w:rFonts w:eastAsia="Times New Roman" w:cs="Times New Roman"/>
+                <w:szCs w:val="26"/>
+              </w:rPr>
+              <w:t>AI/TestCase/UC</w:t>
+            </w:r>
+            <w:r>
+              <w:rPr>
+                <w:rFonts w:eastAsia="Times New Roman" w:cs="Times New Roman"/>
+                <w:szCs w:val="26"/>
+              </w:rPr>
+              <w:t xml:space="preserve">, chọn </w:t>
+            </w:r>
+            <w:r>
+              <w:rPr>
+                <w:rFonts w:eastAsia="Times New Roman" w:cs="Times New Roman"/>
+                <w:szCs w:val="26"/>
+              </w:rPr>
+              <w:t>test</w:t>
+            </w:r>
+            <w:r>
+              <w:rPr>
+                <w:rFonts w:eastAsia="Times New Roman" w:cs="Times New Roman"/>
+                <w:szCs w:val="26"/>
+              </w:rPr>
+              <w:t xml:space="preserve"> case cần xoá và thực hiện xoá file</w:t>
+            </w:r>
+          </w:p>
+        </w:tc>
+      </w:tr>
+      <w:tr>
+        <w:tc>
+          <w:tcPr>
+            <w:tcW w:w="8784" w:type="dxa"/>
+          </w:tcPr>
+          <w:p>
+            <w:pPr>
+              <w:spacing w:before="80" w:after="200" w:line="276" w:lineRule="auto"/>
+              <w:ind w:left="137" w:right="144" w:firstLine="0"/>
+              <w:rPr>
+                <w:rFonts w:eastAsia="Times New Roman" w:cs="Times New Roman"/>
+                <w:szCs w:val="26"/>
+              </w:rPr>
+            </w:pPr>
+            <w:r>
+              <w:rPr>
+                <w:rFonts w:eastAsia="Times New Roman" w:cs="Times New Roman"/>
+                <w:color w:val="808080"/>
+                <w:szCs w:val="26"/>
+              </w:rPr>
+              <w:t>2</w:t>
+            </w:r>
+            <w:r>
+              <w:rPr>
+                <w:rFonts w:eastAsia="Times New Roman" w:cs="Times New Roman"/>
+                <w:color w:val="808080"/>
+                <w:szCs w:val="26"/>
+                <w:lang w:val="vi-VN"/>
+              </w:rPr>
+              <w:t>. </w:t>
+            </w:r>
+            <w:r>
+              <w:rPr>
+                <w:rFonts w:eastAsia="Times New Roman" w:cs="Times New Roman"/>
+                <w:color w:val="CA6400"/>
+                <w:szCs w:val="26"/>
+                <w:lang w:val="vi-VN"/>
+              </w:rPr>
+              <w:t>SYSTEM </w:t>
+            </w:r>
+            <w:r>
+              <w:rPr>
+                <w:rFonts w:eastAsia="Times New Roman" w:cs="Times New Roman"/>
+                <w:szCs w:val="26"/>
+                <w:lang w:val="vi-VN"/>
+              </w:rPr>
+              <w:t>Thông báo và yêu cầu xác nhận xóa.</w:t>
+            </w:r>
+          </w:p>
+        </w:tc>
+      </w:tr>
+      <w:tr>
+        <w:tc>
+          <w:tcPr>
+            <w:tcW w:w="8784" w:type="dxa"/>
+          </w:tcPr>
+          <w:p>
+            <w:pPr>
+              <w:spacing w:before="80" w:after="200" w:line="276" w:lineRule="auto"/>
+              <w:ind w:left="137" w:right="144" w:firstLine="0"/>
+              <w:rPr>
+                <w:rFonts w:eastAsia="Times New Roman" w:cs="Times New Roman"/>
+                <w:szCs w:val="26"/>
+                <w:lang w:val="vi-VN"/>
+              </w:rPr>
+            </w:pPr>
+            <w:r>
+              <w:rPr>
+                <w:rFonts w:eastAsia="Times New Roman" w:cs="Times New Roman"/>
+                <w:color w:val="808080"/>
+                <w:szCs w:val="26"/>
+              </w:rPr>
+              <w:t>3</w:t>
+            </w:r>
+            <w:r>
+              <w:rPr>
+                <w:rFonts w:eastAsia="Times New Roman" w:cs="Times New Roman"/>
+                <w:color w:val="848284"/>
+                <w:szCs w:val="26"/>
+                <w:lang w:val="vi-VN"/>
+              </w:rPr>
+              <w:t>. </w:t>
+            </w:r>
+            <w:r>
+              <w:rPr>
+                <w:rFonts w:eastAsia="Times New Roman" w:cs="Times New Roman"/>
+                <w:szCs w:val="26"/>
+              </w:rPr>
+              <w:t>TESTER Xác</w:t>
+            </w:r>
+            <w:r>
+              <w:rPr>
+                <w:rFonts w:eastAsia="Times New Roman" w:cs="Times New Roman"/>
+                <w:szCs w:val="26"/>
+                <w:lang w:val="vi-VN"/>
+              </w:rPr>
+              <w:t xml:space="preserve"> nhận xóa.</w:t>
+            </w:r>
+          </w:p>
+          <w:p>
+            <w:pPr>
+              <w:spacing w:before="80" w:after="200" w:line="276" w:lineRule="auto"/>
+              <w:ind w:left="137" w:right="144" w:firstLine="0"/>
+              <w:rPr>
+                <w:rFonts w:eastAsia="Times New Roman" w:cs="Times New Roman"/>
+                <w:szCs w:val="26"/>
+              </w:rPr>
+            </w:pPr>
+            <w:r>
+              <w:rPr>
+                <w:rFonts w:eastAsia="Times New Roman" w:cs="Times New Roman"/>
+                <w:color w:val="808080"/>
+                <w:szCs w:val="26"/>
+              </w:rPr>
+              <w:t>4</w:t>
+            </w:r>
+            <w:r>
+              <w:rPr>
+                <w:rFonts w:eastAsia="Times New Roman" w:cs="Times New Roman"/>
+                <w:color w:val="808080"/>
+                <w:szCs w:val="26"/>
+                <w:lang w:val="vi-VN"/>
+              </w:rPr>
+              <w:t>. </w:t>
+            </w:r>
+            <w:r>
+              <w:rPr>
+                <w:rFonts w:eastAsia="Times New Roman" w:cs="Times New Roman"/>
+                <w:color w:val="CA6400"/>
+                <w:szCs w:val="26"/>
+                <w:lang w:val="vi-VN"/>
+              </w:rPr>
+              <w:t>SYSTEM </w:t>
+            </w:r>
+            <w:r>
+              <w:rPr>
+                <w:rFonts w:eastAsia="Times New Roman" w:cs="Times New Roman"/>
+                <w:szCs w:val="26"/>
+              </w:rPr>
+              <w:t>Test</w:t>
+            </w:r>
+            <w:r>
+              <w:rPr>
+                <w:rFonts w:eastAsia="Times New Roman" w:cs="Times New Roman"/>
+                <w:szCs w:val="26"/>
+              </w:rPr>
+              <w:t xml:space="preserve"> case đã chọn bị xoá khỏi hệ thống</w:t>
+            </w:r>
+          </w:p>
+          <w:p>
+            <w:pPr>
+              <w:spacing w:before="80" w:after="200" w:line="276" w:lineRule="auto"/>
+              <w:ind w:left="137" w:right="144" w:firstLine="0"/>
+              <w:rPr>
+                <w:rFonts w:eastAsia="Times New Roman" w:cs="Times New Roman"/>
+                <w:szCs w:val="26"/>
+                <w:lang w:val="vi-VN"/>
+              </w:rPr>
+            </w:pPr>
+            <w:r>
+              <w:rPr>
+                <w:rFonts w:eastAsia="Times New Roman" w:cs="Times New Roman"/>
+                <w:szCs w:val="26"/>
+                <w:lang w:val="vi-VN"/>
+              </w:rPr>
+              <w:t>Extenstion:</w:t>
+            </w:r>
+          </w:p>
+          <w:p>
+            <w:pPr>
+              <w:spacing w:before="80" w:after="200" w:line="276" w:lineRule="auto"/>
+              <w:ind w:left="137" w:right="144" w:firstLine="0"/>
+              <w:rPr>
+                <w:rFonts w:eastAsia="Times New Roman" w:cs="Times New Roman"/>
+                <w:szCs w:val="26"/>
+              </w:rPr>
+            </w:pPr>
+            <w:r>
+              <w:rPr>
+                <w:rFonts w:eastAsia="Times New Roman" w:cs="Times New Roman"/>
+                <w:szCs w:val="26"/>
+              </w:rPr>
+              <w:lastRenderedPageBreak/>
+              <w:t> </w:t>
+            </w:r>
+            <w:r>
+              <w:rPr>
+                <w:rFonts w:eastAsia="Times New Roman" w:cs="Times New Roman"/>
+                <w:color w:val="848284"/>
+                <w:szCs w:val="26"/>
+              </w:rPr>
+              <w:t>2.a. </w:t>
+            </w:r>
+            <w:r>
+              <w:rPr>
+                <w:rFonts w:eastAsia="Times New Roman" w:cs="Times New Roman"/>
+                <w:szCs w:val="26"/>
+                <w:lang w:val="vi-VN"/>
+              </w:rPr>
+              <w:t xml:space="preserve">Xóa nhầm </w:t>
+            </w:r>
+            <w:r>
+              <w:rPr>
+                <w:rFonts w:eastAsia="Times New Roman" w:cs="Times New Roman"/>
+                <w:szCs w:val="26"/>
+              </w:rPr>
+              <w:t xml:space="preserve">file </w:t>
+            </w:r>
+            <w:r>
+              <w:rPr>
+                <w:rFonts w:eastAsia="Times New Roman" w:cs="Times New Roman"/>
+                <w:szCs w:val="26"/>
+              </w:rPr>
+              <w:t>test</w:t>
+            </w:r>
+            <w:r>
+              <w:rPr>
+                <w:rFonts w:eastAsia="Times New Roman" w:cs="Times New Roman"/>
+                <w:szCs w:val="26"/>
+              </w:rPr>
+              <w:t xml:space="preserve"> case</w:t>
+            </w:r>
+          </w:p>
+          <w:p>
+            <w:pPr>
+              <w:spacing w:before="80" w:after="200" w:line="276" w:lineRule="auto"/>
+              <w:ind w:left="572" w:right="144" w:firstLine="0"/>
+              <w:rPr>
+                <w:rFonts w:eastAsia="Times New Roman" w:cs="Times New Roman"/>
+                <w:szCs w:val="26"/>
+                <w:lang w:val="vi-VN"/>
+              </w:rPr>
+            </w:pPr>
+            <w:r>
+              <w:rPr>
+                <w:rFonts w:eastAsia="Times New Roman" w:cs="Times New Roman"/>
+                <w:szCs w:val="26"/>
+              </w:rPr>
+              <w:t> </w:t>
+            </w:r>
+            <w:r>
+              <w:rPr>
+                <w:rFonts w:eastAsia="Times New Roman" w:cs="Times New Roman"/>
+                <w:color w:val="848284"/>
+                <w:szCs w:val="26"/>
+              </w:rPr>
+              <w:t>1. </w:t>
+            </w:r>
+            <w:r>
+              <w:rPr>
+                <w:rFonts w:eastAsia="Times New Roman" w:cs="Times New Roman"/>
+                <w:szCs w:val="26"/>
+              </w:rPr>
+              <w:t>TESTER</w:t>
+            </w:r>
+            <w:r>
+              <w:rPr>
+                <w:rFonts w:eastAsia="Times New Roman" w:cs="Times New Roman"/>
+                <w:color w:val="CA6400"/>
+                <w:szCs w:val="26"/>
+              </w:rPr>
+              <w:t> </w:t>
+            </w:r>
+            <w:r>
+              <w:rPr>
+                <w:rFonts w:eastAsia="Times New Roman" w:cs="Times New Roman"/>
+                <w:szCs w:val="26"/>
+                <w:lang w:val="vi-VN"/>
+              </w:rPr>
+              <w:t>Thực hiện thao tác undo.</w:t>
+            </w:r>
+          </w:p>
+          <w:p>
+            <w:pPr>
+              <w:spacing w:before="80" w:after="200" w:line="276" w:lineRule="auto"/>
+              <w:ind w:left="572" w:right="144" w:firstLine="0"/>
+              <w:rPr>
+                <w:rFonts w:eastAsia="Times New Roman" w:cs="Times New Roman"/>
+                <w:szCs w:val="26"/>
+              </w:rPr>
+            </w:pPr>
+            <w:r>
+              <w:rPr>
+                <w:rFonts w:eastAsia="Times New Roman" w:cs="Times New Roman"/>
+                <w:szCs w:val="26"/>
+              </w:rPr>
+              <w:t> </w:t>
+            </w:r>
+            <w:r>
+              <w:rPr>
+                <w:rFonts w:eastAsia="Times New Roman" w:cs="Times New Roman"/>
+                <w:color w:val="848284"/>
+                <w:szCs w:val="26"/>
+              </w:rPr>
+              <w:t>2. </w:t>
+            </w:r>
+            <w:r>
+              <w:rPr>
+                <w:rFonts w:eastAsia="Times New Roman" w:cs="Times New Roman"/>
+                <w:color w:val="CA6400"/>
+                <w:szCs w:val="26"/>
+              </w:rPr>
+              <w:t>SYSTEM </w:t>
+            </w:r>
+            <w:r>
+              <w:rPr>
+                <w:rFonts w:eastAsia="Times New Roman" w:cs="Times New Roman"/>
+                <w:szCs w:val="26"/>
+                <w:lang w:val="vi-VN"/>
+              </w:rPr>
+              <w:t xml:space="preserve">Khôi phục lại </w:t>
+            </w:r>
+            <w:r>
+              <w:rPr>
+                <w:rFonts w:eastAsia="Times New Roman" w:cs="Times New Roman"/>
+                <w:szCs w:val="26"/>
+              </w:rPr>
+              <w:t xml:space="preserve">file </w:t>
+            </w:r>
+            <w:r>
+              <w:rPr>
+                <w:rFonts w:eastAsia="Times New Roman" w:cs="Times New Roman"/>
+                <w:szCs w:val="26"/>
+              </w:rPr>
+              <w:t>test</w:t>
+            </w:r>
+            <w:r>
+              <w:rPr>
+                <w:rFonts w:eastAsia="Times New Roman" w:cs="Times New Roman"/>
+                <w:szCs w:val="26"/>
+              </w:rPr>
+              <w:t xml:space="preserve"> case vừa xoá</w:t>
+            </w:r>
+          </w:p>
+        </w:tc>
+      </w:tr>
+    </w:tbl>
+    <w:p>
+      <w:pPr>
+        <w:ind w:firstLine="0"/>
+      </w:pPr>
+    </w:p>
+    <w:p>
+      <w:pPr>
+        <w:pStyle w:val="ListParagraph"/>
+        <w:numPr>
+          <w:ilvl w:val="0"/>
+          <w:numId w:val="63"/>
+        </w:numPr>
+      </w:pPr>
+      <w:r>
+        <w:t xml:space="preserve">Sửa </w:t>
+      </w:r>
+      <w:r>
+        <w:t>test script</w:t>
+      </w:r>
+      <w:r>
+        <w:t xml:space="preserve"> được sinh ra</w:t>
+      </w:r>
+    </w:p>
+    <w:tbl>
+      <w:tblPr>
+        <w:tblW w:w="8789" w:type="dxa"/>
+        <w:tblLayout w:type="fixed"/>
+        <w:tblCellMar>
+          <w:left w:w="0" w:type="dxa"/>
+          <w:right w:w="0" w:type="dxa"/>
+        </w:tblCellMar>
+        <w:tblLook w:val="04A0" w:firstRow="1" w:lastRow="0" w:firstColumn="1" w:lastColumn="0" w:noHBand="0" w:noVBand="1"/>
+      </w:tblPr>
+      <w:tblGrid>
+        <w:gridCol w:w="2960"/>
+        <w:gridCol w:w="5829"/>
+      </w:tblGrid>
+      <w:tr>
+        <w:tc>
+          <w:tcPr>
+            <w:tcW w:w="2960" w:type="dxa"/>
+            <w:shd w:val="clear" w:color="auto" w:fill="DBE5F1"/>
+          </w:tcPr>
+          <w:p>
+            <w:pPr>
+              <w:ind w:firstLine="0"/>
+              <w:rPr>
+                <w:rFonts w:eastAsia="Calibri" w:cs="Times New Roman"/>
+                <w:b/>
+                <w:szCs w:val="26"/>
+              </w:rPr>
+            </w:pPr>
+            <w:r>
+              <w:rPr>
+                <w:rFonts w:eastAsia="Calibri" w:cs="Times New Roman"/>
+                <w:b/>
+                <w:szCs w:val="26"/>
+              </w:rPr>
+              <w:t>Primary Actors</w:t>
+            </w:r>
+          </w:p>
+        </w:tc>
+        <w:tc>
+          <w:tcPr>
+            <w:tcW w:w="5829" w:type="dxa"/>
+            <w:shd w:val="clear" w:color="auto" w:fill="DBE5F1"/>
+          </w:tcPr>
+          <w:p>
+            <w:pPr>
+              <w:ind w:firstLine="0"/>
+              <w:rPr>
+                <w:rFonts w:eastAsia="Calibri" w:cs="Times New Roman"/>
+                <w:szCs w:val="26"/>
+                <w:lang w:val="vi-VN"/>
+              </w:rPr>
+            </w:pPr>
+            <w:r>
+              <w:rPr>
+                <w:rFonts w:eastAsia="Calibri" w:cs="Times New Roman"/>
+                <w:noProof/>
+                <w:szCs w:val="26"/>
+              </w:rPr>
+              <w:drawing>
+                <wp:inline distT="0" distB="0" distL="0" distR="0" wp14:anchorId="5FEA6ECE" wp14:editId="3FA9B4E5">
+                  <wp:extent cx="169545" cy="169545"/>
+                  <wp:effectExtent l="0" t="0" r="1905" b="1905"/>
+                  <wp:docPr id="1000884072" name="Picture 39"/>
+                  <wp:cNvGraphicFramePr>
+                    <a:graphicFrameLocks xmlns:a="http://schemas.openxmlformats.org/drawingml/2006/main" noChangeAspect="1"/>
+                  </wp:cNvGraphicFramePr>
+                  <a:graphic xmlns:a="http://schemas.openxmlformats.org/drawingml/2006/main">
+                    <a:graphicData uri="http://schemas.openxmlformats.org/drawingml/2006/picture">
+                      <pic:pic xmlns:pic="http://schemas.openxmlformats.org/drawingml/2006/picture">
+                        <pic:nvPicPr>
+                          <pic:cNvPr id="0" name="Picture 91"/>
+                          <pic:cNvPicPr>
+                            <a:picLocks noChangeAspect="1" noChangeArrowheads="1"/>
+                          </pic:cNvPicPr>
+                        </pic:nvPicPr>
+                        <pic:blipFill>
+                          <a:blip r:embed="rId26">
+                            <a:extLst>
+                              <a:ext uri="{28A0092B-C50C-407E-A947-70E740481C1C}">
+                                <a14:useLocalDpi xmlns:a14="http://schemas.microsoft.com/office/drawing/2010/main" val="0"/>
+                              </a:ext>
+                            </a:extLst>
+                          </a:blip>
+                          <a:srcRect t="-4762" b="4762"/>
+                          <a:stretch>
+                            <a:fillRect/>
+                          </a:stretch>
+                        </pic:blipFill>
+                        <pic:spPr bwMode="auto">
+                          <a:xfrm>
+                            <a:off x="0" y="0"/>
+                            <a:ext cx="169545" cy="169545"/>
+                          </a:xfrm>
+                          <a:prstGeom prst="rect">
+                            <a:avLst/>
+                          </a:prstGeom>
+                          <a:noFill/>
+                          <a:ln>
+                            <a:noFill/>
+                          </a:ln>
+                        </pic:spPr>
+                      </pic:pic>
+                    </a:graphicData>
+                  </a:graphic>
+                </wp:inline>
+              </w:drawing>
+            </w:r>
+            <w:r>
+              <w:rPr>
+                <w:rFonts w:eastAsia="Calibri" w:cs="Times New Roman"/>
+                <w:szCs w:val="26"/>
+              </w:rPr>
+              <w:t> Tester</w:t>
+            </w:r>
+          </w:p>
+        </w:tc>
+      </w:tr>
+      <w:tr>
+        <w:tc>
+          <w:tcPr>
+            <w:tcW w:w="2960" w:type="dxa"/>
+          </w:tcPr>
+          <w:p>
+            <w:pPr>
+              <w:ind w:firstLine="0"/>
+              <w:rPr>
+                <w:rFonts w:eastAsia="Calibri" w:cs="Times New Roman"/>
+                <w:b/>
+                <w:szCs w:val="26"/>
+              </w:rPr>
+            </w:pPr>
+            <w:r>
+              <w:rPr>
+                <w:rFonts w:eastAsia="Calibri" w:cs="Times New Roman"/>
+                <w:b/>
+                <w:szCs w:val="26"/>
+              </w:rPr>
+              <w:t>Preconditions</w:t>
+            </w:r>
+          </w:p>
+        </w:tc>
+        <w:tc>
+          <w:tcPr>
+            <w:tcW w:w="5829" w:type="dxa"/>
+          </w:tcPr>
+          <w:p>
+            <w:pPr>
+              <w:ind w:firstLine="0"/>
+              <w:rPr>
+                <w:rFonts w:eastAsia="Calibri" w:cs="Times New Roman"/>
+                <w:noProof/>
+                <w:szCs w:val="26"/>
+                <w:lang w:val="vi-VN"/>
+              </w:rPr>
+            </w:pPr>
+            <w:r>
+              <w:rPr>
+                <w:rFonts w:eastAsia="Calibri" w:cs="Times New Roman"/>
+                <w:noProof/>
+                <w:szCs w:val="26"/>
+              </w:rPr>
+              <w:t>Tester</w:t>
+            </w:r>
+            <w:r>
+              <w:rPr>
+                <w:rFonts w:eastAsia="Calibri" w:cs="Times New Roman"/>
+                <w:noProof/>
+                <w:szCs w:val="26"/>
+                <w:lang w:val="vi-VN"/>
+              </w:rPr>
+              <w:t xml:space="preserve"> thực hiện mở framework.</w:t>
+            </w:r>
+          </w:p>
+          <w:p>
+            <w:pPr>
+              <w:ind w:firstLine="0"/>
+              <w:rPr>
+                <w:rFonts w:eastAsia="Calibri" w:cs="Times New Roman"/>
+                <w:noProof/>
+                <w:szCs w:val="26"/>
+              </w:rPr>
+            </w:pPr>
+            <w:r>
+              <w:rPr>
+                <w:rFonts w:eastAsia="Calibri" w:cs="Times New Roman"/>
+                <w:noProof/>
+                <w:szCs w:val="26"/>
+                <w:lang w:val="vi-VN"/>
+              </w:rPr>
+              <w:t xml:space="preserve">Đã </w:t>
+            </w:r>
+            <w:r>
+              <w:rPr>
+                <w:rFonts w:eastAsia="Calibri" w:cs="Times New Roman"/>
+                <w:noProof/>
+                <w:szCs w:val="26"/>
+              </w:rPr>
+              <w:t>tồn tại ít nhất 1 file test</w:t>
+            </w:r>
+            <w:r>
+              <w:rPr>
+                <w:rFonts w:eastAsia="Calibri" w:cs="Times New Roman"/>
+                <w:noProof/>
+                <w:szCs w:val="26"/>
+              </w:rPr>
+              <w:t xml:space="preserve"> script</w:t>
+            </w:r>
+            <w:r>
+              <w:rPr>
+                <w:rFonts w:eastAsia="Calibri" w:cs="Times New Roman"/>
+                <w:noProof/>
+                <w:szCs w:val="26"/>
+              </w:rPr>
+              <w:t xml:space="preserve"> được sinh ra trong thư mục </w:t>
+            </w:r>
+            <w:r>
+              <w:rPr>
+                <w:rFonts w:eastAsia="Calibri" w:cs="Times New Roman"/>
+                <w:noProof/>
+                <w:szCs w:val="26"/>
+              </w:rPr>
+              <w:t>AI/TestCase/</w:t>
+            </w:r>
+            <w:r>
+              <w:rPr>
+                <w:rFonts w:eastAsia="Calibri" w:cs="Times New Roman"/>
+                <w:noProof/>
+                <w:szCs w:val="26"/>
+              </w:rPr>
+              <w:t>scripts/SCR</w:t>
+            </w:r>
+          </w:p>
+        </w:tc>
+      </w:tr>
+      <w:tr>
+        <w:tc>
+          <w:tcPr>
+            <w:tcW w:w="2960" w:type="dxa"/>
+            <w:shd w:val="clear" w:color="auto" w:fill="DBE5F1"/>
+          </w:tcPr>
+          <w:p>
+            <w:pPr>
+              <w:ind w:firstLine="0"/>
+              <w:rPr>
+                <w:rFonts w:eastAsia="Calibri" w:cs="Times New Roman"/>
+                <w:b/>
+                <w:szCs w:val="26"/>
+                <w:lang w:val="vi-VN"/>
+              </w:rPr>
+            </w:pPr>
+            <w:r>
+              <w:rPr>
+                <w:rFonts w:eastAsia="Calibri" w:cs="Times New Roman"/>
+                <w:b/>
+                <w:szCs w:val="26"/>
+              </w:rPr>
+              <w:t>Post</w:t>
+            </w:r>
+            <w:r>
+              <w:rPr>
+                <w:rFonts w:eastAsia="Calibri" w:cs="Times New Roman"/>
+                <w:b/>
+                <w:szCs w:val="26"/>
+                <w:lang w:val="vi-VN"/>
+              </w:rPr>
+              <w:t>-conditions</w:t>
+            </w:r>
+          </w:p>
+        </w:tc>
+        <w:tc>
+          <w:tcPr>
+            <w:tcW w:w="5829" w:type="dxa"/>
+            <w:shd w:val="clear" w:color="auto" w:fill="DBE5F1"/>
+          </w:tcPr>
+          <w:p>
+            <w:pPr>
+              <w:ind w:firstLine="0"/>
+              <w:rPr>
+                <w:rFonts w:eastAsia="Calibri" w:cs="Times New Roman"/>
+                <w:noProof/>
+                <w:szCs w:val="26"/>
+                <w:lang w:val="vi-VN"/>
+              </w:rPr>
+            </w:pPr>
+            <w:r>
+              <w:rPr>
+                <w:rFonts w:eastAsia="Calibri" w:cs="Times New Roman"/>
+                <w:noProof/>
+                <w:szCs w:val="26"/>
+                <w:lang w:val="vi-VN"/>
+              </w:rPr>
+              <w:t xml:space="preserve">Chỉnh sửa thành công thông tin </w:t>
+            </w:r>
+            <w:r>
+              <w:rPr>
+                <w:rFonts w:eastAsia="Calibri" w:cs="Times New Roman"/>
+                <w:noProof/>
+                <w:szCs w:val="26"/>
+              </w:rPr>
+              <w:t xml:space="preserve">test </w:t>
+            </w:r>
+            <w:r>
+              <w:rPr>
+                <w:rFonts w:eastAsia="Calibri" w:cs="Times New Roman"/>
+                <w:noProof/>
+                <w:szCs w:val="26"/>
+              </w:rPr>
+              <w:t>script</w:t>
+            </w:r>
+            <w:r>
+              <w:rPr>
+                <w:rFonts w:eastAsia="Calibri" w:cs="Times New Roman"/>
+                <w:noProof/>
+                <w:szCs w:val="26"/>
+                <w:lang w:val="vi-VN"/>
+              </w:rPr>
+              <w:t>.</w:t>
+            </w:r>
+          </w:p>
+        </w:tc>
+      </w:tr>
+    </w:tbl>
+    <w:p>
+      <w:pPr>
+        <w:ind w:firstLine="0"/>
+        <w:rPr>
+          <w:rFonts w:eastAsia="Times New Roman" w:cs="Times New Roman"/>
+          <w:b/>
+          <w:bCs/>
+          <w:szCs w:val="26"/>
+          <w:lang w:val="x-none" w:eastAsia="x-none"/>
+        </w:rPr>
+      </w:pPr>
+      <w:r>
+        <w:rPr>
+          <w:rFonts w:eastAsia="Times New Roman" w:cs="Times New Roman"/>
+          <w:b/>
+          <w:bCs/>
+          <w:szCs w:val="26"/>
+          <w:lang w:val="x-none" w:eastAsia="x-none"/>
+        </w:rPr>
+        <w:t>Scenario</w:t>
+      </w:r>
+    </w:p>
+    <w:tbl>
+      <w:tblPr>
+        <w:tblW w:w="8784" w:type="dxa"/>
+        <w:tblBorders>
+          <w:top w:val="single" w:sz="4" w:space="0" w:color="BFBFBF"/>
+          <w:left w:val="single" w:sz="4" w:space="0" w:color="BFBFBF"/>
+          <w:bottom w:val="single" w:sz="4" w:space="0" w:color="BFBFBF"/>
+          <w:right w:val="single" w:sz="4" w:space="0" w:color="BFBFBF"/>
+        </w:tblBorders>
+        <w:tblLayout w:type="fixed"/>
+        <w:tblCellMar>
+          <w:left w:w="0" w:type="dxa"/>
+          <w:right w:w="0" w:type="dxa"/>
+        </w:tblCellMar>
+        <w:tblLook w:val="04A0" w:firstRow="1" w:lastRow="0" w:firstColumn="1" w:lastColumn="0" w:noHBand="0" w:noVBand="1"/>
+      </w:tblPr>
+      <w:tblGrid>
+        <w:gridCol w:w="8784"/>
+      </w:tblGrid>
+      <w:tr>
+        <w:tc>
+          <w:tcPr>
+            <w:tcW w:w="8784" w:type="dxa"/>
+          </w:tcPr>
+          <w:p>
+            <w:pPr>
+              <w:spacing w:before="80" w:after="200" w:line="276" w:lineRule="auto"/>
+              <w:ind w:left="137" w:right="144" w:firstLine="0"/>
+              <w:jc w:val="left"/>
+              <w:rPr>
+                <w:rFonts w:eastAsia="Times New Roman" w:cs="Times New Roman"/>
+                <w:szCs w:val="26"/>
+                <w:lang w:val="vi-VN"/>
+              </w:rPr>
+            </w:pPr>
+            <w:r>
+              <w:rPr>
+                <w:rFonts w:eastAsia="Times New Roman" w:cs="Times New Roman"/>
+                <w:color w:val="848284"/>
+                <w:szCs w:val="26"/>
+              </w:rPr>
+              <w:t>1</w:t>
+            </w:r>
+            <w:r>
+              <w:rPr>
+                <w:rFonts w:eastAsia="Times New Roman" w:cs="Times New Roman"/>
+                <w:color w:val="848284"/>
+                <w:szCs w:val="26"/>
+                <w:lang w:val="vi-VN"/>
+              </w:rPr>
+              <w:t>. </w:t>
+            </w:r>
+            <w:r>
+              <w:rPr>
+                <w:szCs w:val="26"/>
+              </w:rPr>
+              <w:t>TESTER</w:t>
+            </w:r>
+            <w:r>
+              <w:rPr>
+                <w:szCs w:val="26"/>
+                <w:lang w:val="vi-VN"/>
+              </w:rPr>
+              <w:t xml:space="preserve"> Tại thư mục </w:t>
+            </w:r>
+            <w:r>
+              <w:rPr>
+                <w:rFonts w:eastAsia="Calibri" w:cs="Times New Roman"/>
+                <w:noProof/>
+                <w:szCs w:val="26"/>
+              </w:rPr>
+              <w:t>AI/TestCase/</w:t>
+            </w:r>
+            <w:r>
+              <w:rPr>
+                <w:rFonts w:eastAsia="Calibri" w:cs="Times New Roman"/>
+                <w:noProof/>
+                <w:szCs w:val="26"/>
+              </w:rPr>
+              <w:t>scripts/SCR</w:t>
+            </w:r>
+            <w:r>
+              <w:rPr>
+                <w:szCs w:val="26"/>
+                <w:lang w:val="vi-VN"/>
+              </w:rPr>
+              <w:t xml:space="preserve"> </w:t>
+            </w:r>
+            <w:r>
+              <w:rPr>
+                <w:szCs w:val="26"/>
+                <w:lang w:val="vi-VN"/>
+              </w:rPr>
+              <w:t>mở file</w:t>
+            </w:r>
+            <w:r>
+              <w:rPr>
+                <w:szCs w:val="26"/>
+              </w:rPr>
+              <w:t>.</w:t>
+            </w:r>
+            <w:r>
+              <w:rPr>
+                <w:szCs w:val="26"/>
+              </w:rPr>
+              <w:t>xlsx</w:t>
+            </w:r>
+            <w:r>
+              <w:rPr>
+                <w:szCs w:val="26"/>
+                <w:lang w:val="vi-VN"/>
+              </w:rPr>
+              <w:t xml:space="preserve"> chứa thông tin </w:t>
+            </w:r>
+            <w:r>
+              <w:rPr>
+                <w:szCs w:val="26"/>
+              </w:rPr>
+              <w:t xml:space="preserve">test </w:t>
+            </w:r>
+            <w:r>
+              <w:rPr>
+                <w:szCs w:val="26"/>
+              </w:rPr>
+              <w:t>script</w:t>
+            </w:r>
+            <w:r>
+              <w:rPr>
+                <w:szCs w:val="26"/>
+                <w:lang w:val="vi-VN"/>
+              </w:rPr>
+              <w:t xml:space="preserve"> </w:t>
+            </w:r>
+            <w:r>
+              <w:rPr>
+                <w:szCs w:val="26"/>
+              </w:rPr>
+              <w:t>được tạo ra</w:t>
+            </w:r>
+            <w:r>
+              <w:rPr>
+                <w:szCs w:val="26"/>
+                <w:lang w:val="vi-VN"/>
+              </w:rPr>
+              <w:t>.</w:t>
+            </w:r>
+          </w:p>
+        </w:tc>
+      </w:tr>
+      <w:tr>
+        <w:tc>
+          <w:tcPr>
+            <w:tcW w:w="8784" w:type="dxa"/>
+          </w:tcPr>
+          <w:p>
+            <w:pPr>
+              <w:spacing w:before="80" w:after="200" w:line="276" w:lineRule="auto"/>
+              <w:ind w:left="137" w:right="144" w:firstLine="0"/>
+              <w:jc w:val="left"/>
+              <w:rPr>
+                <w:rFonts w:eastAsia="Times New Roman" w:cs="Times New Roman"/>
+                <w:szCs w:val="26"/>
+              </w:rPr>
+            </w:pPr>
+            <w:r>
+              <w:rPr>
+                <w:rFonts w:eastAsia="Times New Roman" w:cs="Times New Roman"/>
+                <w:color w:val="808080"/>
+                <w:szCs w:val="26"/>
+              </w:rPr>
+              <w:t>2</w:t>
+            </w:r>
+            <w:r>
+              <w:rPr>
+                <w:rFonts w:eastAsia="Times New Roman" w:cs="Times New Roman"/>
+                <w:color w:val="808080"/>
+                <w:szCs w:val="26"/>
+                <w:lang w:val="vi-VN"/>
+              </w:rPr>
+              <w:t>. </w:t>
+            </w:r>
+            <w:r>
+              <w:rPr>
+                <w:color w:val="CA6400"/>
+                <w:szCs w:val="26"/>
+                <w:lang w:val="vi-VN"/>
+              </w:rPr>
+              <w:t>SYSTEM </w:t>
+            </w:r>
+            <w:r>
+              <w:rPr>
+                <w:szCs w:val="26"/>
+                <w:lang w:val="vi-VN"/>
+              </w:rPr>
+              <w:t xml:space="preserve">Hiển thị </w:t>
+            </w:r>
+            <w:r>
+              <w:rPr>
+                <w:szCs w:val="26"/>
+                <w:lang w:val="vi-VN"/>
+              </w:rPr>
+              <w:t xml:space="preserve">toàn bộ các thông tin </w:t>
+            </w:r>
+            <w:r>
+              <w:rPr>
+                <w:szCs w:val="26"/>
+              </w:rPr>
+              <w:t xml:space="preserve">test </w:t>
+            </w:r>
+            <w:r>
+              <w:rPr>
+                <w:szCs w:val="26"/>
+              </w:rPr>
+              <w:t>script</w:t>
+            </w:r>
+            <w:r>
+              <w:rPr>
+                <w:szCs w:val="26"/>
+              </w:rPr>
+              <w:t xml:space="preserve"> được lưu trữ trong file đó</w:t>
+            </w:r>
+            <w:r>
+              <w:rPr>
+                <w:szCs w:val="26"/>
+                <w:lang w:val="vi-VN"/>
+              </w:rPr>
+              <w:t>.</w:t>
+            </w:r>
+          </w:p>
+        </w:tc>
+      </w:tr>
+      <w:tr>
+        <w:tc>
+          <w:tcPr>
+            <w:tcW w:w="8784" w:type="dxa"/>
+          </w:tcPr>
+          <w:p>
+            <w:pPr>
+              <w:spacing w:before="80" w:after="200" w:line="276" w:lineRule="auto"/>
+              <w:ind w:left="137" w:right="144" w:firstLine="0"/>
+              <w:jc w:val="left"/>
+              <w:rPr>
+                <w:rFonts w:eastAsia="Times New Roman" w:cs="Times New Roman"/>
+                <w:szCs w:val="26"/>
+              </w:rPr>
+            </w:pPr>
+            <w:r>
+              <w:rPr>
+                <w:rFonts w:eastAsia="Times New Roman" w:cs="Times New Roman"/>
+                <w:color w:val="808080"/>
+                <w:szCs w:val="26"/>
+              </w:rPr>
+              <w:t>3</w:t>
+            </w:r>
+            <w:r>
+              <w:rPr>
+                <w:rFonts w:eastAsia="Times New Roman" w:cs="Times New Roman"/>
+                <w:color w:val="848284"/>
+                <w:szCs w:val="26"/>
+                <w:lang w:val="vi-VN"/>
+              </w:rPr>
+              <w:t>. </w:t>
+            </w:r>
+            <w:r>
+              <w:rPr>
+                <w:rFonts w:eastAsia="Times New Roman" w:cs="Times New Roman"/>
+                <w:szCs w:val="26"/>
+              </w:rPr>
+              <w:t xml:space="preserve">TESTER </w:t>
+            </w:r>
+            <w:r>
+              <w:rPr>
+                <w:szCs w:val="26"/>
+              </w:rPr>
+              <w:t>Thực</w:t>
+            </w:r>
+            <w:r>
+              <w:rPr>
+                <w:szCs w:val="26"/>
+                <w:lang w:val="vi-VN"/>
+              </w:rPr>
+              <w:t xml:space="preserve"> hiện thay đổi và chỉnh sửa các thông tin </w:t>
+            </w:r>
+            <w:r>
+              <w:rPr>
+                <w:szCs w:val="26"/>
+              </w:rPr>
+              <w:t xml:space="preserve">test </w:t>
+            </w:r>
+            <w:r>
+              <w:rPr>
+                <w:szCs w:val="26"/>
+              </w:rPr>
+              <w:t>script</w:t>
+            </w:r>
+            <w:r>
+              <w:rPr>
+                <w:szCs w:val="26"/>
+                <w:lang w:val="vi-VN"/>
+              </w:rPr>
+              <w:t>.</w:t>
+            </w:r>
+          </w:p>
+          <w:p>
+            <w:pPr>
+              <w:spacing w:before="80" w:after="200" w:line="276" w:lineRule="auto"/>
+              <w:ind w:left="137" w:right="144" w:firstLine="0"/>
+              <w:jc w:val="left"/>
+              <w:rPr>
+                <w:rFonts w:eastAsia="Times New Roman" w:cs="Times New Roman"/>
+                <w:szCs w:val="26"/>
+              </w:rPr>
+            </w:pPr>
+            <w:r>
+              <w:rPr>
+                <w:rFonts w:eastAsia="Times New Roman" w:cs="Times New Roman"/>
+                <w:color w:val="808080"/>
+                <w:szCs w:val="26"/>
+              </w:rPr>
+              <w:t>4</w:t>
+            </w:r>
+            <w:r>
+              <w:rPr>
+                <w:rFonts w:eastAsia="Times New Roman" w:cs="Times New Roman"/>
+                <w:color w:val="808080"/>
+                <w:szCs w:val="26"/>
+                <w:lang w:val="vi-VN"/>
+              </w:rPr>
+              <w:t>. </w:t>
+            </w:r>
+            <w:r>
+              <w:rPr>
+                <w:rFonts w:eastAsia="Times New Roman" w:cs="Times New Roman"/>
+                <w:color w:val="CA6400"/>
+                <w:szCs w:val="26"/>
+                <w:lang w:val="vi-VN"/>
+              </w:rPr>
+              <w:t>SYSTEM</w:t>
+            </w:r>
+            <w:r>
+              <w:rPr>
+                <w:rFonts w:eastAsia="Times New Roman" w:cs="Times New Roman"/>
+                <w:szCs w:val="26"/>
+                <w:lang w:val="vi-VN"/>
+              </w:rPr>
+              <w:t xml:space="preserve"> </w:t>
+            </w:r>
+            <w:r>
+              <w:rPr>
+                <w:szCs w:val="26"/>
+                <w:lang w:val="vi-VN"/>
+              </w:rPr>
+              <w:t>Lưu thông tin được chỉnh sửa trong file.</w:t>
+            </w:r>
+          </w:p>
+        </w:tc>
+      </w:tr>
+    </w:tbl>
+    <w:p>
+      <w:pPr>
+        <w:ind w:firstLine="0"/>
+      </w:pPr>
+    </w:p>
+    <w:p>
+      <w:pPr>
+        <w:pStyle w:val="ListParagraph"/>
+        <w:numPr>
+          <w:ilvl w:val="0"/>
+          <w:numId w:val="63"/>
+        </w:numPr>
+      </w:pPr>
+      <w:r>
+        <w:t xml:space="preserve">Xoá test </w:t>
+      </w:r>
+      <w:r>
+        <w:t>script</w:t>
+      </w:r>
+      <w:r>
+        <w:t xml:space="preserve"> được sinh ra</w:t>
+      </w:r>
+    </w:p>
+    <w:tbl>
+      <w:tblPr>
+        <w:tblW w:w="8789" w:type="dxa"/>
+        <w:tblLayout w:type="fixed"/>
+        <w:tblCellMar>
+          <w:left w:w="0" w:type="dxa"/>
+          <w:right w:w="0" w:type="dxa"/>
+        </w:tblCellMar>
+        <w:tblLook w:val="04A0" w:firstRow="1" w:lastRow="0" w:firstColumn="1" w:lastColumn="0" w:noHBand="0" w:noVBand="1"/>
+      </w:tblPr>
+      <w:tblGrid>
+        <w:gridCol w:w="2960"/>
+        <w:gridCol w:w="5829"/>
+      </w:tblGrid>
+      <w:tr>
+        <w:tc>
+          <w:tcPr>
+            <w:tcW w:w="2960" w:type="dxa"/>
+            <w:shd w:val="clear" w:color="auto" w:fill="DBE5F1"/>
+          </w:tcPr>
+          <w:p>
+            <w:pPr>
+              <w:spacing w:before="80" w:after="200" w:line="276" w:lineRule="auto"/>
+              <w:ind w:left="144" w:right="144" w:firstLine="0"/>
+              <w:jc w:val="left"/>
+              <w:rPr>
+                <w:rFonts w:eastAsia="Times New Roman" w:cs="Times New Roman"/>
+                <w:b/>
+                <w:szCs w:val="26"/>
+              </w:rPr>
+            </w:pPr>
+            <w:r>
+              <w:rPr>
+                <w:rFonts w:eastAsia="Times New Roman" w:cs="Times New Roman"/>
+                <w:b/>
+                <w:szCs w:val="26"/>
+              </w:rPr>
+              <w:t>Primary Actors</w:t>
+            </w:r>
+          </w:p>
+        </w:tc>
+        <w:tc>
+          <w:tcPr>
+            <w:tcW w:w="5829" w:type="dxa"/>
+            <w:shd w:val="clear" w:color="auto" w:fill="DBE5F1"/>
+          </w:tcPr>
+          <w:p>
+            <w:pPr>
+              <w:keepNext/>
+              <w:spacing w:before="80" w:after="200" w:line="276" w:lineRule="auto"/>
+              <w:ind w:right="144" w:firstLine="0"/>
+              <w:jc w:val="left"/>
+              <w:rPr>
+                <w:rFonts w:eastAsia="Times New Roman" w:cs="Times New Roman"/>
+                <w:szCs w:val="26"/>
+                <w:lang w:val="vi-VN"/>
+              </w:rPr>
+            </w:pPr>
+            <w:r>
+              <w:rPr>
+                <w:rFonts w:eastAsia="Times New Roman" w:cs="Times New Roman"/>
+                <w:noProof/>
+                <w:szCs w:val="26"/>
+              </w:rPr>
+              <w:drawing>
+                <wp:inline distT="0" distB="0" distL="0" distR="0" wp14:anchorId="6C8D89C8" wp14:editId="0CEBC0A2">
+                  <wp:extent cx="169545" cy="169545"/>
+                  <wp:effectExtent l="0" t="0" r="1905" b="1905"/>
+                  <wp:docPr id="824712853" name="Picture 32"/>
+                  <wp:cNvGraphicFramePr>
+                    <a:graphicFrameLocks xmlns:a="http://schemas.openxmlformats.org/drawingml/2006/main" noChangeAspect="1"/>
+                  </wp:cNvGraphicFramePr>
+                  <a:graphic xmlns:a="http://schemas.openxmlformats.org/drawingml/2006/main">
+                    <a:graphicData uri="http://schemas.openxmlformats.org/drawingml/2006/picture">
+                      <pic:pic xmlns:pic="http://schemas.openxmlformats.org/drawingml/2006/picture">
+                        <pic:nvPicPr>
+                          <pic:cNvPr id="0" name="Image1.png"/>
+                          <pic:cNvPicPr>
+                            <a:picLocks noChangeAspect="1" noChangeArrowheads="1"/>
+                          </pic:cNvPicPr>
+                        </pic:nvPicPr>
+                        <pic:blipFill>
+                          <a:blip r:embed="rId26">
+                            <a:extLst>
+                              <a:ext uri="{28A0092B-C50C-407E-A947-70E740481C1C}">
+                                <a14:useLocalDpi xmlns:a14="http://schemas.microsoft.com/office/drawing/2010/main" val="0"/>
+                              </a:ext>
+                            </a:extLst>
+                          </a:blip>
+                          <a:srcRect t="-4762" b="4762"/>
+                          <a:stretch>
+                            <a:fillRect/>
+                          </a:stretch>
+                        </pic:blipFill>
+                        <pic:spPr bwMode="auto">
+                          <a:xfrm>
+                            <a:off x="0" y="0"/>
+                            <a:ext cx="169545" cy="169545"/>
+                          </a:xfrm>
+                          <a:prstGeom prst="rect">
+                            <a:avLst/>
+                          </a:prstGeom>
+                          <a:noFill/>
+                          <a:ln>
+                            <a:noFill/>
+                          </a:ln>
+                        </pic:spPr>
+                      </pic:pic>
+                    </a:graphicData>
+                  </a:graphic>
+                </wp:inline>
+              </w:drawing>
+            </w:r>
+            <w:r>
+              <w:rPr>
+                <w:rFonts w:eastAsia="Times New Roman" w:cs="Times New Roman"/>
+                <w:szCs w:val="26"/>
+              </w:rPr>
+              <w:t> Tester</w:t>
+            </w:r>
+          </w:p>
+        </w:tc>
+      </w:tr>
+      <w:tr>
+        <w:tc>
+          <w:tcPr>
+            <w:tcW w:w="2960" w:type="dxa"/>
+          </w:tcPr>
+          <w:p>
+            <w:pPr>
+              <w:spacing w:before="80" w:after="200" w:line="276" w:lineRule="auto"/>
+              <w:ind w:left="144" w:right="144" w:firstLine="0"/>
+              <w:jc w:val="left"/>
+              <w:rPr>
+                <w:rFonts w:eastAsia="Times New Roman" w:cs="Times New Roman"/>
+                <w:b/>
+                <w:szCs w:val="26"/>
+              </w:rPr>
+            </w:pPr>
+            <w:r>
+              <w:rPr>
+                <w:rFonts w:eastAsia="Times New Roman" w:cs="Times New Roman"/>
+                <w:b/>
+                <w:szCs w:val="26"/>
+              </w:rPr>
+              <w:t>Preconditions</w:t>
+            </w:r>
+          </w:p>
+        </w:tc>
+        <w:tc>
+          <w:tcPr>
+            <w:tcW w:w="5829" w:type="dxa"/>
+          </w:tcPr>
+          <w:p>
+            <w:pPr>
+              <w:keepNext/>
+              <w:spacing w:before="80" w:after="200" w:line="276" w:lineRule="auto"/>
+              <w:ind w:right="144" w:firstLine="0"/>
+              <w:rPr>
+                <w:rFonts w:eastAsia="Times New Roman" w:cs="Times New Roman"/>
+                <w:noProof/>
+                <w:szCs w:val="26"/>
+                <w:lang w:val="vi-VN"/>
+              </w:rPr>
+            </w:pPr>
+            <w:r>
+              <w:rPr>
+                <w:rFonts w:eastAsia="Times New Roman" w:cs="Times New Roman"/>
+                <w:noProof/>
+                <w:szCs w:val="26"/>
+              </w:rPr>
+              <w:t>Tester</w:t>
+            </w:r>
+            <w:r>
+              <w:rPr>
+                <w:rFonts w:eastAsia="Times New Roman" w:cs="Times New Roman"/>
+                <w:noProof/>
+                <w:szCs w:val="26"/>
+                <w:lang w:val="vi-VN"/>
+              </w:rPr>
+              <w:t xml:space="preserve"> thực hiện mở framework.</w:t>
+            </w:r>
+          </w:p>
+          <w:p>
+            <w:pPr>
+              <w:keepNext/>
+              <w:spacing w:before="80" w:after="200" w:line="276" w:lineRule="auto"/>
+              <w:ind w:right="144" w:firstLine="0"/>
+              <w:rPr>
+                <w:rFonts w:eastAsia="Times New Roman" w:cs="Times New Roman"/>
+                <w:noProof/>
+                <w:szCs w:val="26"/>
+                <w:lang w:val="vi-VN"/>
+              </w:rPr>
+            </w:pPr>
+            <w:r>
+              <w:rPr>
+                <w:rFonts w:eastAsia="Calibri" w:cs="Times New Roman"/>
+                <w:noProof/>
+                <w:szCs w:val="26"/>
+                <w:lang w:val="vi-VN"/>
+              </w:rPr>
+              <w:t xml:space="preserve">Đã </w:t>
+            </w:r>
+            <w:r>
+              <w:rPr>
+                <w:rFonts w:eastAsia="Calibri" w:cs="Times New Roman"/>
+                <w:noProof/>
+                <w:szCs w:val="26"/>
+              </w:rPr>
+              <w:t xml:space="preserve">tồn tại ít nhất 1 file test </w:t>
+            </w:r>
+            <w:r>
+              <w:rPr>
+                <w:rFonts w:eastAsia="Calibri" w:cs="Times New Roman"/>
+                <w:noProof/>
+                <w:szCs w:val="26"/>
+              </w:rPr>
+              <w:t>script</w:t>
+            </w:r>
+            <w:r>
+              <w:rPr>
+                <w:rFonts w:eastAsia="Calibri" w:cs="Times New Roman"/>
+                <w:noProof/>
+                <w:szCs w:val="26"/>
+              </w:rPr>
+              <w:t xml:space="preserve"> được sinh ra trong thư mục </w:t>
+            </w:r>
+            <w:r>
+              <w:rPr>
+                <w:rFonts w:eastAsia="Calibri" w:cs="Times New Roman"/>
+                <w:noProof/>
+                <w:szCs w:val="26"/>
+              </w:rPr>
+              <w:t>AI/TestCase/</w:t>
+            </w:r>
+            <w:r>
+              <w:rPr>
+                <w:rFonts w:eastAsia="Calibri" w:cs="Times New Roman"/>
+                <w:noProof/>
+                <w:szCs w:val="26"/>
+              </w:rPr>
+              <w:t>scripts/SCR</w:t>
+            </w:r>
+          </w:p>
+        </w:tc>
+      </w:tr>
+      <w:tr>
+        <w:tc>
+          <w:tcPr>
+            <w:tcW w:w="2960" w:type="dxa"/>
+            <w:shd w:val="clear" w:color="auto" w:fill="DBE5F1"/>
+          </w:tcPr>
+          <w:p>
+            <w:pPr>
+              <w:spacing w:before="80" w:after="200" w:line="276" w:lineRule="auto"/>
+              <w:ind w:left="144" w:right="144" w:firstLine="0"/>
+              <w:jc w:val="left"/>
+              <w:rPr>
+                <w:rFonts w:eastAsia="Times New Roman" w:cs="Times New Roman"/>
+                <w:b/>
+                <w:szCs w:val="26"/>
+                <w:lang w:val="vi-VN"/>
+              </w:rPr>
+            </w:pPr>
+            <w:r>
+              <w:rPr>
+                <w:rFonts w:eastAsia="Times New Roman" w:cs="Times New Roman"/>
+                <w:b/>
+                <w:szCs w:val="26"/>
+              </w:rPr>
+              <w:t>Post</w:t>
+            </w:r>
+            <w:r>
+              <w:rPr>
+                <w:rFonts w:eastAsia="Times New Roman" w:cs="Times New Roman"/>
+                <w:b/>
+                <w:szCs w:val="26"/>
+                <w:lang w:val="vi-VN"/>
+              </w:rPr>
+              <w:t>-conditions</w:t>
+            </w:r>
+          </w:p>
+        </w:tc>
+        <w:tc>
+          <w:tcPr>
+            <w:tcW w:w="5829" w:type="dxa"/>
+            <w:shd w:val="clear" w:color="auto" w:fill="DBE5F1"/>
+          </w:tcPr>
+          <w:p>
+            <w:pPr>
+              <w:keepNext/>
+              <w:spacing w:before="80" w:after="200" w:line="276" w:lineRule="auto"/>
+              <w:ind w:right="144" w:firstLine="0"/>
+              <w:rPr>
+                <w:rFonts w:eastAsia="Times New Roman" w:cs="Times New Roman"/>
+                <w:noProof/>
+                <w:szCs w:val="26"/>
+              </w:rPr>
+            </w:pPr>
+            <w:r>
+              <w:rPr>
+                <w:rFonts w:eastAsia="Times New Roman" w:cs="Times New Roman"/>
+                <w:noProof/>
+                <w:szCs w:val="26"/>
+                <w:lang w:val="vi-VN"/>
+              </w:rPr>
+              <w:t xml:space="preserve">Xóa </w:t>
+            </w:r>
+            <w:r>
+              <w:rPr>
+                <w:rFonts w:eastAsia="Times New Roman" w:cs="Times New Roman"/>
+                <w:noProof/>
+                <w:szCs w:val="26"/>
+              </w:rPr>
+              <w:t xml:space="preserve">test </w:t>
+            </w:r>
+            <w:r>
+              <w:rPr>
+                <w:rFonts w:eastAsia="Times New Roman" w:cs="Times New Roman"/>
+                <w:noProof/>
+                <w:szCs w:val="26"/>
+              </w:rPr>
+              <w:t>script</w:t>
+            </w:r>
+            <w:r>
+              <w:rPr>
+                <w:rFonts w:eastAsia="Times New Roman" w:cs="Times New Roman"/>
+                <w:noProof/>
+                <w:szCs w:val="26"/>
+              </w:rPr>
+              <w:t xml:space="preserve"> thành công</w:t>
+            </w:r>
+          </w:p>
+        </w:tc>
+      </w:tr>
+    </w:tbl>
+    <w:p>
+      <w:pPr>
+        <w:ind w:firstLine="0"/>
+        <w:rPr>
+          <w:rFonts w:eastAsia="Times New Roman" w:cs="Times New Roman"/>
+          <w:b/>
+          <w:bCs/>
+          <w:szCs w:val="26"/>
+          <w:lang w:val="x-none" w:eastAsia="x-none"/>
+        </w:rPr>
+      </w:pPr>
+      <w:r>
+        <w:rPr>
+          <w:rFonts w:eastAsia="Times New Roman" w:cs="Times New Roman"/>
+          <w:b/>
+          <w:bCs/>
+          <w:szCs w:val="26"/>
+          <w:lang w:val="x-none" w:eastAsia="x-none"/>
+        </w:rPr>
+        <w:t>Scenario</w:t>
+      </w:r>
+    </w:p>
+    <w:tbl>
+      <w:tblPr>
+        <w:tblW w:w="8784" w:type="dxa"/>
+        <w:tblBorders>
+          <w:top w:val="single" w:sz="4" w:space="0" w:color="BFBFBF"/>
+          <w:left w:val="single" w:sz="4" w:space="0" w:color="BFBFBF"/>
+          <w:bottom w:val="single" w:sz="4" w:space="0" w:color="BFBFBF"/>
+          <w:right w:val="single" w:sz="4" w:space="0" w:color="BFBFBF"/>
+        </w:tblBorders>
+        <w:tblLayout w:type="fixed"/>
+        <w:tblCellMar>
+          <w:left w:w="0" w:type="dxa"/>
+          <w:right w:w="0" w:type="dxa"/>
+        </w:tblCellMar>
+        <w:tblLook w:val="04A0" w:firstRow="1" w:lastRow="0" w:firstColumn="1" w:lastColumn="0" w:noHBand="0" w:noVBand="1"/>
+      </w:tblPr>
+      <w:tblGrid>
+        <w:gridCol w:w="8784"/>
+      </w:tblGrid>
+      <w:tr>
+        <w:tc>
+          <w:tcPr>
+            <w:tcW w:w="8784" w:type="dxa"/>
+          </w:tcPr>
+          <w:p>
+            <w:pPr>
+              <w:spacing w:before="80" w:after="200" w:line="276" w:lineRule="auto"/>
+              <w:ind w:left="137" w:right="144" w:firstLine="0"/>
+              <w:rPr>
+                <w:rFonts w:eastAsia="Times New Roman" w:cs="Times New Roman"/>
+                <w:szCs w:val="26"/>
+              </w:rPr>
+            </w:pPr>
+            <w:r>
+              <w:rPr>
+                <w:rFonts w:eastAsia="Times New Roman" w:cs="Times New Roman"/>
+                <w:color w:val="848284"/>
+                <w:szCs w:val="26"/>
+              </w:rPr>
+              <w:lastRenderedPageBreak/>
+              <w:t>1</w:t>
+            </w:r>
+            <w:r>
+              <w:rPr>
+                <w:rFonts w:eastAsia="Times New Roman" w:cs="Times New Roman"/>
+                <w:color w:val="848284"/>
+                <w:szCs w:val="26"/>
+                <w:lang w:val="vi-VN"/>
+              </w:rPr>
+              <w:t>. </w:t>
+            </w:r>
+            <w:r>
+              <w:rPr>
+                <w:rFonts w:eastAsia="Times New Roman" w:cs="Times New Roman"/>
+                <w:szCs w:val="26"/>
+              </w:rPr>
+              <w:t>TESTER</w:t>
+            </w:r>
+            <w:r>
+              <w:rPr>
+                <w:rFonts w:eastAsia="Times New Roman" w:cs="Times New Roman"/>
+                <w:szCs w:val="26"/>
+                <w:lang w:val="vi-VN"/>
+              </w:rPr>
+              <w:t xml:space="preserve"> </w:t>
+            </w:r>
+            <w:r>
+              <w:rPr>
+                <w:rFonts w:eastAsia="Times New Roman" w:cs="Times New Roman"/>
+                <w:szCs w:val="26"/>
+              </w:rPr>
+              <w:t xml:space="preserve">Trong thư mục </w:t>
+            </w:r>
+            <w:r>
+              <w:rPr>
+                <w:rFonts w:eastAsia="Calibri" w:cs="Times New Roman"/>
+                <w:noProof/>
+                <w:szCs w:val="26"/>
+              </w:rPr>
+              <w:t>AI/TestCase/</w:t>
+            </w:r>
+            <w:r>
+              <w:rPr>
+                <w:rFonts w:eastAsia="Calibri" w:cs="Times New Roman"/>
+                <w:noProof/>
+                <w:szCs w:val="26"/>
+              </w:rPr>
+              <w:t>scripts/SCR</w:t>
+            </w:r>
+            <w:r>
+              <w:rPr>
+                <w:rFonts w:eastAsia="Times New Roman" w:cs="Times New Roman"/>
+                <w:szCs w:val="26"/>
+              </w:rPr>
+              <w:t>, chọn</w:t>
+            </w:r>
+            <w:r>
+              <w:rPr>
+                <w:rFonts w:eastAsia="Times New Roman" w:cs="Times New Roman"/>
+                <w:szCs w:val="26"/>
+              </w:rPr>
+              <w:t xml:space="preserve"> file</w:t>
+            </w:r>
+            <w:r>
+              <w:rPr>
+                <w:rFonts w:eastAsia="Times New Roman" w:cs="Times New Roman"/>
+                <w:szCs w:val="26"/>
+              </w:rPr>
+              <w:t xml:space="preserve"> test </w:t>
+            </w:r>
+            <w:r>
+              <w:rPr>
+                <w:rFonts w:eastAsia="Times New Roman" w:cs="Times New Roman"/>
+                <w:szCs w:val="26"/>
+              </w:rPr>
+              <w:t>script</w:t>
+            </w:r>
+            <w:r>
+              <w:rPr>
+                <w:rFonts w:eastAsia="Times New Roman" w:cs="Times New Roman"/>
+                <w:szCs w:val="26"/>
+              </w:rPr>
+              <w:t xml:space="preserve"> cần xoá và thực hiện xoá file</w:t>
+            </w:r>
+          </w:p>
+        </w:tc>
+      </w:tr>
+      <w:tr>
+        <w:tc>
+          <w:tcPr>
+            <w:tcW w:w="8784" w:type="dxa"/>
+          </w:tcPr>
+          <w:p>
+            <w:pPr>
+              <w:spacing w:before="80" w:after="200" w:line="276" w:lineRule="auto"/>
+              <w:ind w:left="137" w:right="144" w:firstLine="0"/>
+              <w:rPr>
+                <w:rFonts w:eastAsia="Times New Roman" w:cs="Times New Roman"/>
+                <w:szCs w:val="26"/>
+              </w:rPr>
+            </w:pPr>
+            <w:r>
+              <w:rPr>
+                <w:rFonts w:eastAsia="Times New Roman" w:cs="Times New Roman"/>
+                <w:color w:val="808080"/>
+                <w:szCs w:val="26"/>
+              </w:rPr>
+              <w:t>2</w:t>
+            </w:r>
+            <w:r>
+              <w:rPr>
+                <w:rFonts w:eastAsia="Times New Roman" w:cs="Times New Roman"/>
+                <w:color w:val="808080"/>
+                <w:szCs w:val="26"/>
+                <w:lang w:val="vi-VN"/>
+              </w:rPr>
+              <w:t>. </w:t>
+            </w:r>
+            <w:r>
+              <w:rPr>
+                <w:rFonts w:eastAsia="Times New Roman" w:cs="Times New Roman"/>
+                <w:color w:val="CA6400"/>
+                <w:szCs w:val="26"/>
+                <w:lang w:val="vi-VN"/>
+              </w:rPr>
+              <w:t>SYSTEM </w:t>
+            </w:r>
+            <w:r>
+              <w:rPr>
+                <w:rFonts w:eastAsia="Times New Roman" w:cs="Times New Roman"/>
+                <w:szCs w:val="26"/>
+                <w:lang w:val="vi-VN"/>
+              </w:rPr>
+              <w:t>Thông báo và yêu cầu xác nhận xóa.</w:t>
+            </w:r>
+          </w:p>
+        </w:tc>
+      </w:tr>
+      <w:tr>
+        <w:tc>
+          <w:tcPr>
+            <w:tcW w:w="8784" w:type="dxa"/>
+          </w:tcPr>
+          <w:p>
+            <w:pPr>
+              <w:spacing w:before="80" w:after="200" w:line="276" w:lineRule="auto"/>
+              <w:ind w:left="137" w:right="144" w:firstLine="0"/>
+              <w:rPr>
+                <w:rFonts w:eastAsia="Times New Roman" w:cs="Times New Roman"/>
+                <w:szCs w:val="26"/>
+                <w:lang w:val="vi-VN"/>
+              </w:rPr>
+            </w:pPr>
+            <w:r>
+              <w:rPr>
+                <w:rFonts w:eastAsia="Times New Roman" w:cs="Times New Roman"/>
+                <w:color w:val="808080"/>
+                <w:szCs w:val="26"/>
+              </w:rPr>
+              <w:t>3</w:t>
+            </w:r>
+            <w:r>
+              <w:rPr>
+                <w:rFonts w:eastAsia="Times New Roman" w:cs="Times New Roman"/>
+                <w:color w:val="848284"/>
+                <w:szCs w:val="26"/>
+                <w:lang w:val="vi-VN"/>
+              </w:rPr>
+              <w:t>. </w:t>
+            </w:r>
+            <w:r>
+              <w:rPr>
+                <w:rFonts w:eastAsia="Times New Roman" w:cs="Times New Roman"/>
+                <w:szCs w:val="26"/>
+              </w:rPr>
+              <w:t>TESTER Xác</w:t>
+            </w:r>
+            <w:r>
+              <w:rPr>
+                <w:rFonts w:eastAsia="Times New Roman" w:cs="Times New Roman"/>
+                <w:szCs w:val="26"/>
+                <w:lang w:val="vi-VN"/>
+              </w:rPr>
+              <w:t xml:space="preserve"> nhận xóa.</w:t>
+            </w:r>
+          </w:p>
+          <w:p>
+            <w:pPr>
+              <w:spacing w:before="80" w:after="200" w:line="276" w:lineRule="auto"/>
+              <w:ind w:left="137" w:right="144" w:firstLine="0"/>
+              <w:rPr>
+                <w:rFonts w:eastAsia="Times New Roman" w:cs="Times New Roman"/>
+                <w:szCs w:val="26"/>
+              </w:rPr>
+            </w:pPr>
+            <w:r>
+              <w:rPr>
+                <w:rFonts w:eastAsia="Times New Roman" w:cs="Times New Roman"/>
+                <w:color w:val="808080"/>
+                <w:szCs w:val="26"/>
+              </w:rPr>
+              <w:t>4</w:t>
+            </w:r>
+            <w:r>
+              <w:rPr>
+                <w:rFonts w:eastAsia="Times New Roman" w:cs="Times New Roman"/>
+                <w:color w:val="808080"/>
+                <w:szCs w:val="26"/>
+                <w:lang w:val="vi-VN"/>
+              </w:rPr>
+              <w:t>. </w:t>
+            </w:r>
+            <w:r>
+              <w:rPr>
+                <w:rFonts w:eastAsia="Times New Roman" w:cs="Times New Roman"/>
+                <w:color w:val="CA6400"/>
+                <w:szCs w:val="26"/>
+                <w:lang w:val="vi-VN"/>
+              </w:rPr>
+              <w:t>SYSTEM </w:t>
+            </w:r>
+            <w:r>
+              <w:rPr>
+                <w:rFonts w:eastAsia="Times New Roman" w:cs="Times New Roman"/>
+                <w:szCs w:val="26"/>
+              </w:rPr>
+              <w:t>File t</w:t>
+            </w:r>
+            <w:r>
+              <w:rPr>
+                <w:rFonts w:eastAsia="Times New Roman" w:cs="Times New Roman"/>
+                <w:szCs w:val="26"/>
+              </w:rPr>
+              <w:t xml:space="preserve">est </w:t>
+            </w:r>
+            <w:r>
+              <w:rPr>
+                <w:rFonts w:eastAsia="Times New Roman" w:cs="Times New Roman"/>
+                <w:szCs w:val="26"/>
+              </w:rPr>
+              <w:t>script</w:t>
+            </w:r>
+            <w:r>
+              <w:rPr>
+                <w:rFonts w:eastAsia="Times New Roman" w:cs="Times New Roman"/>
+                <w:szCs w:val="26"/>
+              </w:rPr>
+              <w:t xml:space="preserve"> đã chọn bị xoá khỏi hệ thống</w:t>
+            </w:r>
+          </w:p>
+          <w:p>
+            <w:pPr>
+              <w:spacing w:before="80" w:after="200" w:line="276" w:lineRule="auto"/>
+              <w:ind w:left="137" w:right="144" w:firstLine="0"/>
+              <w:rPr>
+                <w:rFonts w:eastAsia="Times New Roman" w:cs="Times New Roman"/>
+                <w:szCs w:val="26"/>
+                <w:lang w:val="vi-VN"/>
+              </w:rPr>
+            </w:pPr>
+            <w:r>
+              <w:rPr>
+                <w:rFonts w:eastAsia="Times New Roman" w:cs="Times New Roman"/>
+                <w:szCs w:val="26"/>
+                <w:lang w:val="vi-VN"/>
+              </w:rPr>
+              <w:t>Extenstion:</w:t>
+            </w:r>
+          </w:p>
+          <w:p>
+            <w:pPr>
+              <w:spacing w:before="80" w:after="200" w:line="276" w:lineRule="auto"/>
+              <w:ind w:left="137" w:right="144" w:firstLine="0"/>
+              <w:rPr>
+                <w:rFonts w:eastAsia="Times New Roman" w:cs="Times New Roman"/>
+                <w:szCs w:val="26"/>
+              </w:rPr>
+            </w:pPr>
+            <w:r>
+              <w:rPr>
+                <w:rFonts w:eastAsia="Times New Roman" w:cs="Times New Roman"/>
+                <w:szCs w:val="26"/>
+              </w:rPr>
+              <w:t> </w:t>
+            </w:r>
+            <w:r>
+              <w:rPr>
+                <w:rFonts w:eastAsia="Times New Roman" w:cs="Times New Roman"/>
+                <w:color w:val="848284"/>
+                <w:szCs w:val="26"/>
+              </w:rPr>
+              <w:t>2.a. </w:t>
+            </w:r>
+            <w:r>
+              <w:rPr>
+                <w:rFonts w:eastAsia="Times New Roman" w:cs="Times New Roman"/>
+                <w:szCs w:val="26"/>
+                <w:lang w:val="vi-VN"/>
+              </w:rPr>
+              <w:t xml:space="preserve">Xóa nhầm </w:t>
+            </w:r>
+            <w:r>
+              <w:rPr>
+                <w:rFonts w:eastAsia="Times New Roman" w:cs="Times New Roman"/>
+                <w:szCs w:val="26"/>
+              </w:rPr>
+              <w:t xml:space="preserve">file test </w:t>
+            </w:r>
+            <w:r>
+              <w:rPr>
+                <w:rFonts w:eastAsia="Times New Roman" w:cs="Times New Roman"/>
+                <w:szCs w:val="26"/>
+              </w:rPr>
+              <w:t>script</w:t>
+            </w:r>
+          </w:p>
+          <w:p>
+            <w:pPr>
+              <w:spacing w:before="80" w:after="200" w:line="276" w:lineRule="auto"/>
+              <w:ind w:left="572" w:right="144" w:firstLine="0"/>
+              <w:rPr>
+                <w:rFonts w:eastAsia="Times New Roman" w:cs="Times New Roman"/>
+                <w:szCs w:val="26"/>
+                <w:lang w:val="vi-VN"/>
+              </w:rPr>
+            </w:pPr>
+            <w:r>
+              <w:rPr>
+                <w:rFonts w:eastAsia="Times New Roman" w:cs="Times New Roman"/>
+                <w:szCs w:val="26"/>
+              </w:rPr>
+              <w:t> </w:t>
+            </w:r>
+            <w:r>
+              <w:rPr>
+                <w:rFonts w:eastAsia="Times New Roman" w:cs="Times New Roman"/>
+                <w:color w:val="848284"/>
+                <w:szCs w:val="26"/>
+              </w:rPr>
+              <w:t>1. </w:t>
+            </w:r>
+            <w:r>
+              <w:rPr>
+                <w:rFonts w:eastAsia="Times New Roman" w:cs="Times New Roman"/>
+                <w:szCs w:val="26"/>
+              </w:rPr>
+              <w:t>TESTER</w:t>
+            </w:r>
+            <w:r>
+              <w:rPr>
+                <w:rFonts w:eastAsia="Times New Roman" w:cs="Times New Roman"/>
+                <w:color w:val="CA6400"/>
+                <w:szCs w:val="26"/>
+              </w:rPr>
+              <w:t> </w:t>
+            </w:r>
+            <w:r>
+              <w:rPr>
+                <w:rFonts w:eastAsia="Times New Roman" w:cs="Times New Roman"/>
+                <w:szCs w:val="26"/>
+                <w:lang w:val="vi-VN"/>
+              </w:rPr>
+              <w:t>Thực hiện thao tác undo.</w:t>
+            </w:r>
+          </w:p>
+          <w:p>
+            <w:pPr>
+              <w:spacing w:before="80" w:after="200" w:line="276" w:lineRule="auto"/>
+              <w:ind w:left="572" w:right="144" w:firstLine="0"/>
+              <w:rPr>
+                <w:rFonts w:eastAsia="Times New Roman" w:cs="Times New Roman"/>
+                <w:szCs w:val="26"/>
+              </w:rPr>
+            </w:pPr>
+            <w:r>
+              <w:rPr>
+                <w:rFonts w:eastAsia="Times New Roman" w:cs="Times New Roman"/>
+                <w:szCs w:val="26"/>
+              </w:rPr>
+              <w:t> </w:t>
+            </w:r>
+            <w:r>
+              <w:rPr>
+                <w:rFonts w:eastAsia="Times New Roman" w:cs="Times New Roman"/>
+                <w:color w:val="848284"/>
+                <w:szCs w:val="26"/>
+              </w:rPr>
+              <w:t>2. </w:t>
+            </w:r>
+            <w:r>
+              <w:rPr>
+                <w:rFonts w:eastAsia="Times New Roman" w:cs="Times New Roman"/>
+                <w:color w:val="CA6400"/>
+                <w:szCs w:val="26"/>
+              </w:rPr>
+              <w:t>SYSTEM </w:t>
+            </w:r>
+            <w:r>
+              <w:rPr>
+                <w:rFonts w:eastAsia="Times New Roman" w:cs="Times New Roman"/>
+                <w:szCs w:val="26"/>
+                <w:lang w:val="vi-VN"/>
+              </w:rPr>
+              <w:t xml:space="preserve">Khôi phục lại </w:t>
+            </w:r>
+            <w:r>
+              <w:rPr>
+                <w:rFonts w:eastAsia="Times New Roman" w:cs="Times New Roman"/>
+                <w:szCs w:val="26"/>
+              </w:rPr>
+              <w:t>file test case vừa xoá</w:t>
+            </w:r>
+          </w:p>
+        </w:tc>
+      </w:tr>
+    </w:tbl>
+    <w:p>
+      <w:pPr>
+        <w:ind w:firstLine="0"/>
+      </w:pPr>
+    </w:p>
+    <w:p>
+      <w:pPr>
+        <w:pStyle w:val="Mcln"/>
+      </w:pPr>
+      <w:r>
+        <w:t>Các yêu cầu phi chức năng</w:t>
+      </w:r>
+      <w:bookmarkEnd w:id="59"/>
+    </w:p>
+    <w:tbl>
+      <w:tblPr>
+        <w:tblW w:w="0" w:type="auto"/>
+        <w:tblInd w:w="108" w:type="dxa"/>
+        <w:tblBorders>
+          <w:top w:val="single" w:sz="4" w:space="0" w:color="auto"/>
+          <w:left w:val="single" w:sz="4" w:space="0" w:color="auto"/>
+          <w:bottom w:val="single" w:sz="4" w:space="0" w:color="auto"/>
+          <w:right w:val="single" w:sz="4" w:space="0" w:color="auto"/>
+          <w:insideH w:val="single" w:sz="4" w:space="0" w:color="auto"/>
+          <w:insideV w:val="single" w:sz="4" w:space="0" w:color="auto"/>
+        </w:tblBorders>
+        <w:tblLook w:val="04A0" w:firstRow="1" w:lastRow="0" w:firstColumn="1" w:lastColumn="0" w:noHBand="0" w:noVBand="1"/>
+      </w:tblPr>
+      <w:tblGrid>
+        <w:gridCol w:w="851"/>
+        <w:gridCol w:w="2835"/>
+        <w:gridCol w:w="5103"/>
+      </w:tblGrid>
+      <w:tr>
+        <w:trPr>
+          <w:tblHeader/>
+        </w:trPr>
+        <w:tc>
+          <w:tcPr>
+            <w:tcW w:w="851" w:type="dxa"/>
+            <w:shd w:val="clear" w:color="auto" w:fill="B8CCE4" w:themeFill="accent1" w:themeFillTint="66"/>
+          </w:tcPr>
+          <w:p>
+            <w:pPr>
+              <w:ind w:firstLine="0"/>
+              <w:jc w:val="center"/>
+              <w:rPr>
+                <w:rFonts w:eastAsia="Calibri" w:cs="Times New Roman"/>
+                <w:b/>
+                <w:lang w:val="vi-VN"/>
+              </w:rPr>
+            </w:pPr>
+            <w:r>
+              <w:rPr>
+                <w:rFonts w:eastAsia="Calibri" w:cs="Times New Roman"/>
+                <w:b/>
+                <w:lang w:val="vi-VN"/>
+              </w:rPr>
+              <w:t>STT</w:t>
+            </w:r>
+          </w:p>
+        </w:tc>
+        <w:tc>
+          <w:tcPr>
+            <w:tcW w:w="2835" w:type="dxa"/>
+            <w:shd w:val="clear" w:color="auto" w:fill="B8CCE4" w:themeFill="accent1" w:themeFillTint="66"/>
+          </w:tcPr>
+          <w:p>
+            <w:pPr>
+              <w:ind w:firstLine="0"/>
+              <w:jc w:val="center"/>
+              <w:rPr>
+                <w:rFonts w:eastAsia="Calibri" w:cs="Times New Roman"/>
+                <w:b/>
+                <w:lang w:val="vi-VN"/>
+              </w:rPr>
+            </w:pPr>
+            <w:r>
+              <w:rPr>
+                <w:rFonts w:eastAsia="Calibri" w:cs="Times New Roman"/>
+                <w:b/>
+                <w:lang w:val="vi-VN"/>
+              </w:rPr>
+              <w:t>Yêu cầu</w:t>
+            </w:r>
+          </w:p>
+        </w:tc>
+        <w:tc>
+          <w:tcPr>
+            <w:tcW w:w="5103" w:type="dxa"/>
+            <w:shd w:val="clear" w:color="auto" w:fill="B8CCE4" w:themeFill="accent1" w:themeFillTint="66"/>
+          </w:tcPr>
+          <w:p>
+            <w:pPr>
+              <w:ind w:firstLine="0"/>
+              <w:jc w:val="center"/>
+              <w:rPr>
+                <w:rFonts w:eastAsia="Calibri" w:cs="Times New Roman"/>
+                <w:b/>
+                <w:lang w:val="vi-VN"/>
+              </w:rPr>
+            </w:pPr>
+            <w:r>
+              <w:rPr>
+                <w:rFonts w:eastAsia="Calibri" w:cs="Times New Roman"/>
+                <w:b/>
+                <w:lang w:val="vi-VN"/>
+              </w:rPr>
+              <w:t>Mô tả</w:t>
+            </w:r>
+          </w:p>
+        </w:tc>
+      </w:tr>
+      <w:tr>
+        <w:tc>
+          <w:tcPr>
+            <w:tcW w:w="851" w:type="dxa"/>
+          </w:tcPr>
+          <w:p>
+            <w:pPr>
+              <w:ind w:firstLine="0"/>
+              <w:jc w:val="center"/>
+              <w:rPr>
+                <w:rFonts w:eastAsia="Calibri" w:cs="Times New Roman"/>
+              </w:rPr>
+            </w:pPr>
+            <w:r>
+              <w:rPr>
+                <w:rFonts w:eastAsia="Calibri" w:cs="Times New Roman"/>
+              </w:rPr>
+              <w:t>1</w:t>
+            </w:r>
+          </w:p>
+        </w:tc>
+        <w:tc>
+          <w:tcPr>
+            <w:tcW w:w="2835" w:type="dxa"/>
+          </w:tcPr>
+          <w:p>
+            <w:pPr>
+              <w:ind w:firstLine="0"/>
+              <w:rPr>
+                <w:rFonts w:eastAsia="Calibri" w:cs="Times New Roman"/>
+                <w:lang w:val="vi-VN"/>
+              </w:rPr>
+            </w:pPr>
+            <w:r>
+              <w:rPr>
+                <w:rFonts w:eastAsia="Calibri" w:cs="Times New Roman"/>
+                <w:lang w:val="vi-VN"/>
+              </w:rPr>
+              <w:t>Tính mở rộng</w:t>
+            </w:r>
+          </w:p>
+        </w:tc>
+        <w:tc>
+          <w:tcPr>
+            <w:tcW w:w="5103" w:type="dxa"/>
+          </w:tcPr>
+          <w:p>
+            <w:pPr>
+              <w:ind w:firstLine="0"/>
+              <w:rPr>
+                <w:rFonts w:eastAsia="Calibri" w:cs="Times New Roman"/>
+                <w:lang w:val="vi-VN"/>
+              </w:rPr>
+            </w:pPr>
+            <w:r>
+              <w:rPr>
+                <w:rFonts w:eastAsia="Calibri" w:cs="Times New Roman"/>
+                <w:lang w:val="vi-VN"/>
+              </w:rPr>
+              <w:t>Cấu trúc framework cần hỗ trợ dễ dàng thêm test case hoặc các thành phần khác mà không ảnh hưởng đến cấu trúc đã xây dựng.</w:t>
+            </w:r>
+          </w:p>
+        </w:tc>
+      </w:tr>
+      <w:tr>
+        <w:tc>
+          <w:tcPr>
+            <w:tcW w:w="851" w:type="dxa"/>
+          </w:tcPr>
+          <w:p>
+            <w:pPr>
+              <w:ind w:firstLine="0"/>
+              <w:jc w:val="center"/>
+              <w:rPr>
+                <w:rFonts w:eastAsia="Calibri" w:cs="Times New Roman"/>
+              </w:rPr>
+            </w:pPr>
+            <w:r>
+              <w:rPr>
+                <w:rFonts w:eastAsia="Calibri" w:cs="Times New Roman"/>
+              </w:rPr>
+              <w:t>2</w:t>
+            </w:r>
+          </w:p>
+        </w:tc>
+        <w:tc>
+          <w:tcPr>
+            <w:tcW w:w="2835" w:type="dxa"/>
+          </w:tcPr>
+          <w:p>
+            <w:pPr>
+              <w:ind w:firstLine="0"/>
+              <w:rPr>
+                <w:rFonts w:eastAsia="Calibri" w:cs="Times New Roman"/>
+                <w:lang w:val="vi-VN"/>
+              </w:rPr>
+            </w:pPr>
+            <w:r>
+              <w:rPr>
+                <w:rFonts w:eastAsia="Calibri" w:cs="Times New Roman"/>
+                <w:lang w:val="vi-VN"/>
+              </w:rPr>
+              <w:t>Tính bảo trì</w:t>
+            </w:r>
+          </w:p>
+        </w:tc>
+        <w:tc>
+          <w:tcPr>
+            <w:tcW w:w="5103" w:type="dxa"/>
+          </w:tcPr>
+          <w:p>
+            <w:pPr>
+              <w:ind w:firstLine="0"/>
+              <w:rPr>
+                <w:rFonts w:eastAsia="Calibri" w:cs="Times New Roman"/>
+                <w:lang w:val="vi-VN"/>
+              </w:rPr>
+            </w:pPr>
+            <w:r>
+              <w:rPr>
+                <w:rFonts w:eastAsia="Calibri" w:cs="Times New Roman"/>
+                <w:lang w:val="vi-VN"/>
+              </w:rPr>
+              <w:t>Framework cần tổ chức theo cấu trúc rõ ràng và dễ bảo trì.</w:t>
+            </w:r>
+          </w:p>
+          <w:p>
+            <w:pPr>
+              <w:ind w:firstLine="0"/>
+              <w:rPr>
+                <w:rFonts w:eastAsia="Calibri" w:cs="Times New Roman"/>
+              </w:rPr>
+            </w:pPr>
+            <w:r>
+              <w:rPr>
+                <w:rFonts w:eastAsia="Calibri" w:cs="Times New Roman"/>
+                <w:lang w:val="vi-VN"/>
+              </w:rPr>
+              <w:t xml:space="preserve">Mỗi test case phải được viết theo theo nguyên tắc </w:t>
+            </w:r>
+            <w:r>
+              <w:rPr>
+                <w:rFonts w:eastAsia="Calibri" w:cs="Times New Roman"/>
+              </w:rPr>
+              <w:t>hybrid – driven để tách biệt rõ ràng giữa keyword và data, đảm bảo tính logic</w:t>
+            </w:r>
+          </w:p>
+        </w:tc>
+      </w:tr>
+      <w:tr>
+        <w:tc>
+          <w:tcPr>
+            <w:tcW w:w="851" w:type="dxa"/>
+          </w:tcPr>
+          <w:p>
+            <w:pPr>
+              <w:ind w:firstLine="0"/>
+              <w:jc w:val="center"/>
+              <w:rPr>
+                <w:rFonts w:eastAsia="Calibri" w:cs="Times New Roman"/>
+              </w:rPr>
+            </w:pPr>
+            <w:r>
+              <w:rPr>
+                <w:rFonts w:eastAsia="Calibri" w:cs="Times New Roman"/>
+              </w:rPr>
+              <w:t>3</w:t>
+            </w:r>
+          </w:p>
+        </w:tc>
+        <w:tc>
+          <w:tcPr>
+            <w:tcW w:w="2835" w:type="dxa"/>
+          </w:tcPr>
+          <w:p>
+            <w:pPr>
+              <w:ind w:firstLine="0"/>
+              <w:rPr>
+                <w:rFonts w:eastAsia="Calibri" w:cs="Times New Roman"/>
+                <w:lang w:val="vi-VN"/>
+              </w:rPr>
+            </w:pPr>
+            <w:r>
+              <w:rPr>
+                <w:rFonts w:eastAsia="Calibri" w:cs="Times New Roman"/>
+                <w:lang w:val="vi-VN"/>
+              </w:rPr>
+              <w:t>Khả năng tái sử dụng</w:t>
+            </w:r>
+          </w:p>
+        </w:tc>
+        <w:tc>
+          <w:tcPr>
+            <w:tcW w:w="5103" w:type="dxa"/>
+          </w:tcPr>
+          <w:p>
+            <w:pPr>
+              <w:ind w:firstLine="0"/>
+              <w:rPr>
+                <w:rFonts w:eastAsia="Calibri" w:cs="Times New Roman"/>
+                <w:lang w:val="vi-VN"/>
+              </w:rPr>
+            </w:pPr>
+            <w:r>
+              <w:rPr>
+                <w:rFonts w:eastAsia="Calibri" w:cs="Times New Roman"/>
+                <w:lang w:val="vi-VN"/>
+              </w:rPr>
+              <w:t xml:space="preserve">Có thể sử dụng các </w:t>
+            </w:r>
+            <w:r>
+              <w:rPr>
+                <w:rFonts w:eastAsia="Calibri" w:cs="Times New Roman"/>
+              </w:rPr>
+              <w:t>locator</w:t>
+            </w:r>
+            <w:r>
+              <w:rPr>
+                <w:rFonts w:eastAsia="Calibri" w:cs="Times New Roman"/>
+                <w:lang w:val="vi-VN"/>
+              </w:rPr>
+              <w:t xml:space="preserve"> nhiều lần cho nhiều test case.</w:t>
+            </w:r>
+          </w:p>
+          <w:p>
+            <w:pPr>
+              <w:ind w:firstLine="0"/>
+              <w:rPr>
+                <w:rFonts w:eastAsia="Calibri" w:cs="Times New Roman"/>
+                <w:lang w:val="vi-VN"/>
+              </w:rPr>
+            </w:pPr>
+            <w:r>
+              <w:rPr>
+                <w:rFonts w:eastAsia="Calibri" w:cs="Times New Roman"/>
+                <w:lang w:val="vi-VN"/>
+              </w:rPr>
+              <w:t>Các template test có thể tái sử dụng với các bộ dữ liệu khác nhau.</w:t>
+            </w:r>
+          </w:p>
+        </w:tc>
+      </w:tr>
+      <w:tr>
+        <w:tc>
+          <w:tcPr>
+            <w:tcW w:w="851" w:type="dxa"/>
+          </w:tcPr>
+          <w:p>
+            <w:pPr>
+              <w:ind w:firstLine="0"/>
+              <w:jc w:val="center"/>
+              <w:rPr>
+                <w:rFonts w:eastAsia="Calibri" w:cs="Times New Roman"/>
+              </w:rPr>
+            </w:pPr>
+            <w:r>
+              <w:rPr>
+                <w:rFonts w:eastAsia="Calibri" w:cs="Times New Roman"/>
+              </w:rPr>
+              <w:t>4</w:t>
+            </w:r>
+          </w:p>
+        </w:tc>
+        <w:tc>
+          <w:tcPr>
+            <w:tcW w:w="2835" w:type="dxa"/>
+          </w:tcPr>
+          <w:p>
+            <w:pPr>
+              <w:ind w:firstLine="0"/>
+              <w:rPr>
+                <w:rFonts w:eastAsia="Calibri" w:cs="Times New Roman"/>
+                <w:lang w:val="vi-VN"/>
+              </w:rPr>
+            </w:pPr>
+            <w:r>
+              <w:rPr>
+                <w:rFonts w:eastAsia="Calibri" w:cs="Times New Roman"/>
+                <w:lang w:val="vi-VN"/>
+              </w:rPr>
+              <w:t>Khả năng báo cáo</w:t>
+            </w:r>
+          </w:p>
+        </w:tc>
+        <w:tc>
+          <w:tcPr>
+            <w:tcW w:w="5103" w:type="dxa"/>
+          </w:tcPr>
+          <w:p>
+            <w:pPr>
+              <w:keepNext/>
+              <w:ind w:firstLine="0"/>
+              <w:rPr>
+                <w:rFonts w:eastAsia="Calibri" w:cs="Times New Roman"/>
+                <w:lang w:val="vi-VN"/>
+              </w:rPr>
+            </w:pPr>
+            <w:r>
+              <w:rPr>
+                <w:rFonts w:eastAsia="Calibri" w:cs="Times New Roman"/>
+                <w:lang w:val="vi-VN"/>
+              </w:rPr>
+              <w:t xml:space="preserve">Báo cáo được sinh ra từ kết quả kiểm thử cần </w:t>
+            </w:r>
+            <w:r>
+              <w:rPr>
+                <w:rFonts w:eastAsia="Calibri" w:cs="Times New Roman"/>
+                <w:lang w:val="vi-VN"/>
+              </w:rPr>
+              <w:lastRenderedPageBreak/>
+              <w:t xml:space="preserve">phải ở các định dạng </w:t>
+            </w:r>
+            <w:r>
+              <w:rPr>
+                <w:rFonts w:eastAsia="Calibri" w:cs="Times New Roman"/>
+              </w:rPr>
+              <w:t>HTML</w:t>
+            </w:r>
+            <w:r>
+              <w:rPr>
+                <w:rFonts w:eastAsia="Calibri" w:cs="Times New Roman"/>
+                <w:lang w:val="vi-VN"/>
+              </w:rPr>
+              <w:t>.</w:t>
+            </w:r>
+          </w:p>
+          <w:p>
+            <w:pPr>
+              <w:keepNext/>
+              <w:ind w:firstLine="0"/>
+              <w:rPr>
+                <w:rFonts w:eastAsia="Calibri" w:cs="Times New Roman"/>
+                <w:lang w:val="vi-VN"/>
+              </w:rPr>
+            </w:pPr>
+            <w:r>
+              <w:rPr>
+                <w:rFonts w:eastAsia="Calibri" w:cs="Times New Roman"/>
+                <w:lang w:val="vi-VN"/>
+              </w:rPr>
+              <w:t>Báo cáo phải được trình bày logic, hợp lí và dễ quan sát.</w:t>
+            </w:r>
+          </w:p>
+        </w:tc>
+      </w:tr>
+    </w:tbl>
+    <w:p>
+      <w:pPr>
+        <w:pStyle w:val="Nidung"/>
+        <w:ind w:firstLine="0"/>
+      </w:pPr>
+    </w:p>
+    <w:p>
+      <w:pPr>
         <w:pStyle w:val="Heading1"/>
         <w:jc w:val="center"/>
       </w:pPr>
-      <w:bookmarkStart w:id="51" w:name="_Toc226039681"/>
+      <w:bookmarkStart w:id="60" w:name="_Toc226039681"/>
       <w:r>
         <w:lastRenderedPageBreak/>
         <w:t>TRIỂN KHAI KIỂM THỬ TỰ ĐỘNG</w:t>
-      </w:r>
-      <w:bookmarkEnd w:id="51"/>
-    </w:p>
-    <w:p>
-      <w:pPr>
-        <w:pStyle w:val="Mcln"/>
-      </w:pPr>
-      <w:bookmarkStart w:id="52" w:name="_Toc226039682"/>
-      <w:r>
-        <w:t>Thiết kế các yêu cầu kiểm thử</w:t>
-      </w:r>
-      <w:bookmarkEnd w:id="52"/>
-    </w:p>
-    <w:p>
-      <w:pPr>
-        <w:pStyle w:val="Nidung"/>
-      </w:pPr>
-      <w:r>
-        <w:t>&lt;Phần này trình bày thiết kế các yêu cầu kiểm thử sử dụng mindmap hoặc các mẫu tài liệu để liệt kê các trường hợp kiểm thử &gt;</w:t>
-      </w:r>
-    </w:p>
-    <w:p>
-      <w:pPr>
-        <w:pStyle w:val="Mcln"/>
-      </w:pPr>
-      <w:bookmarkStart w:id="53" w:name="_Toc226039683"/>
-      <w:r>
-        <w:t>Xây dựng ca kiểm thử</w:t>
-      </w:r>
-      <w:bookmarkEnd w:id="53"/>
-    </w:p>
-    <w:p>
-      <w:pPr>
-        <w:pStyle w:val="Nidung"/>
-      </w:pPr>
-      <w:r>
-        <w:t>&lt;Phần này trình bày các bước thực hiện cho từng trường hợp kiểm thử phần mềm &gt;</w:t>
-      </w:r>
-    </w:p>
-    <w:p>
-      <w:pPr>
-        <w:pStyle w:val="Mcln"/>
-      </w:pPr>
-      <w:bookmarkStart w:id="54" w:name="_Toc226039684"/>
-      <w:r>
-        <w:t>Xây dựng dữ liệu kiểm thử</w:t>
-      </w:r>
-      <w:bookmarkEnd w:id="54"/>
-    </w:p>
-    <w:p>
-      <w:pPr>
-        <w:pStyle w:val="Nidung"/>
-      </w:pPr>
-      <w:r>
-        <w:t>&lt;Phần này trình bày dữ liệu/ bộ dữ liệu sử dụng cho các trường hợp kiểm thử được đưa ra ở trên &gt;</w:t>
-      </w:r>
-    </w:p>
-    <w:p>
-      <w:pPr>
-        <w:pStyle w:val="Mcln"/>
-      </w:pPr>
-      <w:bookmarkStart w:id="55" w:name="_Toc226039685"/>
-      <w:r>
-        <w:t>Xây dựng kịch bản kiểm thử (Test scripts) / Phương pháp xây dựng Framework</w:t>
-      </w:r>
-      <w:bookmarkEnd w:id="55"/>
-    </w:p>
-    <w:p>
-      <w:pPr>
-        <w:pStyle w:val="Nidung"/>
-      </w:pPr>
-      <w:r>
-        <w:t>&lt; - Đối với các đề tài sử dụng công cụ thực thi kiểm thử tự động: Trình bày các vấn đề cần chuẩn bị phục vụ cho việc thực thi kịch bản kiểm thử và minh họa mã lệnh testscript quan trọng.</w:t>
-      </w:r>
-    </w:p>
-    <w:p>
-      <w:pPr>
-        <w:pStyle w:val="Nidung"/>
-      </w:pPr>
-      <w:r>
-        <w:t>-</w:t>
-      </w:r>
-      <w:r>
-        <w:tab/>
-        <w:t xml:space="preserve"> Đối với các đề tài xây dựng framework/ công cụ kiểm thử tự động: Trình bày các bước xây dựng framework/ công cụ và minh họa bằng mã chương trình.&gt;</w:t>
-      </w:r>
-    </w:p>
-    <w:p>
-      <w:pPr>
-        <w:pStyle w:val="Mcln"/>
-      </w:pPr>
-      <w:bookmarkStart w:id="56" w:name="_Toc226039686"/>
-      <w:r>
-        <w:t>Thực thi và báo cáo kiểm thử</w:t>
-      </w:r>
-      <w:bookmarkEnd w:id="56"/>
-    </w:p>
-    <w:p>
-      <w:pPr>
-        <w:pStyle w:val="Nidung"/>
-      </w:pPr>
-      <w:r>
-        <w:t>&lt; Phần này trình bày kết quả thực thi kiểm thử tự động và báo cáo kết quả kiểm thử chương trình &gt;</w:t>
-      </w:r>
-    </w:p>
-    <w:p>
-      <w:pPr>
-        <w:pStyle w:val="Nidung"/>
-        <w:ind w:firstLine="0"/>
-      </w:pPr>
-    </w:p>
-    <w:p>
-      <w:pPr>
-        <w:pStyle w:val="Nidung"/>
-        <w:ind w:firstLine="0"/>
-      </w:pPr>
-    </w:p>
-    <w:p>
-      <w:pPr>
-        <w:pStyle w:val="Heading1"/>
-        <w:jc w:val="center"/>
-      </w:pPr>
-      <w:bookmarkStart w:id="57" w:name="_Toc226039687"/>
-      <w:r>
-        <w:lastRenderedPageBreak/>
-        <w:t>KẾT LUẬN</w:t>
-      </w:r>
-      <w:r>
-        <w:t xml:space="preserve"> VÀ HƯỚNG PHÁT TRIỂN</w:t>
-      </w:r>
-      <w:bookmarkEnd w:id="57"/>
-    </w:p>
-    <w:p>
-      <w:pPr>
-        <w:pStyle w:val="Mcln"/>
-      </w:pPr>
-      <w:bookmarkStart w:id="58" w:name="_Toc226039688"/>
-      <w:r>
-        <w:t>K</w:t>
-      </w:r>
-      <w:r>
-        <w:t>ết quả đạt được</w:t>
-      </w:r>
-      <w:bookmarkEnd w:id="58"/>
-    </w:p>
-    <w:p>
-      <w:pPr>
-        <w:pStyle w:val="Nidung"/>
-      </w:pPr>
-      <w:r>
-        <w:t>Sau thời gian nghiên cứu và phát triển, tác giả đã hoàn thành cơ bản các mục tiêu ban đầu đề ra của đề tài. Nhóm đã thực hiện nghiên cứu và đề ra giải pháp thiết kế web trên nền tảng Công nghệ .NET bao gồm giải pháp về thiết kế cơ sở dữ liệu, tổ chức dữ liệu trên Host, giải pháp tùy biến giao diện trang web bằng các APIs do tác giả lập trình.</w:t>
-      </w:r>
-    </w:p>
-    <w:p>
-      <w:pPr>
-        <w:pStyle w:val="Nidung"/>
-      </w:pPr>
-      <w:r>
-        <w:t>T</w:t>
-      </w:r>
-      <w:r>
-        <w:t>ác giả đã xây dựng được một hệ thống SEVN Framework bước đầu cho phép quản trị viên cấu hình, tạo trang web tin tức nhanh chóng. Quản trị viên có thể thay đổi vị trí các vùng hiển thị dữ liệu và các nhóm điều khiển bằng cách kéo thả dễ dàng. Hơn nữa, việc thêm hay, xóa một vùng trình bày dữ liệu trên website trở nên đơn giản. Ngoài ra, còn có thêm tiện ích giúp các quản trị viên am hiểu sâu về web có thể tùy biến Style của trang web.</w:t>
-      </w:r>
-    </w:p>
-    <w:p>
-      <w:pPr>
-        <w:pStyle w:val="Nidung"/>
-      </w:pPr>
-      <w:r>
-        <w:t>Hệ thống SEVN Framework được thiết kế với tính tùy biến cao gồm 3 Skin chính, 14 Modules vớ</w:t>
-      </w:r>
-      <w:r>
-        <w:t>i trên 100 Controls do</w:t>
-      </w:r>
-      <w:r>
-        <w:t xml:space="preserve"> tác giả tạo ra. Hệ thống được thiết kế có tính mở, có thể tiếp tục cập nhật các module một cách dễ dàng thông qua các gói Control và Module được thiết kế theo chuẩn của SEVN Framework.</w:t>
-      </w:r>
-    </w:p>
-    <w:p>
-      <w:pPr>
-        <w:pStyle w:val="Nidung"/>
-      </w:pPr>
-      <w:r>
-        <w:t>Cùng với việc đưa gia các giải pháp trên trang chủ tin tức, nhóm đề tài còn xây dựng được hệ quản trị nội dung với giao diện chuyên nghiệp, dễ sử dụng và hỗ trợ thêm trong việc tùy chỉnh cấu hình giao diện trang chủ tin tức.</w:t>
-      </w:r>
-    </w:p>
-    <w:p>
-      <w:pPr>
-        <w:pStyle w:val="Nidung"/>
-      </w:pPr>
-      <w:r>
-        <w:t>Sau khi xây dựng xong hệ thống SEVN Framework, nhóm đề tài đã tiến hành thử nghiệm xây dựng thành công hai webiste tin tức cho hai đơn vị là: Khoa Sư Phạm Kỹ Thuật và Khoa Ngoại Ngữ - Trường Đại Học Sư Phạm Kỹ Thuật Hưng Yên. Bước đầu hai Website được thực nghiệm trên Internet đáp ứng được yêu cầu của hai đơn vị đặt hàng.</w:t>
-      </w:r>
-    </w:p>
-    <w:p>
-      <w:pPr>
-        <w:pStyle w:val="Mcln"/>
-      </w:pPr>
-      <w:bookmarkStart w:id="59" w:name="_Toc226039689"/>
-      <w:r>
-        <w:lastRenderedPageBreak/>
-        <w:t>Hạn chế của đ</w:t>
-      </w:r>
-      <w:r>
-        <w:t>ồ án</w:t>
-      </w:r>
-      <w:bookmarkEnd w:id="59"/>
-    </w:p>
-    <w:p>
-      <w:pPr>
-        <w:pStyle w:val="Nidung"/>
-      </w:pPr>
-      <w:r>
-        <w:t xml:space="preserve">Hệ thống SEVN Framework mới dừng lại ở giải các module cơ bản của hệ thống tin tức, chưa có nhiều module tiện ích cho người dùng như: Thống kê lượt truy cập theo tháng, </w:t>
-      </w:r>
-      <w:r>
-        <w:t>thăm dò ý kiến, hỏi đáp,…</w:t>
-      </w:r>
-    </w:p>
-    <w:p>
-      <w:pPr>
-        <w:pStyle w:val="Nidung"/>
-      </w:pPr>
-      <w:r>
-        <w:t xml:space="preserve">Hệ thống chưa có các trợ giúp ngữ cảnh cho người dùng cấu hình tạo mới website. </w:t>
-      </w:r>
-    </w:p>
-    <w:p>
-      <w:pPr>
-        <w:pStyle w:val="Mcln"/>
-      </w:pPr>
-      <w:bookmarkStart w:id="60" w:name="_Toc226039690"/>
-      <w:r>
-        <w:t>Hướng phát triển của đ</w:t>
-      </w:r>
-      <w:r>
-        <w:t>ồ án</w:t>
       </w:r>
       <w:bookmarkEnd w:id="60"/>
     </w:p>
     <w:p>
-      <w:r>
-        <w:t>Trong thời gian nghiên cứu và thực hiện đề tài, tác giả đã vạch ra được hướng phát triển tiếp theo của đề tài như sau:</w:t>
-      </w:r>
+      <w:pPr>
+        <w:pStyle w:val="Mcln"/>
+      </w:pPr>
+      <w:bookmarkStart w:id="61" w:name="_Toc226039682"/>
+      <w:r>
+        <w:t>Thiết kế các yêu cầu kiểm thử</w:t>
+      </w:r>
+      <w:bookmarkEnd w:id="61"/>
     </w:p>
     <w:p>
       <w:pPr>
-        <w:pStyle w:val="nh"/>
-      </w:pPr>
-      <w:r>
-        <w:t>Xây dựng thêm các Control làm phong phú trên việc tùy biến giao diện của website.</w:t>
+        <w:pStyle w:val="Nidung"/>
+      </w:pPr>
+      <w:r>
+        <w:t>&lt;Phần này trình bày thiết kế các yêu cầu kiểm thử sử dụng mindmap hoặc các mẫu tài liệu để liệt kê các trường hợp kiểm thử &gt;</w:t>
       </w:r>
     </w:p>
     <w:p>
       <w:pPr>
-        <w:pStyle w:val="nh"/>
-      </w:pPr>
-      <w:r>
-        <w:t>Bổ sung các Module hỗ trợ cho các website giới thiệu sản phẩm và thương mại điện tử.</w:t>
-      </w:r>
+        <w:pStyle w:val="Mcln"/>
+      </w:pPr>
+      <w:bookmarkStart w:id="62" w:name="_Toc226039683"/>
+      <w:r>
+        <w:t>Xây dựng ca kiểm thử</w:t>
+      </w:r>
+      <w:bookmarkEnd w:id="62"/>
     </w:p>
     <w:p>
       <w:pPr>
-        <w:pStyle w:val="nh"/>
-      </w:pPr>
-      <w:r>
-        <w:t>Nghiên cứu và triển khai đề tài theo hướng xây dựng Portal và SubPortal tích hợp.</w:t>
+        <w:pStyle w:val="Nidung"/>
+      </w:pPr>
+      <w:r>
+        <w:t>&lt;Phần này trình bày các bước thực hiện cho từng trường hợp kiểm thử phần mềm &gt;</w:t>
       </w:r>
     </w:p>
     <w:p>
       <w:pPr>
+        <w:pStyle w:val="Mcln"/>
+      </w:pPr>
+      <w:bookmarkStart w:id="63" w:name="_Toc226039684"/>
+      <w:r>
+        <w:t>Xây dựng dữ liệu kiểm thử</w:t>
+      </w:r>
+      <w:bookmarkEnd w:id="63"/>
+    </w:p>
+    <w:p>
+      <w:pPr>
+        <w:pStyle w:val="Nidung"/>
+      </w:pPr>
+      <w:r>
+        <w:t>&lt;Phần này trình bày dữ liệu/ bộ dữ liệu sử dụng cho các trường hợp kiểm thử được đưa ra ở trên &gt;</w:t>
+      </w:r>
+    </w:p>
+    <w:p>
+      <w:pPr>
+        <w:pStyle w:val="Mcln"/>
+      </w:pPr>
+      <w:bookmarkStart w:id="64" w:name="_Toc226039685"/>
+      <w:r>
+        <w:t>Xây dựng kịch bản kiểm thử (Test scripts) / Phương pháp xây dựng Framework</w:t>
+      </w:r>
+      <w:bookmarkEnd w:id="64"/>
+    </w:p>
+    <w:p>
+      <w:pPr>
+        <w:pStyle w:val="Nidung"/>
+      </w:pPr>
+      <w:r>
+        <w:t>&lt; - Đối với các đề tài sử dụng công cụ thực thi kiểm thử tự động: Trình bày các vấn đề cần chuẩn bị phục vụ cho việc thực thi kịch bản kiểm thử và minh họa mã lệnh testscript quan trọng.</w:t>
+      </w:r>
+    </w:p>
+    <w:p>
+      <w:pPr>
+        <w:pStyle w:val="Nidung"/>
+      </w:pPr>
+      <w:r>
+        <w:t>-</w:t>
+      </w:r>
+      <w:r>
+        <w:tab/>
+        <w:t xml:space="preserve"> Đối với các đề tài xây dựng framework/ công cụ kiểm thử tự động: Trình bày các bước xây dựng framework/ công cụ và minh họa bằng mã chương trình.&gt;</w:t>
+      </w:r>
+    </w:p>
+    <w:p>
+      <w:pPr>
+        <w:pStyle w:val="Mcln"/>
+      </w:pPr>
+      <w:bookmarkStart w:id="65" w:name="_Toc226039686"/>
+      <w:r>
+        <w:t>Thực thi và báo cáo kiểm thử</w:t>
+      </w:r>
+      <w:bookmarkEnd w:id="65"/>
+    </w:p>
+    <w:p>
+      <w:pPr>
+        <w:pStyle w:val="Nidung"/>
+      </w:pPr>
+      <w:r>
+        <w:t>&lt; Phần này trình bày kết quả thực thi kiểm thử tự động và báo cáo kết quả kiểm thử chương trình &gt;</w:t>
+      </w:r>
+    </w:p>
+    <w:p>
+      <w:pPr>
+        <w:pStyle w:val="Nidung"/>
+        <w:ind w:firstLine="0"/>
+      </w:pPr>
+    </w:p>
+    <w:p>
+      <w:pPr>
+        <w:pStyle w:val="Nidung"/>
+        <w:ind w:firstLine="0"/>
+      </w:pPr>
+    </w:p>
+    <w:p>
+      <w:pPr>
+        <w:pStyle w:val="Heading1"/>
+        <w:jc w:val="center"/>
+      </w:pPr>
+      <w:bookmarkStart w:id="66" w:name="_Toc226039687"/>
+      <w:r>
+        <w:lastRenderedPageBreak/>
+        <w:t>KẾT LUẬN</w:t>
+      </w:r>
+      <w:r>
+        <w:t xml:space="preserve"> VÀ HƯỚNG PHÁT TRIỂN</w:t>
+      </w:r>
+      <w:bookmarkEnd w:id="66"/>
+    </w:p>
+    <w:p>
+      <w:pPr>
+        <w:pStyle w:val="Mcln"/>
+      </w:pPr>
+      <w:bookmarkStart w:id="67" w:name="_Toc226039688"/>
+      <w:r>
+        <w:t>K</w:t>
+      </w:r>
+      <w:r>
+        <w:t>ết quả đạt được</w:t>
+      </w:r>
+      <w:bookmarkEnd w:id="67"/>
+    </w:p>
+    <w:p>
+      <w:pPr>
+        <w:pStyle w:val="Nidung"/>
+      </w:pPr>
+      <w:r>
+        <w:t>Sau thời gian nghiên cứu và phát triển, tác giả đã hoàn thành cơ bản các mục tiêu ban đầu đề ra của đề tài. Nhóm đã thực hiện nghiên cứu và đề ra giải pháp thiết kế web trên nền tảng Công nghệ .NET bao gồm giải pháp về thiết kế cơ sở dữ liệu, tổ chức dữ liệu trên Host, giải pháp tùy biến giao diện trang web bằng các APIs do tác giả lập trình.</w:t>
+      </w:r>
+    </w:p>
+    <w:p>
+      <w:pPr>
+        <w:pStyle w:val="Nidung"/>
+      </w:pPr>
+      <w:r>
+        <w:t>T</w:t>
+      </w:r>
+      <w:r>
+        <w:t>ác giả đã xây dựng được một hệ thống SEVN Framework bước đầu cho phép quản trị viên cấu hình, tạo trang web tin tức nhanh chóng. Quản trị viên có thể thay đổi vị trí các vùng hiển thị dữ liệu và các nhóm điều khiển bằng cách kéo thả dễ dàng. Hơn nữa, việc thêm hay, xóa một vùng trình bày dữ liệu trên website trở nên đơn giản. Ngoài ra, còn có thêm tiện ích giúp các quản trị viên am hiểu sâu về web có thể tùy biến Style của trang web.</w:t>
+      </w:r>
+    </w:p>
+    <w:p>
+      <w:pPr>
+        <w:pStyle w:val="Nidung"/>
+      </w:pPr>
+      <w:r>
+        <w:t>Hệ thống SEVN Framework được thiết kế với tính tùy biến cao gồm 3 Skin chính, 14 Modules vớ</w:t>
+      </w:r>
+      <w:r>
+        <w:t>i trên 100 Controls do</w:t>
+      </w:r>
+      <w:r>
+        <w:t xml:space="preserve"> tác giả tạo ra. Hệ thống được thiết kế có tính mở, có thể tiếp tục cập nhật các module một cách dễ dàng thông qua các gói Control và Module được thiết kế theo chuẩn của SEVN Framework.</w:t>
+      </w:r>
+    </w:p>
+    <w:p>
+      <w:pPr>
+        <w:pStyle w:val="Nidung"/>
+      </w:pPr>
+      <w:r>
+        <w:t>Cùng với việc đưa gia các giải pháp trên trang chủ tin tức, nhóm đề tài còn xây dựng được hệ quản trị nội dung với giao diện chuyên nghiệp, dễ sử dụng và hỗ trợ thêm trong việc tùy chỉnh cấu hình giao diện trang chủ tin tức.</w:t>
+      </w:r>
+    </w:p>
+    <w:p>
+      <w:pPr>
+        <w:pStyle w:val="Nidung"/>
+      </w:pPr>
+      <w:r>
+        <w:t>Sau khi xây dựng xong hệ thống SEVN Framework, nhóm đề tài đã tiến hành thử nghiệm xây dựng thành công hai webiste tin tức cho hai đơn vị là: Khoa Sư Phạm Kỹ Thuật và Khoa Ngoại Ngữ - Trường Đại Học Sư Phạm Kỹ Thuật Hưng Yên. Bước đầu hai Website được thực nghiệm trên Internet đáp ứng được yêu cầu của hai đơn vị đặt hàng.</w:t>
+      </w:r>
+    </w:p>
+    <w:p>
+      <w:pPr>
+        <w:pStyle w:val="Mcln"/>
+      </w:pPr>
+      <w:bookmarkStart w:id="68" w:name="_Toc226039689"/>
+      <w:r>
+        <w:lastRenderedPageBreak/>
+        <w:t>Hạn chế của đ</w:t>
+      </w:r>
+      <w:r>
+        <w:t>ồ án</w:t>
+      </w:r>
+      <w:bookmarkEnd w:id="68"/>
+    </w:p>
+    <w:p>
+      <w:pPr>
+        <w:pStyle w:val="Nidung"/>
+      </w:pPr>
+      <w:r>
+        <w:t xml:space="preserve">Hệ thống SEVN Framework mới dừng lại ở giải các module cơ bản của hệ thống tin tức, chưa có nhiều module tiện ích cho người dùng như: Thống kê lượt truy cập theo tháng, </w:t>
+      </w:r>
+      <w:r>
+        <w:t xml:space="preserve">thăm dò ý kiến, hỏi </w:t>
+      </w:r>
+      <w:proofErr w:type="gramStart"/>
+      <w:r>
+        <w:t>đáp,…</w:t>
+      </w:r>
+      <w:proofErr w:type="gramEnd"/>
+    </w:p>
+    <w:p>
+      <w:pPr>
+        <w:pStyle w:val="Nidung"/>
+      </w:pPr>
+      <w:r>
+        <w:t xml:space="preserve">Hệ thống chưa có các trợ giúp ngữ cảnh cho người dùng cấu hình tạo mới website. </w:t>
+      </w:r>
+    </w:p>
+    <w:p>
+      <w:pPr>
+        <w:pStyle w:val="Mcln"/>
+      </w:pPr>
+      <w:bookmarkStart w:id="69" w:name="_Toc226039690"/>
+      <w:r>
+        <w:t>Hướng phát triển của đ</w:t>
+      </w:r>
+      <w:r>
+        <w:t>ồ án</w:t>
+      </w:r>
+      <w:bookmarkEnd w:id="69"/>
+    </w:p>
+    <w:p>
+      <w:r>
+        <w:t>Trong thời gian nghiên cứu và thực hiện đề tài, tác giả đã vạch ra được hướng phát triển tiếp theo của đề tài như sau:</w:t>
+      </w:r>
+    </w:p>
+    <w:p>
+      <w:pPr>
+        <w:pStyle w:val="nh"/>
+      </w:pPr>
+      <w:r>
+        <w:t>Xây dựng thêm các Control làm phong phú trên việc tùy biến giao diện của website.</w:t>
+      </w:r>
+    </w:p>
+    <w:p>
+      <w:pPr>
+        <w:pStyle w:val="nh"/>
+      </w:pPr>
+      <w:r>
+        <w:t>Bổ sung các Module hỗ trợ cho các website giới thiệu sản phẩm và thương mại điện tử.</w:t>
+      </w:r>
+    </w:p>
+    <w:p>
+      <w:pPr>
+        <w:pStyle w:val="nh"/>
+      </w:pPr>
+      <w:r>
+        <w:t>Nghiên cứu và triển khai đề tài theo hướng xây dựng Portal và SubPortal tích hợp.</w:t>
+      </w:r>
+    </w:p>
+    <w:p>
+      <w:pPr>
         <w:pStyle w:val="Tiu"/>
       </w:pPr>
-      <w:bookmarkStart w:id="61" w:name="_Toc226039691"/>
+      <w:bookmarkStart w:id="70" w:name="_Toc226039691"/>
       <w:r>
         <w:lastRenderedPageBreak/>
         <w:t>TÀI LIỆU THAM KHẢO</w:t>
       </w:r>
-      <w:bookmarkEnd w:id="61"/>
+      <w:bookmarkEnd w:id="70"/>
     </w:p>
     <w:p>
       <w:pPr>
@@ -27808,12 +36216,12 @@
       <w:pPr>
         <w:pStyle w:val="Tiu"/>
       </w:pPr>
-      <w:bookmarkStart w:id="62" w:name="_Toc226039692"/>
+      <w:bookmarkStart w:id="71" w:name="_Toc226039692"/>
       <w:r>
         <w:lastRenderedPageBreak/>
         <w:t>PHỤ LỤC</w:t>
       </w:r>
-      <w:bookmarkEnd w:id="62"/>
+      <w:bookmarkEnd w:id="71"/>
     </w:p>
     <w:p>
       <w:pPr>
@@ -28038,7 +36446,7 @@
         </mc:Choice>
         <mc:Fallback>
           <w:pict>
-            <v:line w14:anchorId="1F397A5C" id="Straight Connector 1" o:spid="_x0000_s1026" style="position:absolute;z-index:251691008;visibility:visible;mso-wrap-style:square;mso-width-percent:0;mso-wrap-distance-left:9pt;mso-wrap-distance-top:0;mso-wrap-distance-right:9pt;mso-wrap-distance-bottom:0;mso-position-horizontal:absolute;mso-position-horizontal-relative:text;mso-position-vertical:absolute;mso-position-vertical-relative:text;mso-width-percent:0;mso-width-relative:margin" from="-3.1pt,18.35pt" to="437.9pt,18.35pt" o:gfxdata="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" strokecolor="black [3040]"/>
+            <v:line w14:anchorId="25E4039A" id="Straight Connector 1" o:spid="_x0000_s1026" style="position:absolute;z-index:251691008;visibility:visible;mso-wrap-style:square;mso-width-percent:0;mso-wrap-distance-left:9pt;mso-wrap-distance-top:0;mso-wrap-distance-right:9pt;mso-wrap-distance-bottom:0;mso-position-horizontal:absolute;mso-position-horizontal-relative:text;mso-position-vertical:absolute;mso-position-vertical-relative:text;mso-width-percent:0;mso-width-relative:margin" from="-3.1pt,18.35pt" to="437.9pt,18.35pt" o:gfxdata="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" strokecolor="black [3040]"/>
           </w:pict>
         </mc:Fallback>
       </mc:AlternateContent>
@@ -35977,7 +44385,7 @@
   </w:latentStyles>
   <w:style w:type="paragraph" w:default="1" w:styleId="Normal">
     <w:name w:val="Normal"/>
-    <w:rsid w:val="002609A9"/>
+    <w:rsid w:val="00354FB2"/>
     <w:pPr>
       <w:spacing w:before="120" w:after="0" w:line="360" w:lineRule="auto"/>
       <w:ind w:firstLine="567"/>
@@ -36064,7 +44472,6 @@
   <w:style w:type="character" w:default="1" w:styleId="DefaultParagraphFont">
     <w:name w:val="Default Paragraph Font"/>
     <w:uiPriority w:val="1"/>
-    <w:semiHidden/>
     <w:unhideWhenUsed/>
   </w:style>
   <w:style w:type="table" w:default="1" w:styleId="TableNormal">
